--- a/EvaluationOutput/Combined_RFDETR_Study_Report_20260729-123927/RFDETR_Combined_Study_Results.docx
+++ b/EvaluationOutput/Combined_RFDETR_Study_Report_20260729-123927/RFDETR_Combined_Study_Results.docx
@@ -6,8 +6,14 @@
       <w:pPr>
         <w:pStyle w:val="Title"/>
         <w:jc w:val="center"/>
+        <w:rPr>
+          <w:lang w:val="en-US"/>
+        </w:rPr>
       </w:pPr>
       <w:r>
+        <w:rPr>
+          <w:lang w:val="en-US"/>
+        </w:rPr>
         <w:t>End-to-End Evaluation of RF-DETR-Based</w:t>
       </w:r>
     </w:p>
@@ -15,8 +21,14 @@
       <w:pPr>
         <w:pStyle w:val="Title"/>
         <w:jc w:val="center"/>
+        <w:rPr>
+          <w:lang w:val="en-US"/>
+        </w:rPr>
       </w:pPr>
       <w:r>
+        <w:rPr>
+          <w:lang w:val="en-US"/>
+        </w:rPr>
         <w:t>Microscopy Specimen Quality Assessment</w:t>
       </w:r>
     </w:p>
@@ -24,8 +36,14 @@
       <w:pPr>
         <w:pStyle w:val="Subtitle"/>
         <w:jc w:val="center"/>
+        <w:rPr>
+          <w:lang w:val="en-US"/>
+        </w:rPr>
       </w:pPr>
       <w:r>
+        <w:rPr>
+          <w:lang w:val="en-US"/>
+        </w:rPr>
         <w:t>Object detection • independent threshold calibration • final expert-referenced downstream evaluation</w:t>
       </w:r>
     </w:p>
@@ -33,8 +51,21 @@
       <w:pPr>
         <w:jc w:val="center"/>
       </w:pPr>
-      <w:r>
-        <w:t>Generated 29 July 2026</w:t>
+      <w:proofErr w:type="spellStart"/>
+      <w:r>
+        <w:t>Generated</w:t>
+      </w:r>
+      <w:proofErr w:type="spellEnd"/>
+      <w:r>
+        <w:t xml:space="preserve"> 29 </w:t>
+      </w:r>
+      <w:proofErr w:type="spellStart"/>
+      <w:r>
+        <w:t>July</w:t>
+      </w:r>
+      <w:proofErr w:type="spellEnd"/>
+      <w:r>
+        <w:t xml:space="preserve"> 2026</w:t>
       </w:r>
     </w:p>
     <w:p/>
@@ -88,14 +119,34 @@
                 <w:sz w:val="18"/>
               </w:rPr>
             </w:pPr>
+            <w:proofErr w:type="spellStart"/>
             <w:r>
               <w:rPr>
                 <w:b/>
                 <w:color w:val="FFFFFF"/>
                 <w:sz w:val="18"/>
               </w:rPr>
-              <w:t>Locked value</w:t>
-            </w:r>
+              <w:t>Locked</w:t>
+            </w:r>
+            <w:proofErr w:type="spellEnd"/>
+            <w:r>
+              <w:rPr>
+                <w:b/>
+                <w:color w:val="FFFFFF"/>
+                <w:sz w:val="18"/>
+              </w:rPr>
+              <w:t xml:space="preserve"> </w:t>
+            </w:r>
+            <w:proofErr w:type="spellStart"/>
+            <w:r>
+              <w:rPr>
+                <w:b/>
+                <w:color w:val="FFFFFF"/>
+                <w:sz w:val="18"/>
+              </w:rPr>
+              <w:t>value</w:t>
+            </w:r>
+            <w:proofErr w:type="spellEnd"/>
           </w:p>
         </w:tc>
       </w:tr>
@@ -116,30 +167,34 @@
                 <w:sz w:val="18"/>
               </w:rPr>
             </w:pPr>
+            <w:proofErr w:type="spellStart"/>
             <w:r>
               <w:rPr>
                 <w:sz w:val="18"/>
               </w:rPr>
               <w:t>Detector</w:t>
             </w:r>
-          </w:p>
-        </w:tc>
-        <w:tc>
-          <w:tcPr>
-            <w:tcW w:w="0" w:type="auto"/>
-            <w:tcBorders>
-              <w:bottom w:val="single" w:sz="4" w:space="0" w:color="auto"/>
-            </w:tcBorders>
-          </w:tcPr>
-          <w:p>
-            <w:pPr>
-              <w:rPr>
-                <w:sz w:val="18"/>
-              </w:rPr>
-            </w:pPr>
-            <w:r>
-              <w:rPr>
-                <w:sz w:val="18"/>
+            <w:proofErr w:type="spellEnd"/>
+          </w:p>
+        </w:tc>
+        <w:tc>
+          <w:tcPr>
+            <w:tcW w:w="0" w:type="auto"/>
+            <w:tcBorders>
+              <w:bottom w:val="single" w:sz="4" w:space="0" w:color="auto"/>
+            </w:tcBorders>
+          </w:tcPr>
+          <w:p>
+            <w:pPr>
+              <w:rPr>
+                <w:sz w:val="18"/>
+                <w:lang w:val="en-US"/>
+              </w:rPr>
+            </w:pPr>
+            <w:r>
+              <w:rPr>
+                <w:sz w:val="18"/>
+                <w:lang w:val="en-US"/>
               </w:rPr>
               <w:t>RFDETR2XLarge, HPO configuration 009, EMA checkpoint</w:t>
             </w:r>
@@ -161,11 +216,19 @@
                 <w:sz w:val="18"/>
               </w:rPr>
             </w:pPr>
-            <w:r>
-              <w:rPr>
-                <w:sz w:val="18"/>
-              </w:rPr>
-              <w:t>Internal model resolution</w:t>
+            <w:proofErr w:type="spellStart"/>
+            <w:r>
+              <w:rPr>
+                <w:sz w:val="18"/>
+              </w:rPr>
+              <w:t>Internal</w:t>
+            </w:r>
+            <w:proofErr w:type="spellEnd"/>
+            <w:r>
+              <w:rPr>
+                <w:sz w:val="18"/>
+              </w:rPr>
+              <w:t xml:space="preserve"> model resolution</w:t>
             </w:r>
           </w:p>
         </w:tc>
@@ -204,11 +267,13 @@
             <w:pPr>
               <w:rPr>
                 <w:sz w:val="18"/>
-              </w:rPr>
-            </w:pPr>
-            <w:r>
-              <w:rPr>
-                <w:sz w:val="18"/>
+                <w:lang w:val="en-US"/>
+              </w:rPr>
+            </w:pPr>
+            <w:r>
+              <w:rPr>
+                <w:sz w:val="18"/>
+                <w:lang w:val="en-US"/>
               </w:rPr>
               <w:t>SAHI full-FOV slice size</w:t>
             </w:r>
@@ -255,26 +320,84 @@
               <w:rPr>
                 <w:sz w:val="18"/>
               </w:rPr>
-              <w:t>Class confidence thresholds</w:t>
-            </w:r>
-          </w:p>
-        </w:tc>
-        <w:tc>
-          <w:tcPr>
-            <w:tcW w:w="0" w:type="auto"/>
-            <w:shd w:val="clear" w:color="auto" w:fill="EEF4FA"/>
-          </w:tcPr>
-          <w:p>
-            <w:pPr>
-              <w:rPr>
-                <w:sz w:val="18"/>
-              </w:rPr>
-            </w:pPr>
-            <w:r>
-              <w:rPr>
-                <w:sz w:val="18"/>
-              </w:rPr>
-              <w:t>Leucocyte=0.36; Squamous Epithelial Cell=0.35</w:t>
+              <w:t xml:space="preserve">Class </w:t>
+            </w:r>
+            <w:proofErr w:type="spellStart"/>
+            <w:r>
+              <w:rPr>
+                <w:sz w:val="18"/>
+              </w:rPr>
+              <w:t>confidence</w:t>
+            </w:r>
+            <w:proofErr w:type="spellEnd"/>
+            <w:r>
+              <w:rPr>
+                <w:sz w:val="18"/>
+              </w:rPr>
+              <w:t xml:space="preserve"> </w:t>
+            </w:r>
+            <w:proofErr w:type="spellStart"/>
+            <w:r>
+              <w:rPr>
+                <w:sz w:val="18"/>
+              </w:rPr>
+              <w:t>thresholds</w:t>
+            </w:r>
+            <w:proofErr w:type="spellEnd"/>
+          </w:p>
+        </w:tc>
+        <w:tc>
+          <w:tcPr>
+            <w:tcW w:w="0" w:type="auto"/>
+            <w:shd w:val="clear" w:color="auto" w:fill="EEF4FA"/>
+          </w:tcPr>
+          <w:p>
+            <w:pPr>
+              <w:rPr>
+                <w:sz w:val="18"/>
+              </w:rPr>
+            </w:pPr>
+            <w:proofErr w:type="spellStart"/>
+            <w:r>
+              <w:rPr>
+                <w:sz w:val="18"/>
+              </w:rPr>
+              <w:t>Leucocyte</w:t>
+            </w:r>
+            <w:proofErr w:type="spellEnd"/>
+            <w:r>
+              <w:rPr>
+                <w:sz w:val="18"/>
+              </w:rPr>
+              <w:t xml:space="preserve">=0.36; </w:t>
+            </w:r>
+            <w:proofErr w:type="spellStart"/>
+            <w:r>
+              <w:rPr>
+                <w:sz w:val="18"/>
+              </w:rPr>
+              <w:t>Squamous</w:t>
+            </w:r>
+            <w:proofErr w:type="spellEnd"/>
+            <w:r>
+              <w:rPr>
+                <w:sz w:val="18"/>
+              </w:rPr>
+              <w:t xml:space="preserve"> </w:t>
+            </w:r>
+            <w:proofErr w:type="spellStart"/>
+            <w:r>
+              <w:rPr>
+                <w:sz w:val="18"/>
+              </w:rPr>
+              <w:t>Epithelial</w:t>
+            </w:r>
+            <w:proofErr w:type="spellEnd"/>
+            <w:r>
+              <w:rPr>
+                <w:sz w:val="18"/>
+              </w:rPr>
+              <w:t xml:space="preserve"> Cell=0.35</w:t>
             </w:r>
           </w:p>
         </w:tc>
@@ -300,28 +423,56 @@
               <w:rPr>
                 <w:sz w:val="18"/>
               </w:rPr>
-              <w:t>Final downstream set</w:t>
-            </w:r>
-          </w:p>
-        </w:tc>
-        <w:tc>
-          <w:tcPr>
-            <w:tcW w:w="0" w:type="auto"/>
-            <w:tcBorders>
-              <w:bottom w:val="single" w:sz="4" w:space="0" w:color="auto"/>
-            </w:tcBorders>
-          </w:tcPr>
-          <w:p>
-            <w:pPr>
-              <w:rPr>
-                <w:sz w:val="18"/>
-              </w:rPr>
-            </w:pPr>
-            <w:r>
-              <w:rPr>
-                <w:sz w:val="18"/>
-              </w:rPr>
-              <w:t>98 FOVs from 34 samples</w:t>
+              <w:t xml:space="preserve">Final </w:t>
+            </w:r>
+            <w:proofErr w:type="spellStart"/>
+            <w:r>
+              <w:rPr>
+                <w:sz w:val="18"/>
+              </w:rPr>
+              <w:t>downstream</w:t>
+            </w:r>
+            <w:proofErr w:type="spellEnd"/>
+            <w:r>
+              <w:rPr>
+                <w:sz w:val="18"/>
+              </w:rPr>
+              <w:t xml:space="preserve"> set</w:t>
+            </w:r>
+          </w:p>
+        </w:tc>
+        <w:tc>
+          <w:tcPr>
+            <w:tcW w:w="0" w:type="auto"/>
+            <w:tcBorders>
+              <w:bottom w:val="single" w:sz="4" w:space="0" w:color="auto"/>
+            </w:tcBorders>
+          </w:tcPr>
+          <w:p>
+            <w:pPr>
+              <w:rPr>
+                <w:sz w:val="18"/>
+              </w:rPr>
+            </w:pPr>
+            <w:r>
+              <w:rPr>
+                <w:sz w:val="18"/>
+              </w:rPr>
+              <w:t xml:space="preserve">98 </w:t>
+            </w:r>
+            <w:proofErr w:type="spellStart"/>
+            <w:r>
+              <w:rPr>
+                <w:sz w:val="18"/>
+              </w:rPr>
+              <w:t>FOVs</w:t>
+            </w:r>
+            <w:proofErr w:type="spellEnd"/>
+            <w:r>
+              <w:rPr>
+                <w:sz w:val="18"/>
+              </w:rPr>
+              <w:t xml:space="preserve"> from 34 samples</w:t>
             </w:r>
           </w:p>
         </w:tc>
@@ -345,8 +496,16 @@
               <w:rPr>
                 <w:sz w:val="18"/>
               </w:rPr>
-              <w:t>Code provenance</w:t>
-            </w:r>
+              <w:t xml:space="preserve">Code </w:t>
+            </w:r>
+            <w:proofErr w:type="spellStart"/>
+            <w:r>
+              <w:rPr>
+                <w:sz w:val="18"/>
+              </w:rPr>
+              <w:t>provenance</w:t>
+            </w:r>
+            <w:proofErr w:type="spellEnd"/>
           </w:p>
         </w:tc>
         <w:tc>
@@ -379,13 +538,29 @@
         </w:rPr>
       </w:pPr>
       <w:bookmarkStart w:id="0" w:name="_Toc236221215"/>
+      <w:proofErr w:type="spellStart"/>
       <w:r>
         <w:rPr>
           <w:b w:val="0"/>
         </w:rPr>
-        <w:t>Headline outcomes</w:t>
+        <w:t>Headline</w:t>
+      </w:r>
+      <w:proofErr w:type="spellEnd"/>
+      <w:r>
+        <w:rPr>
+          <w:b w:val="0"/>
+        </w:rPr>
+        <w:t xml:space="preserve"> </w:t>
+      </w:r>
+      <w:proofErr w:type="spellStart"/>
+      <w:r>
+        <w:rPr>
+          <w:b w:val="0"/>
+        </w:rPr>
+        <w:t>outcomes</w:t>
       </w:r>
       <w:bookmarkEnd w:id="0"/>
+      <w:proofErr w:type="spellEnd"/>
     </w:p>
     <w:tbl>
       <w:tblPr>
@@ -437,14 +612,34 @@
                 <w:sz w:val="18"/>
               </w:rPr>
             </w:pPr>
+            <w:proofErr w:type="spellStart"/>
             <w:r>
               <w:rPr>
                 <w:b/>
                 <w:color w:val="FFFFFF"/>
                 <w:sz w:val="18"/>
               </w:rPr>
-              <w:t>Primary result</w:t>
-            </w:r>
+              <w:t>Primary</w:t>
+            </w:r>
+            <w:proofErr w:type="spellEnd"/>
+            <w:r>
+              <w:rPr>
+                <w:b/>
+                <w:color w:val="FFFFFF"/>
+                <w:sz w:val="18"/>
+              </w:rPr>
+              <w:t xml:space="preserve"> </w:t>
+            </w:r>
+            <w:proofErr w:type="spellStart"/>
+            <w:r>
+              <w:rPr>
+                <w:b/>
+                <w:color w:val="FFFFFF"/>
+                <w:sz w:val="18"/>
+              </w:rPr>
+              <w:t>result</w:t>
+            </w:r>
+            <w:proofErr w:type="spellEnd"/>
           </w:p>
         </w:tc>
       </w:tr>
@@ -469,8 +664,30 @@
               <w:rPr>
                 <w:sz w:val="18"/>
               </w:rPr>
-              <w:t>Held-out object detection</w:t>
-            </w:r>
+              <w:t xml:space="preserve">Held-out </w:t>
+            </w:r>
+            <w:proofErr w:type="spellStart"/>
+            <w:r>
+              <w:rPr>
+                <w:sz w:val="18"/>
+              </w:rPr>
+              <w:t>object</w:t>
+            </w:r>
+            <w:proofErr w:type="spellEnd"/>
+            <w:r>
+              <w:rPr>
+                <w:sz w:val="18"/>
+              </w:rPr>
+              <w:t xml:space="preserve"> </w:t>
+            </w:r>
+            <w:proofErr w:type="spellStart"/>
+            <w:r>
+              <w:rPr>
+                <w:sz w:val="18"/>
+              </w:rPr>
+              <w:t>detection</w:t>
+            </w:r>
+            <w:proofErr w:type="spellEnd"/>
           </w:p>
         </w:tc>
         <w:tc>
@@ -514,24 +731,34 @@
               <w:rPr>
                 <w:sz w:val="18"/>
               </w:rPr>
-              <w:t>Independent calibration</w:t>
-            </w:r>
-          </w:p>
-        </w:tc>
-        <w:tc>
-          <w:tcPr>
-            <w:tcW w:w="0" w:type="auto"/>
-            <w:shd w:val="clear" w:color="auto" w:fill="EEF4FA"/>
-          </w:tcPr>
-          <w:p>
-            <w:pPr>
-              <w:rPr>
-                <w:sz w:val="18"/>
-              </w:rPr>
-            </w:pPr>
-            <w:r>
-              <w:rPr>
-                <w:sz w:val="18"/>
+              <w:t xml:space="preserve">Independent </w:t>
+            </w:r>
+            <w:proofErr w:type="spellStart"/>
+            <w:r>
+              <w:rPr>
+                <w:sz w:val="18"/>
+              </w:rPr>
+              <w:t>calibration</w:t>
+            </w:r>
+            <w:proofErr w:type="spellEnd"/>
+          </w:p>
+        </w:tc>
+        <w:tc>
+          <w:tcPr>
+            <w:tcW w:w="0" w:type="auto"/>
+            <w:shd w:val="clear" w:color="auto" w:fill="EEF4FA"/>
+          </w:tcPr>
+          <w:p>
+            <w:pPr>
+              <w:rPr>
+                <w:sz w:val="18"/>
+                <w:lang w:val="en-US"/>
+              </w:rPr>
+            </w:pPr>
+            <w:r>
+              <w:rPr>
+                <w:sz w:val="18"/>
+                <w:lang w:val="en-US"/>
               </w:rPr>
               <w:t>Macro F1 0.9335 at Leucocyte=0.36 and Epithelial=0.35</w:t>
             </w:r>
@@ -556,23 +783,39 @@
               <w:rPr>
                 <w:sz w:val="18"/>
               </w:rPr>
-              <w:t>Final downstream task</w:t>
-            </w:r>
-          </w:p>
-        </w:tc>
-        <w:tc>
-          <w:tcPr>
-            <w:tcW w:w="0" w:type="auto"/>
-          </w:tcPr>
-          <w:p>
-            <w:pPr>
-              <w:rPr>
-                <w:sz w:val="18"/>
-              </w:rPr>
-            </w:pPr>
-            <w:r>
-              <w:rPr>
-                <w:sz w:val="18"/>
+              <w:t xml:space="preserve">Final </w:t>
+            </w:r>
+            <w:proofErr w:type="spellStart"/>
+            <w:r>
+              <w:rPr>
+                <w:sz w:val="18"/>
+              </w:rPr>
+              <w:t>downstream</w:t>
+            </w:r>
+            <w:proofErr w:type="spellEnd"/>
+            <w:r>
+              <w:rPr>
+                <w:sz w:val="18"/>
+              </w:rPr>
+              <w:t xml:space="preserve"> task</w:t>
+            </w:r>
+          </w:p>
+        </w:tc>
+        <w:tc>
+          <w:tcPr>
+            <w:tcW w:w="0" w:type="auto"/>
+          </w:tcPr>
+          <w:p>
+            <w:pPr>
+              <w:rPr>
+                <w:sz w:val="18"/>
+                <w:lang w:val="en-US"/>
+              </w:rPr>
+            </w:pPr>
+            <w:r>
+              <w:rPr>
+                <w:sz w:val="18"/>
+                <w:lang w:val="en-US"/>
               </w:rPr>
               <w:t>Accuracy 58.16%; balanced accuracy 57.11%; macro F1 0.5678</w:t>
             </w:r>
@@ -580,12 +823,24 @@
         </w:tc>
       </w:tr>
     </w:tbl>
-    <w:p/>
+    <w:p>
+      <w:pPr>
+        <w:rPr>
+          <w:lang w:val="en-US"/>
+        </w:rPr>
+      </w:pPr>
+    </w:p>
     <w:p>
       <w:pPr>
         <w:spacing w:after="160" w:line="278" w:lineRule="auto"/>
+        <w:rPr>
+          <w:lang w:val="en-US"/>
+        </w:rPr>
       </w:pPr>
       <w:r>
+        <w:rPr>
+          <w:lang w:val="en-US"/>
+        </w:rPr>
         <w:br w:type="page"/>
       </w:r>
     </w:p>
@@ -594,12 +849,14 @@
         <w:pStyle w:val="Heading1"/>
         <w:rPr>
           <w:b w:val="0"/>
+          <w:lang w:val="en-US"/>
         </w:rPr>
       </w:pPr>
       <w:bookmarkStart w:id="1" w:name="_Toc236221216"/>
       <w:r>
         <w:rPr>
           <w:b w:val="0"/>
+          <w:lang w:val="en-US"/>
         </w:rPr>
         <w:lastRenderedPageBreak/>
         <w:t>Contents</w:t>
@@ -616,13 +873,16 @@
           <w:rFonts w:asciiTheme="minorHAnsi" w:eastAsiaTheme="minorEastAsia" w:hAnsiTheme="minorHAnsi"/>
           <w:noProof/>
           <w:sz w:val="24"/>
-          <w:lang w:eastAsia="da-DK"/>
+          <w:lang w:val="en-US" w:eastAsia="da-DK"/>
         </w:rPr>
       </w:pPr>
       <w:r>
         <w:fldChar w:fldCharType="begin"/>
       </w:r>
       <w:r>
+        <w:rPr>
+          <w:lang w:val="en-US"/>
+        </w:rPr>
         <w:instrText xml:space="preserve"> TOC \o "1-3" </w:instrText>
       </w:r>
       <w:r>
@@ -631,12 +891,14 @@
       <w:r>
         <w:rPr>
           <w:noProof/>
+          <w:lang w:val="en-US"/>
         </w:rPr>
         <w:t>Headline outcomes</w:t>
       </w:r>
       <w:r>
         <w:rPr>
           <w:noProof/>
+          <w:lang w:val="en-US"/>
         </w:rPr>
         <w:tab/>
       </w:r>
@@ -649,6 +911,7 @@
       <w:r>
         <w:rPr>
           <w:noProof/>
+          <w:lang w:val="en-US"/>
         </w:rPr>
         <w:instrText xml:space="preserve"> PAGEREF _Toc236221215 \h </w:instrText>
       </w:r>
@@ -666,6 +929,7 @@
       <w:r>
         <w:rPr>
           <w:noProof/>
+          <w:lang w:val="en-US"/>
         </w:rPr>
         <w:t>1</w:t>
       </w:r>
@@ -686,18 +950,20 @@
           <w:rFonts w:asciiTheme="minorHAnsi" w:eastAsiaTheme="minorEastAsia" w:hAnsiTheme="minorHAnsi"/>
           <w:noProof/>
           <w:sz w:val="24"/>
-          <w:lang w:eastAsia="da-DK"/>
+          <w:lang w:val="en-US" w:eastAsia="da-DK"/>
         </w:rPr>
       </w:pPr>
       <w:r>
         <w:rPr>
           <w:noProof/>
+          <w:lang w:val="en-US"/>
         </w:rPr>
         <w:t>Contents</w:t>
       </w:r>
       <w:r>
         <w:rPr>
           <w:noProof/>
+          <w:lang w:val="en-US"/>
         </w:rPr>
         <w:tab/>
       </w:r>
@@ -710,6 +976,7 @@
       <w:r>
         <w:rPr>
           <w:noProof/>
+          <w:lang w:val="en-US"/>
         </w:rPr>
         <w:instrText xml:space="preserve"> PAGEREF _Toc236221216 \h </w:instrText>
       </w:r>
@@ -727,6 +994,7 @@
       <w:r>
         <w:rPr>
           <w:noProof/>
+          <w:lang w:val="en-US"/>
         </w:rPr>
         <w:t>2</w:t>
       </w:r>
@@ -747,18 +1015,20 @@
           <w:rFonts w:asciiTheme="minorHAnsi" w:eastAsiaTheme="minorEastAsia" w:hAnsiTheme="minorHAnsi"/>
           <w:noProof/>
           <w:sz w:val="24"/>
-          <w:lang w:eastAsia="da-DK"/>
+          <w:lang w:val="en-US" w:eastAsia="da-DK"/>
         </w:rPr>
       </w:pPr>
       <w:r>
         <w:rPr>
           <w:noProof/>
+          <w:lang w:val="en-US"/>
         </w:rPr>
         <w:t>1. Executive summary</w:t>
       </w:r>
       <w:r>
         <w:rPr>
           <w:noProof/>
+          <w:lang w:val="en-US"/>
         </w:rPr>
         <w:tab/>
       </w:r>
@@ -771,6 +1041,7 @@
       <w:r>
         <w:rPr>
           <w:noProof/>
+          <w:lang w:val="en-US"/>
         </w:rPr>
         <w:instrText xml:space="preserve"> PAGEREF _Toc236221217 \h </w:instrText>
       </w:r>
@@ -788,6 +1059,7 @@
       <w:r>
         <w:rPr>
           <w:noProof/>
+          <w:lang w:val="en-US"/>
         </w:rPr>
         <w:t>3</w:t>
       </w:r>
@@ -808,18 +1080,20 @@
           <w:rFonts w:asciiTheme="minorHAnsi" w:eastAsiaTheme="minorEastAsia" w:hAnsiTheme="minorHAnsi"/>
           <w:noProof/>
           <w:sz w:val="24"/>
-          <w:lang w:eastAsia="da-DK"/>
+          <w:lang w:val="en-US" w:eastAsia="da-DK"/>
         </w:rPr>
       </w:pPr>
       <w:r>
         <w:rPr>
           <w:noProof/>
+          <w:lang w:val="en-US"/>
         </w:rPr>
         <w:t>2. Evaluation design and data separation</w:t>
       </w:r>
       <w:r>
         <w:rPr>
           <w:noProof/>
+          <w:lang w:val="en-US"/>
         </w:rPr>
         <w:tab/>
       </w:r>
@@ -832,6 +1106,7 @@
       <w:r>
         <w:rPr>
           <w:noProof/>
+          <w:lang w:val="en-US"/>
         </w:rPr>
         <w:instrText xml:space="preserve"> PAGEREF _Toc236221218 \h </w:instrText>
       </w:r>
@@ -849,6 +1124,7 @@
       <w:r>
         <w:rPr>
           <w:noProof/>
+          <w:lang w:val="en-US"/>
         </w:rPr>
         <w:t>3</w:t>
       </w:r>
@@ -869,18 +1145,20 @@
           <w:rFonts w:asciiTheme="minorHAnsi" w:eastAsiaTheme="minorEastAsia" w:hAnsiTheme="minorHAnsi"/>
           <w:noProof/>
           <w:sz w:val="24"/>
-          <w:lang w:eastAsia="da-DK"/>
+          <w:lang w:val="en-US" w:eastAsia="da-DK"/>
         </w:rPr>
       </w:pPr>
       <w:r>
         <w:rPr>
           <w:noProof/>
+          <w:lang w:val="en-US"/>
         </w:rPr>
         <w:t>3. Final model and locked inference settings</w:t>
       </w:r>
       <w:r>
         <w:rPr>
           <w:noProof/>
+          <w:lang w:val="en-US"/>
         </w:rPr>
         <w:tab/>
       </w:r>
@@ -893,6 +1171,7 @@
       <w:r>
         <w:rPr>
           <w:noProof/>
+          <w:lang w:val="en-US"/>
         </w:rPr>
         <w:instrText xml:space="preserve"> PAGEREF _Toc236221219 \h </w:instrText>
       </w:r>
@@ -910,6 +1189,7 @@
       <w:r>
         <w:rPr>
           <w:noProof/>
+          <w:lang w:val="en-US"/>
         </w:rPr>
         <w:t>3</w:t>
       </w:r>
@@ -930,18 +1210,20 @@
           <w:rFonts w:asciiTheme="minorHAnsi" w:eastAsiaTheme="minorEastAsia" w:hAnsiTheme="minorHAnsi"/>
           <w:noProof/>
           <w:sz w:val="24"/>
-          <w:lang w:eastAsia="da-DK"/>
+          <w:lang w:val="en-US" w:eastAsia="da-DK"/>
         </w:rPr>
       </w:pPr>
       <w:r>
         <w:rPr>
           <w:noProof/>
+          <w:lang w:val="en-US"/>
         </w:rPr>
         <w:t>3.1 Model selection and training</w:t>
       </w:r>
       <w:r>
         <w:rPr>
           <w:noProof/>
+          <w:lang w:val="en-US"/>
         </w:rPr>
         <w:tab/>
       </w:r>
@@ -954,6 +1236,7 @@
       <w:r>
         <w:rPr>
           <w:noProof/>
+          <w:lang w:val="en-US"/>
         </w:rPr>
         <w:instrText xml:space="preserve"> PAGEREF _Toc236221220 \h </w:instrText>
       </w:r>
@@ -971,6 +1254,7 @@
       <w:r>
         <w:rPr>
           <w:noProof/>
+          <w:lang w:val="en-US"/>
         </w:rPr>
         <w:t>3</w:t>
       </w:r>
@@ -991,18 +1275,20 @@
           <w:rFonts w:asciiTheme="minorHAnsi" w:eastAsiaTheme="minorEastAsia" w:hAnsiTheme="minorHAnsi"/>
           <w:noProof/>
           <w:sz w:val="24"/>
-          <w:lang w:eastAsia="da-DK"/>
+          <w:lang w:val="en-US" w:eastAsia="da-DK"/>
         </w:rPr>
       </w:pPr>
       <w:r>
         <w:rPr>
           <w:noProof/>
+          <w:lang w:val="en-US"/>
         </w:rPr>
         <w:t>3.2 Locked downstream inference</w:t>
       </w:r>
       <w:r>
         <w:rPr>
           <w:noProof/>
+          <w:lang w:val="en-US"/>
         </w:rPr>
         <w:tab/>
       </w:r>
@@ -1015,6 +1301,7 @@
       <w:r>
         <w:rPr>
           <w:noProof/>
+          <w:lang w:val="en-US"/>
         </w:rPr>
         <w:instrText xml:space="preserve"> PAGEREF _Toc236221221 \h </w:instrText>
       </w:r>
@@ -1032,6 +1319,7 @@
       <w:r>
         <w:rPr>
           <w:noProof/>
+          <w:lang w:val="en-US"/>
         </w:rPr>
         <w:t>4</w:t>
       </w:r>
@@ -1052,18 +1340,20 @@
           <w:rFonts w:asciiTheme="minorHAnsi" w:eastAsiaTheme="minorEastAsia" w:hAnsiTheme="minorHAnsi"/>
           <w:noProof/>
           <w:sz w:val="24"/>
-          <w:lang w:eastAsia="da-DK"/>
+          <w:lang w:val="en-US" w:eastAsia="da-DK"/>
         </w:rPr>
       </w:pPr>
       <w:r>
         <w:rPr>
           <w:noProof/>
+          <w:lang w:val="en-US"/>
         </w:rPr>
         <w:t>3.3 Count-to-quality rule</w:t>
       </w:r>
       <w:r>
         <w:rPr>
           <w:noProof/>
+          <w:lang w:val="en-US"/>
         </w:rPr>
         <w:tab/>
       </w:r>
@@ -1076,6 +1366,7 @@
       <w:r>
         <w:rPr>
           <w:noProof/>
+          <w:lang w:val="en-US"/>
         </w:rPr>
         <w:instrText xml:space="preserve"> PAGEREF _Toc236221222 \h </w:instrText>
       </w:r>
@@ -1093,6 +1384,7 @@
       <w:r>
         <w:rPr>
           <w:noProof/>
+          <w:lang w:val="en-US"/>
         </w:rPr>
         <w:t>4</w:t>
       </w:r>
@@ -1113,18 +1405,20 @@
           <w:rFonts w:asciiTheme="minorHAnsi" w:eastAsiaTheme="minorEastAsia" w:hAnsiTheme="minorHAnsi"/>
           <w:noProof/>
           <w:sz w:val="24"/>
-          <w:lang w:eastAsia="da-DK"/>
+          <w:lang w:val="en-US" w:eastAsia="da-DK"/>
         </w:rPr>
       </w:pPr>
       <w:r>
         <w:rPr>
           <w:noProof/>
+          <w:lang w:val="en-US"/>
         </w:rPr>
         <w:t>4. Held-out object-detection evaluation</w:t>
       </w:r>
       <w:r>
         <w:rPr>
           <w:noProof/>
+          <w:lang w:val="en-US"/>
         </w:rPr>
         <w:tab/>
       </w:r>
@@ -1137,6 +1431,7 @@
       <w:r>
         <w:rPr>
           <w:noProof/>
+          <w:lang w:val="en-US"/>
         </w:rPr>
         <w:instrText xml:space="preserve"> PAGEREF _Toc236221223 \h </w:instrText>
       </w:r>
@@ -1154,6 +1449,7 @@
       <w:r>
         <w:rPr>
           <w:noProof/>
+          <w:lang w:val="en-US"/>
         </w:rPr>
         <w:t>4</w:t>
       </w:r>
@@ -1174,18 +1470,20 @@
           <w:rFonts w:asciiTheme="minorHAnsi" w:eastAsiaTheme="minorEastAsia" w:hAnsiTheme="minorHAnsi"/>
           <w:noProof/>
           <w:sz w:val="24"/>
-          <w:lang w:eastAsia="da-DK"/>
+          <w:lang w:val="en-US" w:eastAsia="da-DK"/>
         </w:rPr>
       </w:pPr>
       <w:r>
         <w:rPr>
           <w:noProof/>
+          <w:lang w:val="en-US"/>
         </w:rPr>
         <w:t>Per-class standard COCO metrics</w:t>
       </w:r>
       <w:r>
         <w:rPr>
           <w:noProof/>
+          <w:lang w:val="en-US"/>
         </w:rPr>
         <w:tab/>
       </w:r>
@@ -1198,6 +1496,7 @@
       <w:r>
         <w:rPr>
           <w:noProof/>
+          <w:lang w:val="en-US"/>
         </w:rPr>
         <w:instrText xml:space="preserve"> PAGEREF _Toc236221224 \h </w:instrText>
       </w:r>
@@ -1215,6 +1514,7 @@
       <w:r>
         <w:rPr>
           <w:noProof/>
+          <w:lang w:val="en-US"/>
         </w:rPr>
         <w:t>5</w:t>
       </w:r>
@@ -1235,18 +1535,20 @@
           <w:rFonts w:asciiTheme="minorHAnsi" w:eastAsiaTheme="minorEastAsia" w:hAnsiTheme="minorHAnsi"/>
           <w:noProof/>
           <w:sz w:val="24"/>
-          <w:lang w:eastAsia="da-DK"/>
+          <w:lang w:val="en-US" w:eastAsia="da-DK"/>
         </w:rPr>
       </w:pPr>
       <w:r>
         <w:rPr>
           <w:noProof/>
+          <w:lang w:val="en-US"/>
         </w:rPr>
         <w:t>Locked operating point at IoU=0.50</w:t>
       </w:r>
       <w:r>
         <w:rPr>
           <w:noProof/>
+          <w:lang w:val="en-US"/>
         </w:rPr>
         <w:tab/>
       </w:r>
@@ -1259,6 +1561,7 @@
       <w:r>
         <w:rPr>
           <w:noProof/>
+          <w:lang w:val="en-US"/>
         </w:rPr>
         <w:instrText xml:space="preserve"> PAGEREF _Toc236221225 \h </w:instrText>
       </w:r>
@@ -1276,6 +1579,7 @@
       <w:r>
         <w:rPr>
           <w:noProof/>
+          <w:lang w:val="en-US"/>
         </w:rPr>
         <w:t>5</w:t>
       </w:r>
@@ -1296,18 +1600,20 @@
           <w:rFonts w:asciiTheme="minorHAnsi" w:eastAsiaTheme="minorEastAsia" w:hAnsiTheme="minorHAnsi"/>
           <w:noProof/>
           <w:sz w:val="24"/>
-          <w:lang w:eastAsia="da-DK"/>
+          <w:lang w:val="en-US" w:eastAsia="da-DK"/>
         </w:rPr>
       </w:pPr>
       <w:r>
         <w:rPr>
           <w:noProof/>
+          <w:lang w:val="en-US"/>
         </w:rPr>
         <w:t>5. Independent confidence-threshold calibration</w:t>
       </w:r>
       <w:r>
         <w:rPr>
           <w:noProof/>
+          <w:lang w:val="en-US"/>
         </w:rPr>
         <w:tab/>
       </w:r>
@@ -1320,6 +1626,7 @@
       <w:r>
         <w:rPr>
           <w:noProof/>
+          <w:lang w:val="en-US"/>
         </w:rPr>
         <w:instrText xml:space="preserve"> PAGEREF _Toc236221226 \h </w:instrText>
       </w:r>
@@ -1337,6 +1644,7 @@
       <w:r>
         <w:rPr>
           <w:noProof/>
+          <w:lang w:val="en-US"/>
         </w:rPr>
         <w:t>7</w:t>
       </w:r>
@@ -1357,18 +1665,20 @@
           <w:rFonts w:asciiTheme="minorHAnsi" w:eastAsiaTheme="minorEastAsia" w:hAnsiTheme="minorHAnsi"/>
           <w:noProof/>
           <w:sz w:val="24"/>
-          <w:lang w:eastAsia="da-DK"/>
+          <w:lang w:val="en-US" w:eastAsia="da-DK"/>
         </w:rPr>
       </w:pPr>
       <w:r>
         <w:rPr>
           <w:noProof/>
+          <w:lang w:val="en-US"/>
         </w:rPr>
         <w:t>6. Final downstream quality evaluation</w:t>
       </w:r>
       <w:r>
         <w:rPr>
           <w:noProof/>
+          <w:lang w:val="en-US"/>
         </w:rPr>
         <w:tab/>
       </w:r>
@@ -1381,6 +1691,7 @@
       <w:r>
         <w:rPr>
           <w:noProof/>
+          <w:lang w:val="en-US"/>
         </w:rPr>
         <w:instrText xml:space="preserve"> PAGEREF _Toc236221227 \h </w:instrText>
       </w:r>
@@ -1398,6 +1709,7 @@
       <w:r>
         <w:rPr>
           <w:noProof/>
+          <w:lang w:val="en-US"/>
         </w:rPr>
         <w:t>9</w:t>
       </w:r>
@@ -1418,18 +1730,20 @@
           <w:rFonts w:asciiTheme="minorHAnsi" w:eastAsiaTheme="minorEastAsia" w:hAnsiTheme="minorHAnsi"/>
           <w:noProof/>
           <w:sz w:val="24"/>
-          <w:lang w:eastAsia="da-DK"/>
+          <w:lang w:val="en-US" w:eastAsia="da-DK"/>
         </w:rPr>
       </w:pPr>
       <w:r>
         <w:rPr>
           <w:noProof/>
+          <w:lang w:val="en-US"/>
         </w:rPr>
         <w:t>6.1 Cohort flow and runtime</w:t>
       </w:r>
       <w:r>
         <w:rPr>
           <w:noProof/>
+          <w:lang w:val="en-US"/>
         </w:rPr>
         <w:tab/>
       </w:r>
@@ -1442,6 +1756,7 @@
       <w:r>
         <w:rPr>
           <w:noProof/>
+          <w:lang w:val="en-US"/>
         </w:rPr>
         <w:instrText xml:space="preserve"> PAGEREF _Toc236221228 \h </w:instrText>
       </w:r>
@@ -1459,6 +1774,7 @@
       <w:r>
         <w:rPr>
           <w:noProof/>
+          <w:lang w:val="en-US"/>
         </w:rPr>
         <w:t>9</w:t>
       </w:r>
@@ -1479,18 +1795,20 @@
           <w:rFonts w:asciiTheme="minorHAnsi" w:eastAsiaTheme="minorEastAsia" w:hAnsiTheme="minorHAnsi"/>
           <w:noProof/>
           <w:sz w:val="24"/>
-          <w:lang w:eastAsia="da-DK"/>
+          <w:lang w:val="en-US" w:eastAsia="da-DK"/>
         </w:rPr>
       </w:pPr>
       <w:r>
         <w:rPr>
           <w:noProof/>
+          <w:lang w:val="en-US"/>
         </w:rPr>
         <w:t>6.2 Overall downstream performance</w:t>
       </w:r>
       <w:r>
         <w:rPr>
           <w:noProof/>
+          <w:lang w:val="en-US"/>
         </w:rPr>
         <w:tab/>
       </w:r>
@@ -1503,6 +1821,7 @@
       <w:r>
         <w:rPr>
           <w:noProof/>
+          <w:lang w:val="en-US"/>
         </w:rPr>
         <w:instrText xml:space="preserve"> PAGEREF _Toc236221229 \h </w:instrText>
       </w:r>
@@ -1520,6 +1839,7 @@
       <w:r>
         <w:rPr>
           <w:noProof/>
+          <w:lang w:val="en-US"/>
         </w:rPr>
         <w:t>10</w:t>
       </w:r>
@@ -1540,18 +1860,20 @@
           <w:rFonts w:asciiTheme="minorHAnsi" w:eastAsiaTheme="minorEastAsia" w:hAnsiTheme="minorHAnsi"/>
           <w:noProof/>
           <w:sz w:val="24"/>
-          <w:lang w:eastAsia="da-DK"/>
+          <w:lang w:val="en-US" w:eastAsia="da-DK"/>
         </w:rPr>
       </w:pPr>
       <w:r>
         <w:rPr>
           <w:noProof/>
+          <w:lang w:val="en-US"/>
         </w:rPr>
         <w:t>6.3 Class-level performance</w:t>
       </w:r>
       <w:r>
         <w:rPr>
           <w:noProof/>
+          <w:lang w:val="en-US"/>
         </w:rPr>
         <w:tab/>
       </w:r>
@@ -1564,6 +1886,7 @@
       <w:r>
         <w:rPr>
           <w:noProof/>
+          <w:lang w:val="en-US"/>
         </w:rPr>
         <w:instrText xml:space="preserve"> PAGEREF _Toc236221230 \h </w:instrText>
       </w:r>
@@ -1581,6 +1904,7 @@
       <w:r>
         <w:rPr>
           <w:noProof/>
+          <w:lang w:val="en-US"/>
         </w:rPr>
         <w:t>10</w:t>
       </w:r>
@@ -1601,18 +1925,20 @@
           <w:rFonts w:asciiTheme="minorHAnsi" w:eastAsiaTheme="minorEastAsia" w:hAnsiTheme="minorHAnsi"/>
           <w:noProof/>
           <w:sz w:val="24"/>
-          <w:lang w:eastAsia="da-DK"/>
+          <w:lang w:val="en-US" w:eastAsia="da-DK"/>
         </w:rPr>
       </w:pPr>
       <w:r>
         <w:rPr>
           <w:noProof/>
+          <w:lang w:val="en-US"/>
         </w:rPr>
         <w:t>6.4 Error direction and detected-count patterns</w:t>
       </w:r>
       <w:r>
         <w:rPr>
           <w:noProof/>
+          <w:lang w:val="en-US"/>
         </w:rPr>
         <w:tab/>
       </w:r>
@@ -1625,6 +1951,7 @@
       <w:r>
         <w:rPr>
           <w:noProof/>
+          <w:lang w:val="en-US"/>
         </w:rPr>
         <w:instrText xml:space="preserve"> PAGEREF _Toc236221231 \h </w:instrText>
       </w:r>
@@ -1642,6 +1969,7 @@
       <w:r>
         <w:rPr>
           <w:noProof/>
+          <w:lang w:val="en-US"/>
         </w:rPr>
         <w:t>11</w:t>
       </w:r>
@@ -1662,18 +1990,20 @@
           <w:rFonts w:asciiTheme="minorHAnsi" w:eastAsiaTheme="minorEastAsia" w:hAnsiTheme="minorHAnsi"/>
           <w:noProof/>
           <w:sz w:val="24"/>
-          <w:lang w:eastAsia="da-DK"/>
+          <w:lang w:val="en-US" w:eastAsia="da-DK"/>
         </w:rPr>
       </w:pPr>
       <w:r>
         <w:rPr>
           <w:noProof/>
+          <w:lang w:val="en-US"/>
         </w:rPr>
         <w:t>7. Integrated interpretation</w:t>
       </w:r>
       <w:r>
         <w:rPr>
           <w:noProof/>
+          <w:lang w:val="en-US"/>
         </w:rPr>
         <w:tab/>
       </w:r>
@@ -1686,6 +2016,7 @@
       <w:r>
         <w:rPr>
           <w:noProof/>
+          <w:lang w:val="en-US"/>
         </w:rPr>
         <w:instrText xml:space="preserve"> PAGEREF _Toc236221232 \h </w:instrText>
       </w:r>
@@ -1703,6 +2034,7 @@
       <w:r>
         <w:rPr>
           <w:noProof/>
+          <w:lang w:val="en-US"/>
         </w:rPr>
         <w:t>12</w:t>
       </w:r>
@@ -1723,18 +2055,20 @@
           <w:rFonts w:asciiTheme="minorHAnsi" w:eastAsiaTheme="minorEastAsia" w:hAnsiTheme="minorHAnsi"/>
           <w:noProof/>
           <w:sz w:val="24"/>
-          <w:lang w:eastAsia="da-DK"/>
+          <w:lang w:val="en-US" w:eastAsia="da-DK"/>
         </w:rPr>
       </w:pPr>
       <w:r>
         <w:rPr>
           <w:noProof/>
+          <w:lang w:val="en-US"/>
         </w:rPr>
         <w:t>8. Limitations</w:t>
       </w:r>
       <w:r>
         <w:rPr>
           <w:noProof/>
+          <w:lang w:val="en-US"/>
         </w:rPr>
         <w:tab/>
       </w:r>
@@ -1747,6 +2081,7 @@
       <w:r>
         <w:rPr>
           <w:noProof/>
+          <w:lang w:val="en-US"/>
         </w:rPr>
         <w:instrText xml:space="preserve"> PAGEREF _Toc236221233 \h </w:instrText>
       </w:r>
@@ -1764,6 +2099,7 @@
       <w:r>
         <w:rPr>
           <w:noProof/>
+          <w:lang w:val="en-US"/>
         </w:rPr>
         <w:t>12</w:t>
       </w:r>
@@ -1784,18 +2120,20 @@
           <w:rFonts w:asciiTheme="minorHAnsi" w:eastAsiaTheme="minorEastAsia" w:hAnsiTheme="minorHAnsi"/>
           <w:noProof/>
           <w:sz w:val="24"/>
-          <w:lang w:eastAsia="da-DK"/>
+          <w:lang w:val="en-US" w:eastAsia="da-DK"/>
         </w:rPr>
       </w:pPr>
       <w:r>
         <w:rPr>
           <w:noProof/>
+          <w:lang w:val="en-US"/>
         </w:rPr>
         <w:t>9. Reproducibility and result artifacts</w:t>
       </w:r>
       <w:r>
         <w:rPr>
           <w:noProof/>
+          <w:lang w:val="en-US"/>
         </w:rPr>
         <w:tab/>
       </w:r>
@@ -1808,6 +2146,7 @@
       <w:r>
         <w:rPr>
           <w:noProof/>
+          <w:lang w:val="en-US"/>
         </w:rPr>
         <w:instrText xml:space="preserve"> PAGEREF _Toc236221234 \h </w:instrText>
       </w:r>
@@ -1825,6 +2164,7 @@
       <w:r>
         <w:rPr>
           <w:noProof/>
+          <w:lang w:val="en-US"/>
         </w:rPr>
         <w:t>12</w:t>
       </w:r>
@@ -1845,18 +2185,20 @@
           <w:rFonts w:asciiTheme="minorHAnsi" w:eastAsiaTheme="minorEastAsia" w:hAnsiTheme="minorHAnsi"/>
           <w:noProof/>
           <w:sz w:val="24"/>
-          <w:lang w:eastAsia="da-DK"/>
+          <w:lang w:val="en-US" w:eastAsia="da-DK"/>
         </w:rPr>
       </w:pPr>
       <w:r>
         <w:rPr>
           <w:noProof/>
+          <w:lang w:val="en-US"/>
         </w:rPr>
         <w:t>Appendix A. Downstream exclusions</w:t>
       </w:r>
       <w:r>
         <w:rPr>
           <w:noProof/>
+          <w:lang w:val="en-US"/>
         </w:rPr>
         <w:tab/>
       </w:r>
@@ -1869,6 +2211,7 @@
       <w:r>
         <w:rPr>
           <w:noProof/>
+          <w:lang w:val="en-US"/>
         </w:rPr>
         <w:instrText xml:space="preserve"> PAGEREF _Toc236221235 \h </w:instrText>
       </w:r>
@@ -1886,6 +2229,7 @@
       <w:r>
         <w:rPr>
           <w:noProof/>
+          <w:lang w:val="en-US"/>
         </w:rPr>
         <w:t>14</w:t>
       </w:r>
@@ -1906,18 +2250,20 @@
           <w:rFonts w:asciiTheme="minorHAnsi" w:eastAsiaTheme="minorEastAsia" w:hAnsiTheme="minorHAnsi"/>
           <w:noProof/>
           <w:sz w:val="24"/>
-          <w:lang w:eastAsia="da-DK"/>
+          <w:lang w:val="en-US" w:eastAsia="da-DK"/>
         </w:rPr>
       </w:pPr>
       <w:r>
         <w:rPr>
           <w:noProof/>
+          <w:lang w:val="en-US"/>
         </w:rPr>
         <w:t>Appendix B. Misclassified downstream FOVs</w:t>
       </w:r>
       <w:r>
         <w:rPr>
           <w:noProof/>
+          <w:lang w:val="en-US"/>
         </w:rPr>
         <w:tab/>
       </w:r>
@@ -1930,6 +2276,7 @@
       <w:r>
         <w:rPr>
           <w:noProof/>
+          <w:lang w:val="en-US"/>
         </w:rPr>
         <w:instrText xml:space="preserve"> PAGEREF _Toc236221236 \h </w:instrText>
       </w:r>
@@ -1947,6 +2294,7 @@
       <w:r>
         <w:rPr>
           <w:noProof/>
+          <w:lang w:val="en-US"/>
         </w:rPr>
         <w:t>14</w:t>
       </w:r>
@@ -1958,6 +2306,11 @@
       </w:r>
     </w:p>
     <w:p>
+      <w:pPr>
+        <w:rPr>
+          <w:lang w:val="en-US"/>
+        </w:rPr>
+      </w:pPr>
       <w:r>
         <w:fldChar w:fldCharType="end"/>
       </w:r>
@@ -1965,8 +2318,14 @@
     <w:p>
       <w:pPr>
         <w:spacing w:after="160" w:line="278" w:lineRule="auto"/>
+        <w:rPr>
+          <w:lang w:val="en-US"/>
+        </w:rPr>
       </w:pPr>
       <w:r>
+        <w:rPr>
+          <w:lang w:val="en-US"/>
+        </w:rPr>
         <w:br w:type="page"/>
       </w:r>
     </w:p>
@@ -1975,12 +2334,14 @@
         <w:pStyle w:val="Heading1"/>
         <w:rPr>
           <w:b w:val="0"/>
+          <w:lang w:val="en-US"/>
         </w:rPr>
       </w:pPr>
       <w:bookmarkStart w:id="2" w:name="_Toc236221217"/>
       <w:r>
         <w:rPr>
           <w:b w:val="0"/>
+          <w:lang w:val="en-US"/>
         </w:rPr>
         <w:lastRenderedPageBreak/>
         <w:t>1. Executive summary</w:t>
@@ -1988,8 +2349,44 @@
       <w:bookmarkEnd w:id="2"/>
     </w:p>
     <w:p>
-      <w:r>
+      <w:pPr>
+        <w:rPr>
+          <w:lang w:val="en-US"/>
+        </w:rPr>
+      </w:pPr>
+      <w:r>
+        <w:rPr>
+          <w:lang w:val="en-US"/>
+        </w:rPr>
         <w:t>This report consolidates the complete three-stage evaluation of the final two-class RF-DETR model. The detector was first assessed on a held-out object-detection test split. Class-specific confidence thresholds were then selected on a separate calibration set. Those thresholds and all downstream inference settings were locked before the expert-referenced downstream FOV labels were analyzed.</w:t>
+      </w:r>
+    </w:p>
+    <w:p>
+      <w:pPr>
+        <w:pStyle w:val="ListBullet"/>
+        <w:rPr>
+          <w:lang w:val="en-US"/>
+        </w:rPr>
+      </w:pPr>
+      <w:r>
+        <w:rPr>
+          <w:lang w:val="en-US"/>
+        </w:rPr>
+        <w:t>The detector achieved COCO AP@50:95 of 0.6179 and AP@50 of 0.8685 on 331 held-out 640 × 640 patches containing 4,004 objects.</w:t>
+      </w:r>
+    </w:p>
+    <w:p>
+      <w:pPr>
+        <w:pStyle w:val="ListBullet"/>
+        <w:rPr>
+          <w:lang w:val="en-US"/>
+        </w:rPr>
+      </w:pPr>
+      <w:r>
+        <w:rPr>
+          <w:lang w:val="en-US"/>
+        </w:rPr>
+        <w:t>Independent calibration on 53 patches containing 776 objects selected confidence thresholds of 0.36 for Leucocyte and 0.35 for Squamous Epithelial Cell; joint macro F1 was 0.9335.</w:t>
       </w:r>
     </w:p>
     <w:p>
@@ -1997,38 +2394,93 @@
         <w:pStyle w:val="ListBullet"/>
       </w:pPr>
       <w:r>
-        <w:t>The detector achieved COCO AP@50:95 of 0.6179 and AP@50 of 0.8685 on 331 held-out 640 × 640 patches containing 4,004 objects.</w:t>
+        <w:rPr>
+          <w:lang w:val="en-US"/>
+        </w:rPr>
+        <w:t xml:space="preserve">The final downstream evaluation included 98 expert-labeled FOVs after four prespecified exclusions. </w:t>
+      </w:r>
+      <w:proofErr w:type="spellStart"/>
+      <w:r>
+        <w:t>Accuracy</w:t>
+      </w:r>
+      <w:proofErr w:type="spellEnd"/>
+      <w:r>
+        <w:t xml:space="preserve"> </w:t>
+      </w:r>
+      <w:proofErr w:type="spellStart"/>
+      <w:r>
+        <w:t>was</w:t>
+      </w:r>
+      <w:proofErr w:type="spellEnd"/>
+      <w:r>
+        <w:t xml:space="preserve"> 58.16%, </w:t>
+      </w:r>
+      <w:proofErr w:type="spellStart"/>
+      <w:r>
+        <w:t>balanced</w:t>
+      </w:r>
+      <w:proofErr w:type="spellEnd"/>
+      <w:r>
+        <w:t xml:space="preserve"> </w:t>
+      </w:r>
+      <w:proofErr w:type="spellStart"/>
+      <w:r>
+        <w:t>accuracy</w:t>
+      </w:r>
+      <w:proofErr w:type="spellEnd"/>
+      <w:r>
+        <w:t xml:space="preserve"> </w:t>
+      </w:r>
+      <w:proofErr w:type="spellStart"/>
+      <w:r>
+        <w:t>was</w:t>
+      </w:r>
+      <w:proofErr w:type="spellEnd"/>
+      <w:r>
+        <w:t xml:space="preserve"> 57.11%, and </w:t>
+      </w:r>
+      <w:proofErr w:type="spellStart"/>
+      <w:r>
+        <w:t>macro</w:t>
+      </w:r>
+      <w:proofErr w:type="spellEnd"/>
+      <w:r>
+        <w:t xml:space="preserve"> F1 </w:t>
+      </w:r>
+      <w:proofErr w:type="spellStart"/>
+      <w:r>
+        <w:t>was</w:t>
+      </w:r>
+      <w:proofErr w:type="spellEnd"/>
+      <w:r>
+        <w:t xml:space="preserve"> 0.5678.</w:t>
       </w:r>
     </w:p>
     <w:p>
       <w:pPr>
         <w:pStyle w:val="ListBullet"/>
+        <w:rPr>
+          <w:lang w:val="en-US"/>
+        </w:rPr>
       </w:pPr>
       <w:r>
-        <w:t>Independent calibration on 53 patches containing 776 objects selected confidence thresholds of 0.36 for Leucocyte and 0.35 for Squamous Epithelial Cell; joint macro F1 was 0.9335.</w:t>
+        <w:rPr>
+          <w:lang w:val="en-US"/>
+        </w:rPr>
+        <w:t>Downstream errors were predominantly conservative: 33 of 41 errors assigned a worse quality category than the clinical reference, while 8 assigned a more favorable category.</w:t>
       </w:r>
     </w:p>
     <w:p>
       <w:pPr>
         <w:pStyle w:val="ListBullet"/>
+        <w:rPr>
+          <w:lang w:val="en-US"/>
+        </w:rPr>
       </w:pPr>
       <w:r>
-        <w:t>The final downstream evaluation included 98 expert-labeled FOVs after four prespecified exclusions. Accuracy was 58.16%, balanced accuracy was 57.11%, and macro F1 was 0.5678.</w:t>
-      </w:r>
-    </w:p>
-    <w:p>
-      <w:pPr>
-        <w:pStyle w:val="ListBullet"/>
-      </w:pPr>
-      <w:r>
-        <w:t>Downstream errors were predominantly conservative: 33 of 41 errors assigned a worse quality category than the clinical reference, while 8 assigned a more favorable category.</w:t>
-      </w:r>
-    </w:p>
-    <w:p>
-      <w:pPr>
-        <w:pStyle w:val="ListBullet"/>
-      </w:pPr>
-      <w:r>
+        <w:rPr>
+          <w:lang w:val="en-US"/>
+        </w:rPr>
         <w:t>No threshold or quality-rule parameter was changed after the downstream labels were inspected.</w:t>
       </w:r>
     </w:p>
@@ -2037,19 +2489,29 @@
         <w:pStyle w:val="Heading1"/>
         <w:rPr>
           <w:b w:val="0"/>
+          <w:lang w:val="en-US"/>
         </w:rPr>
       </w:pPr>
       <w:bookmarkStart w:id="3" w:name="_Toc236221218"/>
       <w:r>
         <w:rPr>
           <w:b w:val="0"/>
+          <w:lang w:val="en-US"/>
         </w:rPr>
         <w:t>2. Evaluation design and data separation</w:t>
       </w:r>
       <w:bookmarkEnd w:id="3"/>
     </w:p>
     <w:p>
-      <w:r>
+      <w:pPr>
+        <w:rPr>
+          <w:lang w:val="en-US"/>
+        </w:rPr>
+      </w:pPr>
+      <w:r>
+        <w:rPr>
+          <w:lang w:val="en-US"/>
+        </w:rPr>
         <w:t>The study design deliberately separates model fitting, standard detector testing, threshold calibration, and final downstream testing. This prevents downstream test performance from influencing the confidence thresholds used to decide whether detections enter the count-based quality rule.</w:t>
       </w:r>
     </w:p>
@@ -2154,6 +2616,7 @@
                 <w:sz w:val="18"/>
               </w:rPr>
             </w:pPr>
+            <w:proofErr w:type="spellStart"/>
             <w:r>
               <w:rPr>
                 <w:b/>
@@ -2162,6 +2625,7 @@
               </w:rPr>
               <w:t>Leucocyte</w:t>
             </w:r>
+            <w:proofErr w:type="spellEnd"/>
           </w:p>
         </w:tc>
         <w:tc>
@@ -2177,6 +2641,7 @@
                 <w:sz w:val="18"/>
               </w:rPr>
             </w:pPr>
+            <w:proofErr w:type="spellStart"/>
             <w:r>
               <w:rPr>
                 <w:b/>
@@ -2185,6 +2650,7 @@
               </w:rPr>
               <w:t>Epithelial</w:t>
             </w:r>
+            <w:proofErr w:type="spellEnd"/>
           </w:p>
         </w:tc>
         <w:tc>
@@ -2228,12 +2694,28 @@
                 <w:sz w:val="18"/>
               </w:rPr>
             </w:pPr>
-            <w:r>
-              <w:rPr>
-                <w:sz w:val="18"/>
-              </w:rPr>
-              <w:t>Detector training</w:t>
-            </w:r>
+            <w:proofErr w:type="spellStart"/>
+            <w:r>
+              <w:rPr>
+                <w:sz w:val="18"/>
+              </w:rPr>
+              <w:t>Detector</w:t>
+            </w:r>
+            <w:proofErr w:type="spellEnd"/>
+            <w:r>
+              <w:rPr>
+                <w:sz w:val="18"/>
+              </w:rPr>
+              <w:t xml:space="preserve"> </w:t>
+            </w:r>
+            <w:proofErr w:type="spellStart"/>
+            <w:r>
+              <w:rPr>
+                <w:sz w:val="18"/>
+              </w:rPr>
+              <w:t>training</w:t>
+            </w:r>
+            <w:proofErr w:type="spellEnd"/>
           </w:p>
         </w:tc>
         <w:tc>
@@ -2337,8 +2819,16 @@
               <w:rPr>
                 <w:sz w:val="18"/>
               </w:rPr>
-              <w:t>Model fitting</w:t>
-            </w:r>
+              <w:t xml:space="preserve">Model </w:t>
+            </w:r>
+            <w:proofErr w:type="spellStart"/>
+            <w:r>
+              <w:rPr>
+                <w:sz w:val="18"/>
+              </w:rPr>
+              <w:t>fitting</w:t>
+            </w:r>
+            <w:proofErr w:type="spellEnd"/>
           </w:p>
         </w:tc>
       </w:tr>
@@ -2357,12 +2847,28 @@
                 <w:sz w:val="18"/>
               </w:rPr>
             </w:pPr>
-            <w:r>
-              <w:rPr>
-                <w:sz w:val="18"/>
-              </w:rPr>
-              <w:t>Detector validation</w:t>
-            </w:r>
+            <w:proofErr w:type="spellStart"/>
+            <w:r>
+              <w:rPr>
+                <w:sz w:val="18"/>
+              </w:rPr>
+              <w:t>Detector</w:t>
+            </w:r>
+            <w:proofErr w:type="spellEnd"/>
+            <w:r>
+              <w:rPr>
+                <w:sz w:val="18"/>
+              </w:rPr>
+              <w:t xml:space="preserve"> </w:t>
+            </w:r>
+            <w:proofErr w:type="spellStart"/>
+            <w:r>
+              <w:rPr>
+                <w:sz w:val="18"/>
+              </w:rPr>
+              <w:t>validation</w:t>
+            </w:r>
+            <w:proofErr w:type="spellEnd"/>
           </w:p>
         </w:tc>
         <w:tc>
@@ -2456,8 +2962,16 @@
               <w:rPr>
                 <w:sz w:val="18"/>
               </w:rPr>
-              <w:t>HPO/model selection</w:t>
-            </w:r>
+              <w:t xml:space="preserve">HPO/model </w:t>
+            </w:r>
+            <w:proofErr w:type="spellStart"/>
+            <w:r>
+              <w:rPr>
+                <w:sz w:val="18"/>
+              </w:rPr>
+              <w:t>selection</w:t>
+            </w:r>
+            <w:proofErr w:type="spellEnd"/>
           </w:p>
         </w:tc>
       </w:tr>
@@ -2478,11 +2992,19 @@
                 <w:sz w:val="18"/>
               </w:rPr>
             </w:pPr>
-            <w:r>
-              <w:rPr>
-                <w:sz w:val="18"/>
-              </w:rPr>
-              <w:t>Detector test</w:t>
+            <w:proofErr w:type="spellStart"/>
+            <w:r>
+              <w:rPr>
+                <w:sz w:val="18"/>
+              </w:rPr>
+              <w:t>Detector</w:t>
+            </w:r>
+            <w:proofErr w:type="spellEnd"/>
+            <w:r>
+              <w:rPr>
+                <w:sz w:val="18"/>
+              </w:rPr>
+              <w:t xml:space="preserve"> test</w:t>
             </w:r>
           </w:p>
         </w:tc>
@@ -2587,8 +3109,30 @@
               <w:rPr>
                 <w:sz w:val="18"/>
               </w:rPr>
-              <w:t>Held-out object detection</w:t>
-            </w:r>
+              <w:t xml:space="preserve">Held-out </w:t>
+            </w:r>
+            <w:proofErr w:type="spellStart"/>
+            <w:r>
+              <w:rPr>
+                <w:sz w:val="18"/>
+              </w:rPr>
+              <w:t>object</w:t>
+            </w:r>
+            <w:proofErr w:type="spellEnd"/>
+            <w:r>
+              <w:rPr>
+                <w:sz w:val="18"/>
+              </w:rPr>
+              <w:t xml:space="preserve"> </w:t>
+            </w:r>
+            <w:proofErr w:type="spellStart"/>
+            <w:r>
+              <w:rPr>
+                <w:sz w:val="18"/>
+              </w:rPr>
+              <w:t>detection</w:t>
+            </w:r>
+            <w:proofErr w:type="spellEnd"/>
           </w:p>
         </w:tc>
       </w:tr>
@@ -2607,12 +3151,14 @@
                 <w:sz w:val="18"/>
               </w:rPr>
             </w:pPr>
+            <w:proofErr w:type="spellStart"/>
             <w:r>
               <w:rPr>
                 <w:sz w:val="18"/>
               </w:rPr>
               <w:t>Calibration</w:t>
             </w:r>
+            <w:proofErr w:type="spellEnd"/>
           </w:p>
         </w:tc>
         <w:tc>
@@ -2702,12 +3248,42 @@
                 <w:sz w:val="18"/>
               </w:rPr>
             </w:pPr>
-            <w:r>
-              <w:rPr>
-                <w:sz w:val="18"/>
-              </w:rPr>
-              <w:t>Threshold selection only</w:t>
-            </w:r>
+            <w:proofErr w:type="spellStart"/>
+            <w:r>
+              <w:rPr>
+                <w:sz w:val="18"/>
+              </w:rPr>
+              <w:t>Threshold</w:t>
+            </w:r>
+            <w:proofErr w:type="spellEnd"/>
+            <w:r>
+              <w:rPr>
+                <w:sz w:val="18"/>
+              </w:rPr>
+              <w:t xml:space="preserve"> </w:t>
+            </w:r>
+            <w:proofErr w:type="spellStart"/>
+            <w:r>
+              <w:rPr>
+                <w:sz w:val="18"/>
+              </w:rPr>
+              <w:t>selection</w:t>
+            </w:r>
+            <w:proofErr w:type="spellEnd"/>
+            <w:r>
+              <w:rPr>
+                <w:sz w:val="18"/>
+              </w:rPr>
+              <w:t xml:space="preserve"> </w:t>
+            </w:r>
+            <w:proofErr w:type="spellStart"/>
+            <w:r>
+              <w:rPr>
+                <w:sz w:val="18"/>
+              </w:rPr>
+              <w:t>only</w:t>
+            </w:r>
+            <w:proofErr w:type="spellEnd"/>
           </w:p>
         </w:tc>
       </w:tr>
@@ -2725,11 +3301,19 @@
                 <w:sz w:val="18"/>
               </w:rPr>
             </w:pPr>
-            <w:r>
-              <w:rPr>
-                <w:sz w:val="18"/>
-              </w:rPr>
-              <w:t>Downstream test</w:t>
+            <w:proofErr w:type="spellStart"/>
+            <w:r>
+              <w:rPr>
+                <w:sz w:val="18"/>
+              </w:rPr>
+              <w:t>Downstream</w:t>
+            </w:r>
+            <w:proofErr w:type="spellEnd"/>
+            <w:r>
+              <w:rPr>
+                <w:sz w:val="18"/>
+              </w:rPr>
+              <w:t xml:space="preserve"> test</w:t>
             </w:r>
           </w:p>
         </w:tc>
@@ -2819,15 +3403,45 @@
               <w:rPr>
                 <w:sz w:val="18"/>
               </w:rPr>
-              <w:t>Final FOV quality evaluation</w:t>
-            </w:r>
+              <w:t xml:space="preserve">Final FOV </w:t>
+            </w:r>
+            <w:proofErr w:type="spellStart"/>
+            <w:r>
+              <w:rPr>
+                <w:sz w:val="18"/>
+              </w:rPr>
+              <w:t>quality</w:t>
+            </w:r>
+            <w:proofErr w:type="spellEnd"/>
+            <w:r>
+              <w:rPr>
+                <w:sz w:val="18"/>
+              </w:rPr>
+              <w:t xml:space="preserve"> </w:t>
+            </w:r>
+            <w:proofErr w:type="spellStart"/>
+            <w:r>
+              <w:rPr>
+                <w:sz w:val="18"/>
+              </w:rPr>
+              <w:t>evaluation</w:t>
+            </w:r>
+            <w:proofErr w:type="spellEnd"/>
           </w:p>
         </w:tc>
       </w:tr>
     </w:tbl>
     <w:p/>
     <w:p>
-      <w:r>
+      <w:pPr>
+        <w:rPr>
+          <w:lang w:val="en-US"/>
+        </w:rPr>
+      </w:pPr>
+      <w:r>
+        <w:rPr>
+          <w:lang w:val="en-US"/>
+        </w:rPr>
         <w:t>The detector split was sample-wise (28/9/11 samples for train/validation/test). The downstream workbook contained 102 non-header image rows: 98 were eligible, one image was marked as not present in the annotation project, and three were considered too difficult for a reliable clinical classification.</w:t>
       </w:r>
     </w:p>
@@ -2836,12 +3450,14 @@
         <w:pStyle w:val="Heading1"/>
         <w:rPr>
           <w:b w:val="0"/>
+          <w:lang w:val="en-US"/>
         </w:rPr>
       </w:pPr>
       <w:bookmarkStart w:id="4" w:name="_Toc236221219"/>
       <w:r>
         <w:rPr>
           <w:b w:val="0"/>
+          <w:lang w:val="en-US"/>
         </w:rPr>
         <w:t>3. Final model and locked inference settings</w:t>
       </w:r>
@@ -2859,9 +3475,31 @@
         <w:rPr>
           <w:b w:val="0"/>
         </w:rPr>
-        <w:t>3.1 Model selection and training</w:t>
+        <w:t xml:space="preserve">3.1 Model </w:t>
+      </w:r>
+      <w:proofErr w:type="spellStart"/>
+      <w:r>
+        <w:rPr>
+          <w:b w:val="0"/>
+        </w:rPr>
+        <w:t>selection</w:t>
+      </w:r>
+      <w:proofErr w:type="spellEnd"/>
+      <w:r>
+        <w:rPr>
+          <w:b w:val="0"/>
+        </w:rPr>
+        <w:t xml:space="preserve"> and </w:t>
+      </w:r>
+      <w:proofErr w:type="spellStart"/>
+      <w:r>
+        <w:rPr>
+          <w:b w:val="0"/>
+        </w:rPr>
+        <w:t>training</w:t>
       </w:r>
       <w:bookmarkEnd w:id="5"/>
+      <w:proofErr w:type="spellEnd"/>
     </w:p>
     <w:tbl>
       <w:tblPr>
@@ -2942,32 +3580,62 @@
                 <w:sz w:val="18"/>
               </w:rPr>
             </w:pPr>
-            <w:r>
-              <w:rPr>
-                <w:sz w:val="18"/>
-              </w:rPr>
-              <w:t>Selected configuration</w:t>
-            </w:r>
-          </w:p>
-        </w:tc>
-        <w:tc>
-          <w:tcPr>
-            <w:tcW w:w="0" w:type="auto"/>
-            <w:tcBorders>
-              <w:bottom w:val="single" w:sz="4" w:space="0" w:color="auto"/>
-            </w:tcBorders>
-          </w:tcPr>
-          <w:p>
-            <w:pPr>
-              <w:rPr>
-                <w:sz w:val="18"/>
-              </w:rPr>
-            </w:pPr>
-            <w:r>
-              <w:rPr>
-                <w:sz w:val="18"/>
-              </w:rPr>
-              <w:t>HPO configuration 009</w:t>
+            <w:proofErr w:type="spellStart"/>
+            <w:r>
+              <w:rPr>
+                <w:sz w:val="18"/>
+              </w:rPr>
+              <w:t>Selected</w:t>
+            </w:r>
+            <w:proofErr w:type="spellEnd"/>
+            <w:r>
+              <w:rPr>
+                <w:sz w:val="18"/>
+              </w:rPr>
+              <w:t xml:space="preserve"> </w:t>
+            </w:r>
+            <w:proofErr w:type="spellStart"/>
+            <w:r>
+              <w:rPr>
+                <w:sz w:val="18"/>
+              </w:rPr>
+              <w:t>configuration</w:t>
+            </w:r>
+            <w:proofErr w:type="spellEnd"/>
+          </w:p>
+        </w:tc>
+        <w:tc>
+          <w:tcPr>
+            <w:tcW w:w="0" w:type="auto"/>
+            <w:tcBorders>
+              <w:bottom w:val="single" w:sz="4" w:space="0" w:color="auto"/>
+            </w:tcBorders>
+          </w:tcPr>
+          <w:p>
+            <w:pPr>
+              <w:rPr>
+                <w:sz w:val="18"/>
+              </w:rPr>
+            </w:pPr>
+            <w:r>
+              <w:rPr>
+                <w:sz w:val="18"/>
+              </w:rPr>
+              <w:t xml:space="preserve">HPO </w:t>
+            </w:r>
+            <w:proofErr w:type="spellStart"/>
+            <w:r>
+              <w:rPr>
+                <w:sz w:val="18"/>
+              </w:rPr>
+              <w:t>configuration</w:t>
+            </w:r>
+            <w:proofErr w:type="spellEnd"/>
+            <w:r>
+              <w:rPr>
+                <w:sz w:val="18"/>
+              </w:rPr>
+              <w:t xml:space="preserve"> 009</w:t>
             </w:r>
           </w:p>
         </w:tc>
@@ -3053,12 +3721,14 @@
                 <w:sz w:val="18"/>
               </w:rPr>
             </w:pPr>
+            <w:proofErr w:type="spellStart"/>
             <w:r>
               <w:rPr>
                 <w:sz w:val="18"/>
               </w:rPr>
               <w:t>checkpoint_best_ema.pth</w:t>
             </w:r>
+            <w:proofErr w:type="spellEnd"/>
           </w:p>
         </w:tc>
       </w:tr>
@@ -3077,11 +3747,19 @@
                 <w:sz w:val="18"/>
               </w:rPr>
             </w:pPr>
-            <w:r>
-              <w:rPr>
-                <w:sz w:val="18"/>
-              </w:rPr>
-              <w:t>Internal resolution</w:t>
+            <w:proofErr w:type="spellStart"/>
+            <w:r>
+              <w:rPr>
+                <w:sz w:val="18"/>
+              </w:rPr>
+              <w:t>Internal</w:t>
+            </w:r>
+            <w:proofErr w:type="spellEnd"/>
+            <w:r>
+              <w:rPr>
+                <w:sz w:val="18"/>
+              </w:rPr>
+              <w:t xml:space="preserve"> resolution</w:t>
             </w:r>
           </w:p>
         </w:tc>
@@ -3167,12 +3845,14 @@
                 <w:sz w:val="18"/>
               </w:rPr>
             </w:pPr>
+            <w:proofErr w:type="spellStart"/>
             <w:r>
               <w:rPr>
                 <w:sz w:val="18"/>
               </w:rPr>
               <w:t>Queries</w:t>
             </w:r>
+            <w:proofErr w:type="spellEnd"/>
           </w:p>
         </w:tc>
         <w:tc>
@@ -3216,8 +3896,30 @@
               <w:rPr>
                 <w:sz w:val="18"/>
               </w:rPr>
-              <w:t>Batch size / gradient accumulation</w:t>
-            </w:r>
+              <w:t xml:space="preserve">Batch </w:t>
+            </w:r>
+            <w:proofErr w:type="spellStart"/>
+            <w:r>
+              <w:rPr>
+                <w:sz w:val="18"/>
+              </w:rPr>
+              <w:t>size</w:t>
+            </w:r>
+            <w:proofErr w:type="spellEnd"/>
+            <w:r>
+              <w:rPr>
+                <w:sz w:val="18"/>
+              </w:rPr>
+              <w:t xml:space="preserve"> / gradient </w:t>
+            </w:r>
+            <w:proofErr w:type="spellStart"/>
+            <w:r>
+              <w:rPr>
+                <w:sz w:val="18"/>
+              </w:rPr>
+              <w:t>accumulation</w:t>
+            </w:r>
+            <w:proofErr w:type="spellEnd"/>
           </w:p>
         </w:tc>
         <w:tc>
@@ -3302,11 +4004,33 @@
                 <w:sz w:val="18"/>
               </w:rPr>
             </w:pPr>
-            <w:r>
-              <w:rPr>
-                <w:sz w:val="18"/>
-              </w:rPr>
-              <w:t>Weight decay / dropout</w:t>
+            <w:proofErr w:type="spellStart"/>
+            <w:r>
+              <w:rPr>
+                <w:sz w:val="18"/>
+              </w:rPr>
+              <w:t>Weight</w:t>
+            </w:r>
+            <w:proofErr w:type="spellEnd"/>
+            <w:r>
+              <w:rPr>
+                <w:sz w:val="18"/>
+              </w:rPr>
+              <w:t xml:space="preserve"> </w:t>
+            </w:r>
+            <w:proofErr w:type="spellStart"/>
+            <w:r>
+              <w:rPr>
+                <w:sz w:val="18"/>
+              </w:rPr>
+              <w:t>decay</w:t>
+            </w:r>
+            <w:proofErr w:type="spellEnd"/>
+            <w:r>
+              <w:rPr>
+                <w:sz w:val="18"/>
+              </w:rPr>
+              <w:t xml:space="preserve"> / dropout</w:t>
             </w:r>
           </w:p>
         </w:tc>
@@ -3347,13 +4071,29 @@
                 <w:sz w:val="18"/>
               </w:rPr>
             </w:pPr>
+            <w:proofErr w:type="spellStart"/>
             <w:r>
               <w:rPr>
                 <w:sz w:val="18"/>
               </w:rPr>
               <w:lastRenderedPageBreak/>
-              <w:t>Multi-scale training</w:t>
-            </w:r>
+              <w:t>Multi-scale</w:t>
+            </w:r>
+            <w:proofErr w:type="spellEnd"/>
+            <w:r>
+              <w:rPr>
+                <w:sz w:val="18"/>
+              </w:rPr>
+              <w:t xml:space="preserve"> </w:t>
+            </w:r>
+            <w:proofErr w:type="spellStart"/>
+            <w:r>
+              <w:rPr>
+                <w:sz w:val="18"/>
+              </w:rPr>
+              <w:t>training</w:t>
+            </w:r>
+            <w:proofErr w:type="spellEnd"/>
           </w:p>
         </w:tc>
         <w:tc>
@@ -3397,8 +4137,44 @@
               <w:rPr>
                 <w:sz w:val="18"/>
               </w:rPr>
-              <w:t>Maximum epochs / best epoch</w:t>
-            </w:r>
+              <w:t xml:space="preserve">Maximum </w:t>
+            </w:r>
+            <w:proofErr w:type="spellStart"/>
+            <w:r>
+              <w:rPr>
+                <w:sz w:val="18"/>
+              </w:rPr>
+              <w:t>epochs</w:t>
+            </w:r>
+            <w:proofErr w:type="spellEnd"/>
+            <w:r>
+              <w:rPr>
+                <w:sz w:val="18"/>
+              </w:rPr>
+              <w:t xml:space="preserve"> / </w:t>
+            </w:r>
+            <w:proofErr w:type="spellStart"/>
+            <w:r>
+              <w:rPr>
+                <w:sz w:val="18"/>
+              </w:rPr>
+              <w:t>best</w:t>
+            </w:r>
+            <w:proofErr w:type="spellEnd"/>
+            <w:r>
+              <w:rPr>
+                <w:sz w:val="18"/>
+              </w:rPr>
+              <w:t xml:space="preserve"> </w:t>
+            </w:r>
+            <w:proofErr w:type="spellStart"/>
+            <w:r>
+              <w:rPr>
+                <w:sz w:val="18"/>
+              </w:rPr>
+              <w:t>epoch</w:t>
+            </w:r>
+            <w:proofErr w:type="spellEnd"/>
           </w:p>
         </w:tc>
         <w:tc>
@@ -3438,11 +4214,19 @@
                 <w:sz w:val="18"/>
               </w:rPr>
             </w:pPr>
-            <w:r>
-              <w:rPr>
-                <w:sz w:val="18"/>
-              </w:rPr>
-              <w:t>Validation AP@50</w:t>
+            <w:proofErr w:type="spellStart"/>
+            <w:r>
+              <w:rPr>
+                <w:sz w:val="18"/>
+              </w:rPr>
+              <w:t>Validation</w:t>
+            </w:r>
+            <w:proofErr w:type="spellEnd"/>
+            <w:r>
+              <w:rPr>
+                <w:sz w:val="18"/>
+              </w:rPr>
+              <w:t xml:space="preserve"> AP@50</w:t>
             </w:r>
           </w:p>
         </w:tc>
@@ -3483,11 +4267,19 @@
                 <w:sz w:val="18"/>
               </w:rPr>
             </w:pPr>
-            <w:r>
-              <w:rPr>
-                <w:sz w:val="18"/>
-              </w:rPr>
-              <w:t>Validation mAP@50:95</w:t>
+            <w:proofErr w:type="spellStart"/>
+            <w:r>
+              <w:rPr>
+                <w:sz w:val="18"/>
+              </w:rPr>
+              <w:t>Validation</w:t>
+            </w:r>
+            <w:proofErr w:type="spellEnd"/>
+            <w:r>
+              <w:rPr>
+                <w:sz w:val="18"/>
+              </w:rPr>
+              <w:t xml:space="preserve"> mAP@50:95</w:t>
             </w:r>
           </w:p>
         </w:tc>
@@ -3528,11 +4320,19 @@
                 <w:sz w:val="18"/>
               </w:rPr>
             </w:pPr>
-            <w:r>
-              <w:rPr>
-                <w:sz w:val="18"/>
-              </w:rPr>
-              <w:t>Random seed</w:t>
+            <w:proofErr w:type="spellStart"/>
+            <w:r>
+              <w:rPr>
+                <w:sz w:val="18"/>
+              </w:rPr>
+              <w:t>Random</w:t>
+            </w:r>
+            <w:proofErr w:type="spellEnd"/>
+            <w:r>
+              <w:rPr>
+                <w:sz w:val="18"/>
+              </w:rPr>
+              <w:t xml:space="preserve"> seed</w:t>
             </w:r>
           </w:p>
         </w:tc>
@@ -3574,8 +4374,30 @@
               <w:rPr>
                 <w:sz w:val="18"/>
               </w:rPr>
-              <w:t>Patch size / attention windows</w:t>
-            </w:r>
+              <w:t xml:space="preserve">Patch </w:t>
+            </w:r>
+            <w:proofErr w:type="spellStart"/>
+            <w:r>
+              <w:rPr>
+                <w:sz w:val="18"/>
+              </w:rPr>
+              <w:t>size</w:t>
+            </w:r>
+            <w:proofErr w:type="spellEnd"/>
+            <w:r>
+              <w:rPr>
+                <w:sz w:val="18"/>
+              </w:rPr>
+              <w:t xml:space="preserve"> / attention </w:t>
+            </w:r>
+            <w:proofErr w:type="spellStart"/>
+            <w:r>
+              <w:rPr>
+                <w:sz w:val="18"/>
+              </w:rPr>
+              <w:t>windows</w:t>
+            </w:r>
+            <w:proofErr w:type="spellEnd"/>
           </w:p>
         </w:tc>
         <w:tc>
@@ -3600,7 +4422,15 @@
     </w:tbl>
     <w:p/>
     <w:p>
-      <w:r>
+      <w:pPr>
+        <w:rPr>
+          <w:lang w:val="en-US"/>
+        </w:rPr>
+      </w:pPr>
+      <w:r>
+        <w:rPr>
+          <w:lang w:val="en-US"/>
+        </w:rPr>
         <w:t>The microscopy patches remained 640 × 640 at the data interface. RF-DETR internally resized them to the selected 880 × 880 model resolution. The same distinction was retained for downstream SAHI: the slice is 640 × 640, while the model internally operates at 880.</w:t>
       </w:r>
     </w:p>
@@ -3616,9 +4446,45 @@
         <w:rPr>
           <w:b w:val="0"/>
         </w:rPr>
-        <w:t>3.2 Locked downstream inference</w:t>
+        <w:t xml:space="preserve">3.2 </w:t>
+      </w:r>
+      <w:proofErr w:type="spellStart"/>
+      <w:r>
+        <w:rPr>
+          <w:b w:val="0"/>
+        </w:rPr>
+        <w:t>Locked</w:t>
+      </w:r>
+      <w:proofErr w:type="spellEnd"/>
+      <w:r>
+        <w:rPr>
+          <w:b w:val="0"/>
+        </w:rPr>
+        <w:t xml:space="preserve"> </w:t>
+      </w:r>
+      <w:proofErr w:type="spellStart"/>
+      <w:r>
+        <w:rPr>
+          <w:b w:val="0"/>
+        </w:rPr>
+        <w:t>downstream</w:t>
+      </w:r>
+      <w:proofErr w:type="spellEnd"/>
+      <w:r>
+        <w:rPr>
+          <w:b w:val="0"/>
+        </w:rPr>
+        <w:t xml:space="preserve"> </w:t>
+      </w:r>
+      <w:proofErr w:type="spellStart"/>
+      <w:r>
+        <w:rPr>
+          <w:b w:val="0"/>
+        </w:rPr>
+        <w:t>inference</w:t>
       </w:r>
       <w:bookmarkEnd w:id="6"/>
+      <w:proofErr w:type="spellEnd"/>
     </w:p>
     <w:tbl>
       <w:tblPr>
@@ -3648,6 +4514,7 @@
                 <w:sz w:val="18"/>
               </w:rPr>
             </w:pPr>
+            <w:proofErr w:type="spellStart"/>
             <w:r>
               <w:rPr>
                 <w:b/>
@@ -3656,6 +4523,7 @@
               </w:rPr>
               <w:t>Setting</w:t>
             </w:r>
+            <w:proofErr w:type="spellEnd"/>
           </w:p>
         </w:tc>
         <w:tc>
@@ -3671,14 +4539,34 @@
                 <w:sz w:val="18"/>
               </w:rPr>
             </w:pPr>
+            <w:proofErr w:type="spellStart"/>
             <w:r>
               <w:rPr>
                 <w:b/>
                 <w:color w:val="FFFFFF"/>
                 <w:sz w:val="18"/>
               </w:rPr>
-              <w:t>Locked value</w:t>
-            </w:r>
+              <w:t>Locked</w:t>
+            </w:r>
+            <w:proofErr w:type="spellEnd"/>
+            <w:r>
+              <w:rPr>
+                <w:b/>
+                <w:color w:val="FFFFFF"/>
+                <w:sz w:val="18"/>
+              </w:rPr>
+              <w:t xml:space="preserve"> </w:t>
+            </w:r>
+            <w:proofErr w:type="spellStart"/>
+            <w:r>
+              <w:rPr>
+                <w:b/>
+                <w:color w:val="FFFFFF"/>
+                <w:sz w:val="18"/>
+              </w:rPr>
+              <w:t>value</w:t>
+            </w:r>
+            <w:proofErr w:type="spellEnd"/>
           </w:p>
         </w:tc>
       </w:tr>
@@ -3767,8 +4655,30 @@
               <w:rPr>
                 <w:sz w:val="18"/>
               </w:rPr>
-              <w:t>20% horizontal and vertical</w:t>
-            </w:r>
+              <w:t xml:space="preserve">20% </w:t>
+            </w:r>
+            <w:proofErr w:type="spellStart"/>
+            <w:r>
+              <w:rPr>
+                <w:sz w:val="18"/>
+              </w:rPr>
+              <w:t>horizontal</w:t>
+            </w:r>
+            <w:proofErr w:type="spellEnd"/>
+            <w:r>
+              <w:rPr>
+                <w:sz w:val="18"/>
+              </w:rPr>
+              <w:t xml:space="preserve"> and </w:t>
+            </w:r>
+            <w:proofErr w:type="spellStart"/>
+            <w:r>
+              <w:rPr>
+                <w:sz w:val="18"/>
+              </w:rPr>
+              <w:t>vertical</w:t>
+            </w:r>
+            <w:proofErr w:type="spellEnd"/>
           </w:p>
         </w:tc>
       </w:tr>
@@ -3793,8 +4703,16 @@
               <w:rPr>
                 <w:sz w:val="18"/>
               </w:rPr>
-              <w:t>Standard whole-image prediction</w:t>
-            </w:r>
+              <w:t xml:space="preserve">Standard whole-image </w:t>
+            </w:r>
+            <w:proofErr w:type="spellStart"/>
+            <w:r>
+              <w:rPr>
+                <w:sz w:val="18"/>
+              </w:rPr>
+              <w:t>prediction</w:t>
+            </w:r>
+            <w:proofErr w:type="spellEnd"/>
           </w:p>
         </w:tc>
         <w:tc>
@@ -3838,26 +4756,84 @@
               <w:rPr>
                 <w:sz w:val="18"/>
               </w:rPr>
-              <w:t>Class confidence thresholds</w:t>
-            </w:r>
-          </w:p>
-        </w:tc>
-        <w:tc>
-          <w:tcPr>
-            <w:tcW w:w="0" w:type="auto"/>
-            <w:shd w:val="clear" w:color="auto" w:fill="EEF4FA"/>
-          </w:tcPr>
-          <w:p>
-            <w:pPr>
-              <w:rPr>
-                <w:sz w:val="18"/>
-              </w:rPr>
-            </w:pPr>
-            <w:r>
-              <w:rPr>
-                <w:sz w:val="18"/>
-              </w:rPr>
-              <w:t>Leucocyte=0.36; Squamous Epithelial Cell=0.35</w:t>
+              <w:t xml:space="preserve">Class </w:t>
+            </w:r>
+            <w:proofErr w:type="spellStart"/>
+            <w:r>
+              <w:rPr>
+                <w:sz w:val="18"/>
+              </w:rPr>
+              <w:t>confidence</w:t>
+            </w:r>
+            <w:proofErr w:type="spellEnd"/>
+            <w:r>
+              <w:rPr>
+                <w:sz w:val="18"/>
+              </w:rPr>
+              <w:t xml:space="preserve"> </w:t>
+            </w:r>
+            <w:proofErr w:type="spellStart"/>
+            <w:r>
+              <w:rPr>
+                <w:sz w:val="18"/>
+              </w:rPr>
+              <w:t>thresholds</w:t>
+            </w:r>
+            <w:proofErr w:type="spellEnd"/>
+          </w:p>
+        </w:tc>
+        <w:tc>
+          <w:tcPr>
+            <w:tcW w:w="0" w:type="auto"/>
+            <w:shd w:val="clear" w:color="auto" w:fill="EEF4FA"/>
+          </w:tcPr>
+          <w:p>
+            <w:pPr>
+              <w:rPr>
+                <w:sz w:val="18"/>
+              </w:rPr>
+            </w:pPr>
+            <w:proofErr w:type="spellStart"/>
+            <w:r>
+              <w:rPr>
+                <w:sz w:val="18"/>
+              </w:rPr>
+              <w:t>Leucocyte</w:t>
+            </w:r>
+            <w:proofErr w:type="spellEnd"/>
+            <w:r>
+              <w:rPr>
+                <w:sz w:val="18"/>
+              </w:rPr>
+              <w:t xml:space="preserve">=0.36; </w:t>
+            </w:r>
+            <w:proofErr w:type="spellStart"/>
+            <w:r>
+              <w:rPr>
+                <w:sz w:val="18"/>
+              </w:rPr>
+              <w:t>Squamous</w:t>
+            </w:r>
+            <w:proofErr w:type="spellEnd"/>
+            <w:r>
+              <w:rPr>
+                <w:sz w:val="18"/>
+              </w:rPr>
+              <w:t xml:space="preserve"> </w:t>
+            </w:r>
+            <w:proofErr w:type="spellStart"/>
+            <w:r>
+              <w:rPr>
+                <w:sz w:val="18"/>
+              </w:rPr>
+              <w:t>Epithelial</w:t>
+            </w:r>
+            <w:proofErr w:type="spellEnd"/>
+            <w:r>
+              <w:rPr>
+                <w:sz w:val="18"/>
+              </w:rPr>
+              <w:t xml:space="preserve"> Cell=0.35</w:t>
             </w:r>
           </w:p>
         </w:tc>
@@ -3879,33 +4855,57 @@
                 <w:sz w:val="18"/>
               </w:rPr>
             </w:pPr>
-            <w:r>
-              <w:rPr>
-                <w:sz w:val="18"/>
-              </w:rPr>
-              <w:t>Within-class postprocess</w:t>
-            </w:r>
-          </w:p>
-        </w:tc>
-        <w:tc>
-          <w:tcPr>
-            <w:tcW w:w="0" w:type="auto"/>
-            <w:tcBorders>
-              <w:bottom w:val="single" w:sz="4" w:space="0" w:color="auto"/>
-            </w:tcBorders>
-          </w:tcPr>
-          <w:p>
-            <w:pPr>
-              <w:rPr>
-                <w:sz w:val="18"/>
-              </w:rPr>
-            </w:pPr>
-            <w:r>
-              <w:rPr>
-                <w:sz w:val="18"/>
-              </w:rPr>
-              <w:t>GREEDYNMM, IOU=0.50, class-aware</w:t>
-            </w:r>
+            <w:proofErr w:type="spellStart"/>
+            <w:r>
+              <w:rPr>
+                <w:sz w:val="18"/>
+              </w:rPr>
+              <w:t>Within</w:t>
+            </w:r>
+            <w:proofErr w:type="spellEnd"/>
+            <w:r>
+              <w:rPr>
+                <w:sz w:val="18"/>
+              </w:rPr>
+              <w:t xml:space="preserve">-class </w:t>
+            </w:r>
+            <w:proofErr w:type="spellStart"/>
+            <w:r>
+              <w:rPr>
+                <w:sz w:val="18"/>
+              </w:rPr>
+              <w:t>postprocess</w:t>
+            </w:r>
+            <w:proofErr w:type="spellEnd"/>
+          </w:p>
+        </w:tc>
+        <w:tc>
+          <w:tcPr>
+            <w:tcW w:w="0" w:type="auto"/>
+            <w:tcBorders>
+              <w:bottom w:val="single" w:sz="4" w:space="0" w:color="auto"/>
+            </w:tcBorders>
+          </w:tcPr>
+          <w:p>
+            <w:pPr>
+              <w:rPr>
+                <w:sz w:val="18"/>
+              </w:rPr>
+            </w:pPr>
+            <w:r>
+              <w:rPr>
+                <w:sz w:val="18"/>
+              </w:rPr>
+              <w:t>GREEDYNMM, IOU=0.50, class-</w:t>
+            </w:r>
+            <w:proofErr w:type="spellStart"/>
+            <w:r>
+              <w:rPr>
+                <w:sz w:val="18"/>
+              </w:rPr>
+              <w:t>aware</w:t>
+            </w:r>
+            <w:proofErr w:type="spellEnd"/>
           </w:p>
         </w:tc>
       </w:tr>
@@ -3928,26 +4928,54 @@
               <w:rPr>
                 <w:sz w:val="18"/>
               </w:rPr>
-              <w:t>Cross-class duplicate suppression</w:t>
-            </w:r>
-          </w:p>
-        </w:tc>
-        <w:tc>
-          <w:tcPr>
-            <w:tcW w:w="0" w:type="auto"/>
-            <w:shd w:val="clear" w:color="auto" w:fill="EEF4FA"/>
-          </w:tcPr>
-          <w:p>
-            <w:pPr>
-              <w:rPr>
-                <w:sz w:val="18"/>
-              </w:rPr>
-            </w:pPr>
-            <w:r>
-              <w:rPr>
-                <w:sz w:val="18"/>
-              </w:rPr>
-              <w:t>IOS≥0.75, IoU≥0.35, area ratio≥0.55</w:t>
+              <w:t xml:space="preserve">Cross-class </w:t>
+            </w:r>
+            <w:proofErr w:type="spellStart"/>
+            <w:r>
+              <w:rPr>
+                <w:sz w:val="18"/>
+              </w:rPr>
+              <w:t>duplicate</w:t>
+            </w:r>
+            <w:proofErr w:type="spellEnd"/>
+            <w:r>
+              <w:rPr>
+                <w:sz w:val="18"/>
+              </w:rPr>
+              <w:t xml:space="preserve"> suppression</w:t>
+            </w:r>
+          </w:p>
+        </w:tc>
+        <w:tc>
+          <w:tcPr>
+            <w:tcW w:w="0" w:type="auto"/>
+            <w:shd w:val="clear" w:color="auto" w:fill="EEF4FA"/>
+          </w:tcPr>
+          <w:p>
+            <w:pPr>
+              <w:rPr>
+                <w:sz w:val="18"/>
+              </w:rPr>
+            </w:pPr>
+            <w:r>
+              <w:rPr>
+                <w:sz w:val="18"/>
+              </w:rPr>
+              <w:t xml:space="preserve">IOS≥0.75, IoU≥0.35, </w:t>
+            </w:r>
+            <w:proofErr w:type="spellStart"/>
+            <w:r>
+              <w:rPr>
+                <w:sz w:val="18"/>
+              </w:rPr>
+              <w:t>area</w:t>
+            </w:r>
+            <w:proofErr w:type="spellEnd"/>
+            <w:r>
+              <w:rPr>
+                <w:sz w:val="18"/>
+              </w:rPr>
+              <w:t xml:space="preserve"> ratio≥0.55</w:t>
             </w:r>
           </w:p>
         </w:tc>
@@ -3966,9 +4994,31 @@
         <w:rPr>
           <w:b w:val="0"/>
         </w:rPr>
-        <w:t>3.3 Count-to-quality rule</w:t>
+        <w:t>3.3 Count-to-</w:t>
+      </w:r>
+      <w:proofErr w:type="spellStart"/>
+      <w:r>
+        <w:rPr>
+          <w:b w:val="0"/>
+        </w:rPr>
+        <w:t>quality</w:t>
+      </w:r>
+      <w:proofErr w:type="spellEnd"/>
+      <w:r>
+        <w:rPr>
+          <w:b w:val="0"/>
+        </w:rPr>
+        <w:t xml:space="preserve"> </w:t>
+      </w:r>
+      <w:proofErr w:type="spellStart"/>
+      <w:r>
+        <w:rPr>
+          <w:b w:val="0"/>
+        </w:rPr>
+        <w:t>rule</w:t>
       </w:r>
       <w:bookmarkEnd w:id="7"/>
+      <w:proofErr w:type="spellEnd"/>
     </w:p>
     <w:tbl>
       <w:tblPr>
@@ -4022,14 +5072,34 @@
                 <w:sz w:val="18"/>
               </w:rPr>
             </w:pPr>
+            <w:proofErr w:type="spellStart"/>
             <w:r>
               <w:rPr>
                 <w:b/>
                 <w:color w:val="FFFFFF"/>
                 <w:sz w:val="18"/>
               </w:rPr>
-              <w:t>Observed count</w:t>
-            </w:r>
+              <w:t>Observed</w:t>
+            </w:r>
+            <w:proofErr w:type="spellEnd"/>
+            <w:r>
+              <w:rPr>
+                <w:b/>
+                <w:color w:val="FFFFFF"/>
+                <w:sz w:val="18"/>
+              </w:rPr>
+              <w:t xml:space="preserve"> </w:t>
+            </w:r>
+            <w:proofErr w:type="spellStart"/>
+            <w:r>
+              <w:rPr>
+                <w:b/>
+                <w:color w:val="FFFFFF"/>
+                <w:sz w:val="18"/>
+              </w:rPr>
+              <w:t>count</w:t>
+            </w:r>
+            <w:proofErr w:type="spellEnd"/>
           </w:p>
         </w:tc>
         <w:tc>
@@ -4073,12 +5143,14 @@
                 <w:sz w:val="18"/>
               </w:rPr>
             </w:pPr>
+            <w:proofErr w:type="spellStart"/>
             <w:r>
               <w:rPr>
                 <w:sz w:val="18"/>
               </w:rPr>
               <w:t>Leucocyte</w:t>
             </w:r>
+            <w:proofErr w:type="spellEnd"/>
           </w:p>
         </w:tc>
         <w:tc>
@@ -4139,12 +5211,14 @@
                 <w:sz w:val="18"/>
               </w:rPr>
             </w:pPr>
+            <w:proofErr w:type="spellStart"/>
             <w:r>
               <w:rPr>
                 <w:sz w:val="18"/>
               </w:rPr>
               <w:t>Leucocyte</w:t>
             </w:r>
+            <w:proofErr w:type="spellEnd"/>
           </w:p>
         </w:tc>
         <w:tc>
@@ -4203,12 +5277,14 @@
                 <w:sz w:val="18"/>
               </w:rPr>
             </w:pPr>
+            <w:proofErr w:type="spellStart"/>
             <w:r>
               <w:rPr>
                 <w:sz w:val="18"/>
               </w:rPr>
               <w:t>Leucocyte</w:t>
             </w:r>
+            <w:proofErr w:type="spellEnd"/>
           </w:p>
         </w:tc>
         <w:tc>
@@ -4269,12 +5345,14 @@
                 <w:sz w:val="18"/>
               </w:rPr>
             </w:pPr>
+            <w:proofErr w:type="spellStart"/>
             <w:r>
               <w:rPr>
                 <w:sz w:val="18"/>
               </w:rPr>
               <w:t>Leucocyte</w:t>
             </w:r>
+            <w:proofErr w:type="spellEnd"/>
           </w:p>
         </w:tc>
         <w:tc>
@@ -4333,12 +5411,28 @@
                 <w:sz w:val="18"/>
               </w:rPr>
             </w:pPr>
-            <w:r>
-              <w:rPr>
-                <w:sz w:val="18"/>
-              </w:rPr>
-              <w:t>Squamous epithelial</w:t>
-            </w:r>
+            <w:proofErr w:type="spellStart"/>
+            <w:r>
+              <w:rPr>
+                <w:sz w:val="18"/>
+              </w:rPr>
+              <w:t>Squamous</w:t>
+            </w:r>
+            <w:proofErr w:type="spellEnd"/>
+            <w:r>
+              <w:rPr>
+                <w:sz w:val="18"/>
+              </w:rPr>
+              <w:t xml:space="preserve"> </w:t>
+            </w:r>
+            <w:proofErr w:type="spellStart"/>
+            <w:r>
+              <w:rPr>
+                <w:sz w:val="18"/>
+              </w:rPr>
+              <w:t>epithelial</w:t>
+            </w:r>
+            <w:proofErr w:type="spellEnd"/>
           </w:p>
         </w:tc>
         <w:tc>
@@ -4399,12 +5493,28 @@
                 <w:sz w:val="18"/>
               </w:rPr>
             </w:pPr>
-            <w:r>
-              <w:rPr>
-                <w:sz w:val="18"/>
-              </w:rPr>
-              <w:t>Squamous epithelial</w:t>
-            </w:r>
+            <w:proofErr w:type="spellStart"/>
+            <w:r>
+              <w:rPr>
+                <w:sz w:val="18"/>
+              </w:rPr>
+              <w:t>Squamous</w:t>
+            </w:r>
+            <w:proofErr w:type="spellEnd"/>
+            <w:r>
+              <w:rPr>
+                <w:sz w:val="18"/>
+              </w:rPr>
+              <w:t xml:space="preserve"> </w:t>
+            </w:r>
+            <w:proofErr w:type="spellStart"/>
+            <w:r>
+              <w:rPr>
+                <w:sz w:val="18"/>
+              </w:rPr>
+              <w:t>epithelial</w:t>
+            </w:r>
+            <w:proofErr w:type="spellEnd"/>
           </w:p>
         </w:tc>
         <w:tc>
@@ -4460,12 +5570,28 @@
                 <w:sz w:val="18"/>
               </w:rPr>
             </w:pPr>
-            <w:r>
-              <w:rPr>
-                <w:sz w:val="18"/>
-              </w:rPr>
-              <w:t>Squamous epithelial</w:t>
-            </w:r>
+            <w:proofErr w:type="spellStart"/>
+            <w:r>
+              <w:rPr>
+                <w:sz w:val="18"/>
+              </w:rPr>
+              <w:t>Squamous</w:t>
+            </w:r>
+            <w:proofErr w:type="spellEnd"/>
+            <w:r>
+              <w:rPr>
+                <w:sz w:val="18"/>
+              </w:rPr>
+              <w:t xml:space="preserve"> </w:t>
+            </w:r>
+            <w:proofErr w:type="spellStart"/>
+            <w:r>
+              <w:rPr>
+                <w:sz w:val="18"/>
+              </w:rPr>
+              <w:t>epithelial</w:t>
+            </w:r>
+            <w:proofErr w:type="spellEnd"/>
           </w:p>
         </w:tc>
         <w:tc>
@@ -4508,7 +5634,15 @@
     </w:tbl>
     <w:p/>
     <w:p>
-      <w:r>
+      <w:pPr>
+        <w:rPr>
+          <w:lang w:val="en-US"/>
+        </w:rPr>
+      </w:pPr>
+      <w:r>
+        <w:rPr>
+          <w:lang w:val="en-US"/>
+        </w:rPr>
         <w:t>The component scores were summed. An FOV was Qualified when the total score was at least +1 and fewer than 10 epithelial cells were detected; it was Not Qualified when the total was −1 or lower; all remaining cases were Partially Qualified.</w:t>
       </w:r>
     </w:p>
@@ -4517,20 +5651,44 @@
         <w:pStyle w:val="Heading1"/>
         <w:rPr>
           <w:b w:val="0"/>
+          <w:lang w:val="en-US"/>
         </w:rPr>
       </w:pPr>
       <w:bookmarkStart w:id="8" w:name="_Toc236221223"/>
       <w:r>
         <w:rPr>
           <w:b w:val="0"/>
+          <w:lang w:val="en-US"/>
         </w:rPr>
         <w:t>4. Held-out object-detection evaluation</w:t>
       </w:r>
       <w:bookmarkEnd w:id="8"/>
     </w:p>
     <w:p>
-      <w:r>
-        <w:t>Standard COCO ranking metrics were calculated from detections retained at the numerical score floor of 0.001. They do not use the calibrated thresholds. The confusion matrix and operating-point precision/recall/F1 are threshold-dependent and use the independently calibrated class-specific thresholds at IoU=0.50.</w:t>
+      <w:pPr>
+        <w:rPr>
+          <w:lang w:val="en-US"/>
+        </w:rPr>
+      </w:pPr>
+      <w:r>
+        <w:rPr>
+          <w:lang w:val="en-US"/>
+        </w:rPr>
+        <w:t xml:space="preserve">Standard COCO ranking metrics were calculated from detections retained at the numerical score floor of 0.001. They do not use the calibrated thresholds. The confusion matrix and operating-point precision/recall/F1 are threshold-dependent and use the independently calibrated class-specific thresholds at </w:t>
+      </w:r>
+      <w:proofErr w:type="spellStart"/>
+      <w:r>
+        <w:rPr>
+          <w:lang w:val="en-US"/>
+        </w:rPr>
+        <w:t>IoU</w:t>
+      </w:r>
+      <w:proofErr w:type="spellEnd"/>
+      <w:r>
+        <w:rPr>
+          <w:lang w:val="en-US"/>
+        </w:rPr>
+        <w:t>=0.50.</w:t>
       </w:r>
     </w:p>
     <w:tbl>
@@ -4561,6 +5719,7 @@
                 <w:sz w:val="18"/>
               </w:rPr>
             </w:pPr>
+            <w:proofErr w:type="spellStart"/>
             <w:r>
               <w:rPr>
                 <w:b/>
@@ -4569,6 +5728,7 @@
               </w:rPr>
               <w:t>Metric</w:t>
             </w:r>
+            <w:proofErr w:type="spellEnd"/>
           </w:p>
         </w:tc>
         <w:tc>
@@ -4590,8 +5750,18 @@
                 <w:color w:val="FFFFFF"/>
                 <w:sz w:val="18"/>
               </w:rPr>
-              <w:t>Overall result</w:t>
-            </w:r>
+              <w:t xml:space="preserve">Overall </w:t>
+            </w:r>
+            <w:proofErr w:type="spellStart"/>
+            <w:r>
+              <w:rPr>
+                <w:b/>
+                <w:color w:val="FFFFFF"/>
+                <w:sz w:val="18"/>
+              </w:rPr>
+              <w:t>result</w:t>
+            </w:r>
+            <w:proofErr w:type="spellEnd"/>
           </w:p>
         </w:tc>
       </w:tr>
@@ -4880,9 +6050,17 @@
         <w:rPr>
           <w:b w:val="0"/>
         </w:rPr>
-        <w:t>Per-class standard COCO metrics</w:t>
+        <w:t xml:space="preserve">Per-class standard COCO </w:t>
+      </w:r>
+      <w:proofErr w:type="spellStart"/>
+      <w:r>
+        <w:rPr>
+          <w:b w:val="0"/>
+        </w:rPr>
+        <w:t>metrics</w:t>
       </w:r>
       <w:bookmarkEnd w:id="9"/>
+      <w:proofErr w:type="spellEnd"/>
     </w:p>
     <w:tbl>
       <w:tblPr>
@@ -5035,12 +6213,14 @@
                 <w:sz w:val="18"/>
               </w:rPr>
             </w:pPr>
+            <w:proofErr w:type="spellStart"/>
             <w:r>
               <w:rPr>
                 <w:sz w:val="18"/>
               </w:rPr>
               <w:t>Leucocyte</w:t>
             </w:r>
+            <w:proofErr w:type="spellEnd"/>
           </w:p>
         </w:tc>
         <w:tc>
@@ -5143,11 +6323,33 @@
                 <w:sz w:val="18"/>
               </w:rPr>
             </w:pPr>
-            <w:r>
-              <w:rPr>
-                <w:sz w:val="18"/>
-              </w:rPr>
-              <w:t>Squamous Epithelial Cell</w:t>
+            <w:proofErr w:type="spellStart"/>
+            <w:r>
+              <w:rPr>
+                <w:sz w:val="18"/>
+              </w:rPr>
+              <w:t>Squamous</w:t>
+            </w:r>
+            <w:proofErr w:type="spellEnd"/>
+            <w:r>
+              <w:rPr>
+                <w:sz w:val="18"/>
+              </w:rPr>
+              <w:t xml:space="preserve"> </w:t>
+            </w:r>
+            <w:proofErr w:type="spellStart"/>
+            <w:r>
+              <w:rPr>
+                <w:sz w:val="18"/>
+              </w:rPr>
+              <w:t>Epithelial</w:t>
+            </w:r>
+            <w:proofErr w:type="spellEnd"/>
+            <w:r>
+              <w:rPr>
+                <w:sz w:val="18"/>
+              </w:rPr>
+              <w:t xml:space="preserve"> Cell</w:t>
             </w:r>
           </w:p>
         </w:tc>
@@ -5235,14 +6437,32 @@
         <w:pStyle w:val="Heading2"/>
         <w:rPr>
           <w:b w:val="0"/>
+          <w:lang w:val="en-US"/>
         </w:rPr>
       </w:pPr>
       <w:bookmarkStart w:id="10" w:name="_Toc236221225"/>
       <w:r>
         <w:rPr>
           <w:b w:val="0"/>
-        </w:rPr>
-        <w:t>Locked operating point at IoU=0.50</w:t>
+          <w:lang w:val="en-US"/>
+        </w:rPr>
+        <w:t xml:space="preserve">Locked operating point at </w:t>
+      </w:r>
+      <w:proofErr w:type="spellStart"/>
+      <w:r>
+        <w:rPr>
+          <w:b w:val="0"/>
+          <w:lang w:val="en-US"/>
+        </w:rPr>
+        <w:t>IoU</w:t>
+      </w:r>
+      <w:proofErr w:type="spellEnd"/>
+      <w:r>
+        <w:rPr>
+          <w:b w:val="0"/>
+          <w:lang w:val="en-US"/>
+        </w:rPr>
+        <w:t>=0.50</w:t>
       </w:r>
       <w:bookmarkEnd w:id="10"/>
     </w:p>
@@ -5280,6 +6500,7 @@
                 <w:sz w:val="18"/>
               </w:rPr>
             </w:pPr>
+            <w:proofErr w:type="spellStart"/>
             <w:r>
               <w:rPr>
                 <w:b/>
@@ -5288,6 +6509,7 @@
               </w:rPr>
               <w:t>Thresholds</w:t>
             </w:r>
+            <w:proofErr w:type="spellEnd"/>
           </w:p>
         </w:tc>
         <w:tc>
@@ -5395,6 +6617,7 @@
                 <w:sz w:val="18"/>
               </w:rPr>
             </w:pPr>
+            <w:proofErr w:type="spellStart"/>
             <w:r>
               <w:rPr>
                 <w:b/>
@@ -5403,6 +6626,7 @@
               </w:rPr>
               <w:t>Recall</w:t>
             </w:r>
+            <w:proofErr w:type="spellEnd"/>
           </w:p>
         </w:tc>
         <w:tc>
@@ -5466,11 +6690,47 @@
                 <w:sz w:val="18"/>
               </w:rPr>
             </w:pPr>
-            <w:r>
-              <w:rPr>
-                <w:sz w:val="18"/>
-              </w:rPr>
-              <w:t>Leucocyte=0.36; Squamous Epithelial Cell=0.35</w:t>
+            <w:proofErr w:type="spellStart"/>
+            <w:r>
+              <w:rPr>
+                <w:sz w:val="18"/>
+              </w:rPr>
+              <w:t>Leucocyte</w:t>
+            </w:r>
+            <w:proofErr w:type="spellEnd"/>
+            <w:r>
+              <w:rPr>
+                <w:sz w:val="18"/>
+              </w:rPr>
+              <w:t xml:space="preserve">=0.36; </w:t>
+            </w:r>
+            <w:proofErr w:type="spellStart"/>
+            <w:r>
+              <w:rPr>
+                <w:sz w:val="18"/>
+              </w:rPr>
+              <w:t>Squamous</w:t>
+            </w:r>
+            <w:proofErr w:type="spellEnd"/>
+            <w:r>
+              <w:rPr>
+                <w:sz w:val="18"/>
+              </w:rPr>
+              <w:t xml:space="preserve"> </w:t>
+            </w:r>
+            <w:proofErr w:type="spellStart"/>
+            <w:r>
+              <w:rPr>
+                <w:sz w:val="18"/>
+              </w:rPr>
+              <w:t>Epithelial</w:t>
+            </w:r>
+            <w:proofErr w:type="spellEnd"/>
+            <w:r>
+              <w:rPr>
+                <w:sz w:val="18"/>
+              </w:rPr>
+              <w:t xml:space="preserve"> Cell=0.35</w:t>
             </w:r>
           </w:p>
         </w:tc>
@@ -5613,7 +6873,7 @@
         </w:rPr>
         <w:lastRenderedPageBreak/>
         <w:drawing>
-          <wp:inline distT="0" distB="0" distL="0" distR="0" wp14:anchorId="7543C66B" wp14:editId="2DF9EECB">
+          <wp:inline distT="0" distB="0" distL="0" distR="0" wp14:anchorId="7543C66B" wp14:editId="315172E2">
             <wp:extent cx="5715000" cy="5715000"/>
             <wp:effectExtent l="0" t="0" r="0" b="0"/>
             <wp:docPr id="1" name="Picture 1"/>
@@ -5661,13 +6921,31 @@
         <w:jc w:val="center"/>
         <w:rPr>
           <w:i w:val="0"/>
+          <w:lang w:val="en-US"/>
         </w:rPr>
       </w:pPr>
       <w:r>
         <w:rPr>
           <w:i w:val="0"/>
-        </w:rPr>
-        <w:t>Figure 1. Object-detection confusion matrix at the locked class-specific confidence thresholds and IoU=0.50. Rows are ground truth; columns are predictions. Background indicates misses or unmatched detections.</w:t>
+          <w:lang w:val="en-US"/>
+        </w:rPr>
+        <w:t xml:space="preserve">Figure 1. Object-detection confusion matrix at the locked class-specific confidence thresholds and </w:t>
+      </w:r>
+      <w:proofErr w:type="spellStart"/>
+      <w:r>
+        <w:rPr>
+          <w:i w:val="0"/>
+          <w:lang w:val="en-US"/>
+        </w:rPr>
+        <w:t>IoU</w:t>
+      </w:r>
+      <w:proofErr w:type="spellEnd"/>
+      <w:r>
+        <w:rPr>
+          <w:i w:val="0"/>
+          <w:lang w:val="en-US"/>
+        </w:rPr>
+        <w:t>=0.50. Rows are ground truth; columns are predictions. Background indicates misses or unmatched detections.</w:t>
       </w:r>
     </w:p>
     <w:p>
@@ -5680,7 +6958,7 @@
         </w:rPr>
         <w:lastRenderedPageBreak/>
         <w:drawing>
-          <wp:inline distT="0" distB="0" distL="0" distR="0" wp14:anchorId="7F0CCBDF" wp14:editId="326A2AD5">
+          <wp:inline distT="0" distB="0" distL="0" distR="0" wp14:anchorId="7F0CCBDF" wp14:editId="1307E7B9">
             <wp:extent cx="5715000" cy="3571653"/>
             <wp:effectExtent l="0" t="0" r="0" b="0"/>
             <wp:docPr id="2" name="Picture 2"/>
@@ -5728,22 +7006,56 @@
         <w:jc w:val="center"/>
         <w:rPr>
           <w:i w:val="0"/>
+          <w:lang w:val="en-US"/>
         </w:rPr>
       </w:pPr>
       <w:r>
         <w:rPr>
           <w:i w:val="0"/>
-        </w:rPr>
-        <w:t>Figure 2. Detector AP across IoU thresholds. The standard headline COCO result remains AP@50:95.</w:t>
+          <w:lang w:val="en-US"/>
+        </w:rPr>
+        <w:t xml:space="preserve">Figure 2. Detector AP across </w:t>
+      </w:r>
+      <w:proofErr w:type="spellStart"/>
+      <w:r>
+        <w:rPr>
+          <w:i w:val="0"/>
+          <w:lang w:val="en-US"/>
+        </w:rPr>
+        <w:t>IoU</w:t>
+      </w:r>
+      <w:proofErr w:type="spellEnd"/>
+      <w:r>
+        <w:rPr>
+          <w:i w:val="0"/>
+          <w:lang w:val="en-US"/>
+        </w:rPr>
+        <w:t xml:space="preserve"> thresholds. The standard headline COCO result remains AP@50:95.</w:t>
       </w:r>
     </w:p>
     <w:p>
-      <w:r>
+      <w:pPr>
+        <w:rPr>
+          <w:lang w:val="en-US"/>
+        </w:rPr>
+      </w:pPr>
+      <w:r>
+        <w:rPr>
+          <w:lang w:val="en-US"/>
+        </w:rPr>
         <w:t>The test set contained 2,851 annotated leucocytes and 1,153 squamous epithelial cells. At the locked operating point, the confusion matrix recorded 2,296 correctly localized leucocytes and 1,046 correctly localized epithelial cells. Epithelial cells showed higher localization performance than leucocytes across AP@50:95, AP@50, AP@75, and AR@100.</w:t>
       </w:r>
     </w:p>
     <w:p>
-      <w:r>
+      <w:pPr>
+        <w:rPr>
+          <w:lang w:val="en-US"/>
+        </w:rPr>
+      </w:pPr>
+      <w:r>
+        <w:rPr>
+          <w:lang w:val="en-US"/>
+        </w:rPr>
         <w:t>The saved test threshold sweep is descriptive sensitivity analysis only. Its test-set maximum was not used to select or revise the operating thresholds and is intentionally not reported as a selected operating point.</w:t>
       </w:r>
     </w:p>
@@ -5752,20 +7064,44 @@
         <w:pStyle w:val="Heading1"/>
         <w:rPr>
           <w:b w:val="0"/>
+          <w:lang w:val="en-US"/>
         </w:rPr>
       </w:pPr>
       <w:bookmarkStart w:id="11" w:name="_Toc236221226"/>
       <w:r>
         <w:rPr>
           <w:b w:val="0"/>
+          <w:lang w:val="en-US"/>
         </w:rPr>
         <w:t>5. Independent confidence-threshold calibration</w:t>
       </w:r>
       <w:bookmarkEnd w:id="11"/>
     </w:p>
     <w:p>
-      <w:r>
-        <w:t>Calibration used 53 images from 11 tasks, with 572 leucocyte and 204 squamous epithelial annotations. Predictions were matched at IoU=0.50. Thresholds from 0.00 to 0.95 were evaluated at 0.01 increments, with extra observed-score candidates, and macro F1 was the prespecified selection criterion.</w:t>
+      <w:pPr>
+        <w:rPr>
+          <w:lang w:val="en-US"/>
+        </w:rPr>
+      </w:pPr>
+      <w:r>
+        <w:rPr>
+          <w:lang w:val="en-US"/>
+        </w:rPr>
+        <w:t xml:space="preserve">Calibration used 53 images from 11 tasks, with 572 leucocyte and 204 squamous epithelial annotations. Predictions were matched at </w:t>
+      </w:r>
+      <w:proofErr w:type="spellStart"/>
+      <w:r>
+        <w:rPr>
+          <w:lang w:val="en-US"/>
+        </w:rPr>
+        <w:t>IoU</w:t>
+      </w:r>
+      <w:proofErr w:type="spellEnd"/>
+      <w:r>
+        <w:rPr>
+          <w:lang w:val="en-US"/>
+        </w:rPr>
+        <w:t>=0.50. Thresholds from 0.00 to 0.95 were evaluated at 0.01 increments, with extra observed-score candidates, and macro F1 was the prespecified selection criterion.</w:t>
       </w:r>
     </w:p>
     <w:tbl>
@@ -5826,6 +7162,7 @@
                 <w:sz w:val="18"/>
               </w:rPr>
             </w:pPr>
+            <w:proofErr w:type="spellStart"/>
             <w:r>
               <w:rPr>
                 <w:b/>
@@ -5834,6 +7171,7 @@
               </w:rPr>
               <w:t>Threshold</w:t>
             </w:r>
+            <w:proofErr w:type="spellEnd"/>
           </w:p>
         </w:tc>
         <w:tc>
@@ -5941,6 +7279,7 @@
                 <w:sz w:val="18"/>
               </w:rPr>
             </w:pPr>
+            <w:proofErr w:type="spellStart"/>
             <w:r>
               <w:rPr>
                 <w:b/>
@@ -5949,6 +7288,7 @@
               </w:rPr>
               <w:t>Recall</w:t>
             </w:r>
+            <w:proofErr w:type="spellEnd"/>
           </w:p>
         </w:tc>
         <w:tc>
@@ -5987,6 +7327,7 @@
                 <w:sz w:val="18"/>
               </w:rPr>
             </w:pPr>
+            <w:proofErr w:type="spellStart"/>
             <w:r>
               <w:rPr>
                 <w:b/>
@@ -5995,6 +7336,7 @@
               </w:rPr>
               <w:t>Jaccard</w:t>
             </w:r>
+            <w:proofErr w:type="spellEnd"/>
           </w:p>
         </w:tc>
       </w:tr>
@@ -6015,30 +7357,34 @@
                 <w:sz w:val="18"/>
               </w:rPr>
             </w:pPr>
+            <w:proofErr w:type="spellStart"/>
             <w:r>
               <w:rPr>
                 <w:sz w:val="18"/>
               </w:rPr>
               <w:t>Leucocyte</w:t>
             </w:r>
-          </w:p>
-        </w:tc>
-        <w:tc>
-          <w:tcPr>
-            <w:tcW w:w="0" w:type="auto"/>
-            <w:tcBorders>
-              <w:bottom w:val="single" w:sz="4" w:space="0" w:color="auto"/>
-            </w:tcBorders>
-          </w:tcPr>
-          <w:p>
-            <w:pPr>
-              <w:rPr>
-                <w:sz w:val="18"/>
-              </w:rPr>
-            </w:pPr>
-            <w:r>
-              <w:rPr>
-                <w:sz w:val="18"/>
+            <w:proofErr w:type="spellEnd"/>
+          </w:p>
+        </w:tc>
+        <w:tc>
+          <w:tcPr>
+            <w:tcW w:w="0" w:type="auto"/>
+            <w:tcBorders>
+              <w:bottom w:val="single" w:sz="4" w:space="0" w:color="auto"/>
+            </w:tcBorders>
+          </w:tcPr>
+          <w:p>
+            <w:pPr>
+              <w:rPr>
+                <w:sz w:val="18"/>
+                <w:highlight w:val="yellow"/>
+              </w:rPr>
+            </w:pPr>
+            <w:r>
+              <w:rPr>
+                <w:sz w:val="18"/>
+                <w:highlight w:val="yellow"/>
               </w:rPr>
               <w:t>0.36</w:t>
             </w:r>
@@ -6207,28 +7553,52 @@
                 <w:sz w:val="18"/>
               </w:rPr>
             </w:pPr>
-            <w:r>
-              <w:rPr>
-                <w:sz w:val="18"/>
-              </w:rPr>
-              <w:t>Squamous Epithelial Cell</w:t>
-            </w:r>
-          </w:p>
-        </w:tc>
-        <w:tc>
-          <w:tcPr>
-            <w:tcW w:w="0" w:type="auto"/>
-            <w:shd w:val="clear" w:color="auto" w:fill="EEF4FA"/>
-          </w:tcPr>
-          <w:p>
-            <w:pPr>
-              <w:rPr>
-                <w:sz w:val="18"/>
-              </w:rPr>
-            </w:pPr>
-            <w:r>
-              <w:rPr>
-                <w:sz w:val="18"/>
+            <w:proofErr w:type="spellStart"/>
+            <w:r>
+              <w:rPr>
+                <w:sz w:val="18"/>
+              </w:rPr>
+              <w:t>Squamous</w:t>
+            </w:r>
+            <w:proofErr w:type="spellEnd"/>
+            <w:r>
+              <w:rPr>
+                <w:sz w:val="18"/>
+              </w:rPr>
+              <w:t xml:space="preserve"> </w:t>
+            </w:r>
+            <w:proofErr w:type="spellStart"/>
+            <w:r>
+              <w:rPr>
+                <w:sz w:val="18"/>
+              </w:rPr>
+              <w:t>Epithelial</w:t>
+            </w:r>
+            <w:proofErr w:type="spellEnd"/>
+            <w:r>
+              <w:rPr>
+                <w:sz w:val="18"/>
+              </w:rPr>
+              <w:t xml:space="preserve"> Cell</w:t>
+            </w:r>
+          </w:p>
+        </w:tc>
+        <w:tc>
+          <w:tcPr>
+            <w:tcW w:w="0" w:type="auto"/>
+            <w:shd w:val="clear" w:color="auto" w:fill="EEF4FA"/>
+          </w:tcPr>
+          <w:p>
+            <w:pPr>
+              <w:rPr>
+                <w:sz w:val="18"/>
+                <w:highlight w:val="yellow"/>
+              </w:rPr>
+            </w:pPr>
+            <w:r>
+              <w:rPr>
+                <w:sz w:val="18"/>
+                <w:highlight w:val="yellow"/>
               </w:rPr>
               <w:t>0.35</w:t>
             </w:r>
@@ -6404,31 +7774,43 @@
                 <w:color w:val="FFFFFF"/>
                 <w:sz w:val="18"/>
               </w:rPr>
-              <w:t>Joint metric</w:t>
-            </w:r>
-          </w:p>
-        </w:tc>
-        <w:tc>
-          <w:tcPr>
-            <w:tcW w:w="0" w:type="auto"/>
-            <w:shd w:val="clear" w:color="auto" w:fill="1F4E79"/>
-          </w:tcPr>
-          <w:p>
-            <w:pPr>
+              <w:t xml:space="preserve">Joint </w:t>
+            </w:r>
+            <w:proofErr w:type="spellStart"/>
+            <w:r>
               <w:rPr>
                 <w:b/>
                 <w:color w:val="FFFFFF"/>
                 <w:sz w:val="18"/>
               </w:rPr>
-            </w:pPr>
-            <w:r>
+              <w:t>metric</w:t>
+            </w:r>
+            <w:proofErr w:type="spellEnd"/>
+          </w:p>
+        </w:tc>
+        <w:tc>
+          <w:tcPr>
+            <w:tcW w:w="0" w:type="auto"/>
+            <w:shd w:val="clear" w:color="auto" w:fill="1F4E79"/>
+          </w:tcPr>
+          <w:p>
+            <w:pPr>
               <w:rPr>
                 <w:b/>
                 <w:color w:val="FFFFFF"/>
                 <w:sz w:val="18"/>
               </w:rPr>
+            </w:pPr>
+            <w:proofErr w:type="spellStart"/>
+            <w:r>
+              <w:rPr>
+                <w:b/>
+                <w:color w:val="FFFFFF"/>
+                <w:sz w:val="18"/>
+              </w:rPr>
               <w:t>Result</w:t>
             </w:r>
+            <w:proofErr w:type="spellEnd"/>
           </w:p>
         </w:tc>
       </w:tr>
@@ -6498,8 +7880,16 @@
               <w:rPr>
                 <w:sz w:val="18"/>
               </w:rPr>
-              <w:t>Micro precision</w:t>
-            </w:r>
+              <w:t xml:space="preserve">Micro </w:t>
+            </w:r>
+            <w:proofErr w:type="spellStart"/>
+            <w:r>
+              <w:rPr>
+                <w:sz w:val="18"/>
+              </w:rPr>
+              <w:t>precision</w:t>
+            </w:r>
+            <w:proofErr w:type="spellEnd"/>
           </w:p>
         </w:tc>
         <w:tc>
@@ -6543,8 +7933,16 @@
               <w:rPr>
                 <w:sz w:val="18"/>
               </w:rPr>
-              <w:t>Micro recall</w:t>
-            </w:r>
+              <w:t xml:space="preserve">Micro </w:t>
+            </w:r>
+            <w:proofErr w:type="spellStart"/>
+            <w:r>
+              <w:rPr>
+                <w:sz w:val="18"/>
+              </w:rPr>
+              <w:t>recall</w:t>
+            </w:r>
+            <w:proofErr w:type="spellEnd"/>
           </w:p>
         </w:tc>
         <w:tc>
@@ -6633,8 +8031,16 @@
               <w:rPr>
                 <w:sz w:val="18"/>
               </w:rPr>
-              <w:t>Macro precision</w:t>
-            </w:r>
+              <w:t xml:space="preserve">Macro </w:t>
+            </w:r>
+            <w:proofErr w:type="spellStart"/>
+            <w:r>
+              <w:rPr>
+                <w:sz w:val="18"/>
+              </w:rPr>
+              <w:t>precision</w:t>
+            </w:r>
+            <w:proofErr w:type="spellEnd"/>
           </w:p>
         </w:tc>
         <w:tc>
@@ -6678,8 +8084,16 @@
               <w:rPr>
                 <w:sz w:val="18"/>
               </w:rPr>
-              <w:t>Macro recall</w:t>
-            </w:r>
+              <w:t xml:space="preserve">Macro </w:t>
+            </w:r>
+            <w:proofErr w:type="spellStart"/>
+            <w:r>
+              <w:rPr>
+                <w:sz w:val="18"/>
+              </w:rPr>
+              <w:t>recall</w:t>
+            </w:r>
+            <w:proofErr w:type="spellEnd"/>
           </w:p>
         </w:tc>
         <w:tc>
@@ -6768,8 +8182,16 @@
               <w:rPr>
                 <w:sz w:val="18"/>
               </w:rPr>
-              <w:t>Macro Jaccard</w:t>
-            </w:r>
+              <w:t xml:space="preserve">Macro </w:t>
+            </w:r>
+            <w:proofErr w:type="spellStart"/>
+            <w:r>
+              <w:rPr>
+                <w:sz w:val="18"/>
+              </w:rPr>
+              <w:t>Jaccard</w:t>
+            </w:r>
+            <w:proofErr w:type="spellEnd"/>
           </w:p>
         </w:tc>
         <w:tc>
@@ -6803,7 +8225,7 @@
           <w:noProof/>
         </w:rPr>
         <w:drawing>
-          <wp:inline distT="0" distB="0" distL="0" distR="0" wp14:anchorId="25A35EB0" wp14:editId="25EA8E84">
+          <wp:inline distT="0" distB="0" distL="0" distR="0" wp14:anchorId="25A35EB0" wp14:editId="0954BDF4">
             <wp:extent cx="5715000" cy="3571653"/>
             <wp:effectExtent l="0" t="0" r="0" b="0"/>
             <wp:docPr id="3" name="Picture 3"/>
@@ -6851,11 +8273,13 @@
         <w:jc w:val="center"/>
         <w:rPr>
           <w:i w:val="0"/>
+          <w:lang w:val="en-US"/>
         </w:rPr>
       </w:pPr>
       <w:r>
         <w:rPr>
           <w:i w:val="0"/>
+          <w:lang w:val="en-US"/>
         </w:rPr>
         <w:t>Figure 3. Leucocyte precision, recall, F1, and Jaccard across confidence thresholds. The selected F1-maximizing threshold was 0.36.</w:t>
       </w:r>
@@ -6869,7 +8293,7 @@
           <w:noProof/>
         </w:rPr>
         <w:drawing>
-          <wp:inline distT="0" distB="0" distL="0" distR="0" wp14:anchorId="31EF04E7" wp14:editId="63B806D2">
+          <wp:inline distT="0" distB="0" distL="0" distR="0" wp14:anchorId="31EF04E7" wp14:editId="40654D56">
             <wp:extent cx="5715000" cy="3571653"/>
             <wp:effectExtent l="0" t="0" r="0" b="0"/>
             <wp:docPr id="4" name="Picture 4"/>
@@ -6917,11 +8341,13 @@
         <w:jc w:val="center"/>
         <w:rPr>
           <w:i w:val="0"/>
+          <w:lang w:val="en-US"/>
         </w:rPr>
       </w:pPr>
       <w:r>
         <w:rPr>
           <w:i w:val="0"/>
+          <w:lang w:val="en-US"/>
         </w:rPr>
         <w:t>Figure 4. Squamous epithelial cell calibration curves. The selected F1-maximizing threshold was 0.35.</w:t>
       </w:r>
@@ -6936,7 +8362,7 @@
         </w:rPr>
         <w:lastRenderedPageBreak/>
         <w:drawing>
-          <wp:inline distT="0" distB="0" distL="0" distR="0" wp14:anchorId="66C786CA" wp14:editId="70681344">
+          <wp:inline distT="0" distB="0" distL="0" distR="0" wp14:anchorId="66C786CA" wp14:editId="2E099351">
             <wp:extent cx="5715000" cy="4286102"/>
             <wp:effectExtent l="0" t="0" r="0" b="635"/>
             <wp:docPr id="5" name="Picture 5"/>
@@ -6984,17 +8410,27 @@
         <w:jc w:val="center"/>
         <w:rPr>
           <w:i w:val="0"/>
+          <w:lang w:val="en-US"/>
         </w:rPr>
       </w:pPr>
       <w:r>
         <w:rPr>
           <w:i w:val="0"/>
+          <w:lang w:val="en-US"/>
         </w:rPr>
         <w:t>Figure 5. Joint macro-F1 surface for the two class-specific confidence thresholds.</w:t>
       </w:r>
     </w:p>
     <w:p>
-      <w:r>
+      <w:pPr>
+        <w:rPr>
+          <w:lang w:val="en-US"/>
+        </w:rPr>
+      </w:pPr>
+      <w:r>
+        <w:rPr>
+          <w:lang w:val="en-US"/>
+        </w:rPr>
         <w:t>The calibrated thresholds were subsequently treated as fixed method parameters. They were applied to the threshold-dependent detector results and carried unchanged into downstream SAHI inference.</w:t>
       </w:r>
     </w:p>
@@ -7003,12 +8439,14 @@
         <w:pStyle w:val="Heading1"/>
         <w:rPr>
           <w:b w:val="0"/>
+          <w:lang w:val="en-US"/>
         </w:rPr>
       </w:pPr>
       <w:bookmarkStart w:id="12" w:name="_Toc236221227"/>
       <w:r>
         <w:rPr>
           <w:b w:val="0"/>
+          <w:lang w:val="en-US"/>
         </w:rPr>
         <w:t>6. Final downstream quality evaluation</w:t>
       </w:r>
@@ -7019,12 +8457,14 @@
         <w:pStyle w:val="Heading2"/>
         <w:rPr>
           <w:b w:val="0"/>
+          <w:lang w:val="en-US"/>
         </w:rPr>
       </w:pPr>
       <w:bookmarkStart w:id="13" w:name="_Toc236221228"/>
       <w:r>
         <w:rPr>
           <w:b w:val="0"/>
+          <w:lang w:val="en-US"/>
         </w:rPr>
         <w:t>6.1 Cohort flow and runtime</w:t>
       </w:r>
@@ -7087,8 +8527,18 @@
                 <w:color w:val="FFFFFF"/>
                 <w:sz w:val="18"/>
               </w:rPr>
-              <w:t>Count/result</w:t>
-            </w:r>
+              <w:t>Count/</w:t>
+            </w:r>
+            <w:proofErr w:type="spellStart"/>
+            <w:r>
+              <w:rPr>
+                <w:b/>
+                <w:color w:val="FFFFFF"/>
+                <w:sz w:val="18"/>
+              </w:rPr>
+              <w:t>result</w:t>
+            </w:r>
+            <w:proofErr w:type="spellEnd"/>
           </w:p>
         </w:tc>
       </w:tr>
@@ -7109,12 +8559,42 @@
                 <w:sz w:val="18"/>
               </w:rPr>
             </w:pPr>
-            <w:r>
-              <w:rPr>
-                <w:sz w:val="18"/>
-              </w:rPr>
-              <w:t>Workbook rows reviewed</w:t>
-            </w:r>
+            <w:proofErr w:type="spellStart"/>
+            <w:r>
+              <w:rPr>
+                <w:sz w:val="18"/>
+              </w:rPr>
+              <w:t>Workbook</w:t>
+            </w:r>
+            <w:proofErr w:type="spellEnd"/>
+            <w:r>
+              <w:rPr>
+                <w:sz w:val="18"/>
+              </w:rPr>
+              <w:t xml:space="preserve"> </w:t>
+            </w:r>
+            <w:proofErr w:type="spellStart"/>
+            <w:r>
+              <w:rPr>
+                <w:sz w:val="18"/>
+              </w:rPr>
+              <w:t>rows</w:t>
+            </w:r>
+            <w:proofErr w:type="spellEnd"/>
+            <w:r>
+              <w:rPr>
+                <w:sz w:val="18"/>
+              </w:rPr>
+              <w:t xml:space="preserve"> </w:t>
+            </w:r>
+            <w:proofErr w:type="spellStart"/>
+            <w:r>
+              <w:rPr>
+                <w:sz w:val="18"/>
+              </w:rPr>
+              <w:t>reviewed</w:t>
+            </w:r>
+            <w:proofErr w:type="spellEnd"/>
           </w:p>
         </w:tc>
         <w:tc>
@@ -7154,12 +8634,42 @@
                 <w:sz w:val="18"/>
               </w:rPr>
             </w:pPr>
-            <w:r>
-              <w:rPr>
-                <w:sz w:val="18"/>
-              </w:rPr>
-              <w:t>Eligible FOVs analyzed</w:t>
-            </w:r>
+            <w:proofErr w:type="spellStart"/>
+            <w:r>
+              <w:rPr>
+                <w:sz w:val="18"/>
+              </w:rPr>
+              <w:t>Eligible</w:t>
+            </w:r>
+            <w:proofErr w:type="spellEnd"/>
+            <w:r>
+              <w:rPr>
+                <w:sz w:val="18"/>
+              </w:rPr>
+              <w:t xml:space="preserve"> </w:t>
+            </w:r>
+            <w:proofErr w:type="spellStart"/>
+            <w:r>
+              <w:rPr>
+                <w:sz w:val="18"/>
+              </w:rPr>
+              <w:t>FOVs</w:t>
+            </w:r>
+            <w:proofErr w:type="spellEnd"/>
+            <w:r>
+              <w:rPr>
+                <w:sz w:val="18"/>
+              </w:rPr>
+              <w:t xml:space="preserve"> </w:t>
+            </w:r>
+            <w:proofErr w:type="spellStart"/>
+            <w:r>
+              <w:rPr>
+                <w:sz w:val="18"/>
+              </w:rPr>
+              <w:t>analyzed</w:t>
+            </w:r>
+            <w:proofErr w:type="spellEnd"/>
           </w:p>
         </w:tc>
         <w:tc>
@@ -7199,11 +8709,19 @@
                 <w:sz w:val="18"/>
               </w:rPr>
             </w:pPr>
-            <w:r>
-              <w:rPr>
-                <w:sz w:val="18"/>
-              </w:rPr>
-              <w:t>Represented samples</w:t>
+            <w:proofErr w:type="spellStart"/>
+            <w:r>
+              <w:rPr>
+                <w:sz w:val="18"/>
+              </w:rPr>
+              <w:t>Represented</w:t>
+            </w:r>
+            <w:proofErr w:type="spellEnd"/>
+            <w:r>
+              <w:rPr>
+                <w:sz w:val="18"/>
+              </w:rPr>
+              <w:t xml:space="preserve"> samples</w:t>
             </w:r>
           </w:p>
         </w:tc>
@@ -7244,12 +8762,28 @@
                 <w:sz w:val="18"/>
               </w:rPr>
             </w:pPr>
-            <w:r>
-              <w:rPr>
-                <w:sz w:val="18"/>
-              </w:rPr>
-              <w:t>Excluded FOVs</w:t>
-            </w:r>
+            <w:proofErr w:type="spellStart"/>
+            <w:r>
+              <w:rPr>
+                <w:sz w:val="18"/>
+              </w:rPr>
+              <w:t>Excluded</w:t>
+            </w:r>
+            <w:proofErr w:type="spellEnd"/>
+            <w:r>
+              <w:rPr>
+                <w:sz w:val="18"/>
+              </w:rPr>
+              <w:t xml:space="preserve"> </w:t>
+            </w:r>
+            <w:proofErr w:type="spellStart"/>
+            <w:r>
+              <w:rPr>
+                <w:sz w:val="18"/>
+              </w:rPr>
+              <w:t>FOVs</w:t>
+            </w:r>
+            <w:proofErr w:type="spellEnd"/>
           </w:p>
         </w:tc>
         <w:tc>
@@ -7289,11 +8823,19 @@
                 <w:sz w:val="18"/>
               </w:rPr>
             </w:pPr>
-            <w:r>
-              <w:rPr>
-                <w:sz w:val="18"/>
-              </w:rPr>
-              <w:t>Qualified references</w:t>
+            <w:proofErr w:type="spellStart"/>
+            <w:r>
+              <w:rPr>
+                <w:sz w:val="18"/>
+              </w:rPr>
+              <w:t>Qualified</w:t>
+            </w:r>
+            <w:proofErr w:type="spellEnd"/>
+            <w:r>
+              <w:rPr>
+                <w:sz w:val="18"/>
+              </w:rPr>
+              <w:t xml:space="preserve"> references</w:t>
             </w:r>
           </w:p>
         </w:tc>
@@ -7334,11 +8876,33 @@
                 <w:sz w:val="18"/>
               </w:rPr>
             </w:pPr>
-            <w:r>
-              <w:rPr>
-                <w:sz w:val="18"/>
-              </w:rPr>
-              <w:t>Partially Qualified references</w:t>
+            <w:proofErr w:type="spellStart"/>
+            <w:r>
+              <w:rPr>
+                <w:sz w:val="18"/>
+              </w:rPr>
+              <w:t>Partially</w:t>
+            </w:r>
+            <w:proofErr w:type="spellEnd"/>
+            <w:r>
+              <w:rPr>
+                <w:sz w:val="18"/>
+              </w:rPr>
+              <w:t xml:space="preserve"> </w:t>
+            </w:r>
+            <w:proofErr w:type="spellStart"/>
+            <w:r>
+              <w:rPr>
+                <w:sz w:val="18"/>
+              </w:rPr>
+              <w:t>Qualified</w:t>
+            </w:r>
+            <w:proofErr w:type="spellEnd"/>
+            <w:r>
+              <w:rPr>
+                <w:sz w:val="18"/>
+              </w:rPr>
+              <w:t xml:space="preserve"> references</w:t>
             </w:r>
           </w:p>
         </w:tc>
@@ -7383,7 +8947,21 @@
               <w:rPr>
                 <w:sz w:val="18"/>
               </w:rPr>
-              <w:t>Not Qualified references</w:t>
+              <w:t xml:space="preserve">Not </w:t>
+            </w:r>
+            <w:proofErr w:type="spellStart"/>
+            <w:r>
+              <w:rPr>
+                <w:sz w:val="18"/>
+              </w:rPr>
+              <w:t>Qualified</w:t>
+            </w:r>
+            <w:proofErr w:type="spellEnd"/>
+            <w:r>
+              <w:rPr>
+                <w:sz w:val="18"/>
+              </w:rPr>
+              <w:t xml:space="preserve"> references</w:t>
             </w:r>
           </w:p>
         </w:tc>
@@ -7428,7 +9006,21 @@
               <w:rPr>
                 <w:sz w:val="18"/>
               </w:rPr>
-              <w:t>Total evaluation time</w:t>
+              <w:t xml:space="preserve">Total </w:t>
+            </w:r>
+            <w:proofErr w:type="spellStart"/>
+            <w:r>
+              <w:rPr>
+                <w:sz w:val="18"/>
+              </w:rPr>
+              <w:t>evaluation</w:t>
+            </w:r>
+            <w:proofErr w:type="spellEnd"/>
+            <w:r>
+              <w:rPr>
+                <w:sz w:val="18"/>
+              </w:rPr>
+              <w:t xml:space="preserve"> time</w:t>
             </w:r>
           </w:p>
         </w:tc>
@@ -7464,11 +9056,13 @@
             <w:pPr>
               <w:rPr>
                 <w:sz w:val="18"/>
-              </w:rPr>
-            </w:pPr>
-            <w:r>
-              <w:rPr>
-                <w:sz w:val="18"/>
+                <w:lang w:val="en-US"/>
+              </w:rPr>
+            </w:pPr>
+            <w:r>
+              <w:rPr>
+                <w:sz w:val="18"/>
+                <w:lang w:val="en-US"/>
               </w:rPr>
               <w:t>Mean detector time per FOV</w:t>
             </w:r>
@@ -7496,7 +9090,15 @@
     </w:tbl>
     <w:p/>
     <w:p>
-      <w:r>
+      <w:pPr>
+        <w:rPr>
+          <w:lang w:val="en-US"/>
+        </w:rPr>
+      </w:pPr>
+      <w:r>
+        <w:rPr>
+          <w:lang w:val="en-US"/>
+        </w:rPr>
         <w:t>All 98 eligible images completed without inference failure, and an annotated overlay was produced for every included FOV.</w:t>
       </w:r>
     </w:p>
@@ -7505,12 +9107,14 @@
         <w:pStyle w:val="Heading2"/>
         <w:rPr>
           <w:b w:val="0"/>
+          <w:lang w:val="en-US"/>
         </w:rPr>
       </w:pPr>
       <w:bookmarkStart w:id="14" w:name="_Toc236221229"/>
       <w:r>
         <w:rPr>
           <w:b w:val="0"/>
+          <w:lang w:val="en-US"/>
         </w:rPr>
         <w:lastRenderedPageBreak/>
         <w:t>6.2 Overall downstream performance</w:t>
@@ -7518,7 +9122,15 @@
       <w:bookmarkEnd w:id="14"/>
     </w:p>
     <w:p>
-      <w:r>
+      <w:pPr>
+        <w:rPr>
+          <w:lang w:val="en-US"/>
+        </w:rPr>
+      </w:pPr>
+      <w:r>
+        <w:rPr>
+          <w:lang w:val="en-US"/>
+        </w:rPr>
         <w:t>Uncertainty intervals are percentile 95% confidence intervals from 10,000 cluster-bootstrap replicates, resampling the 34 source samples with replacement (seed 42). This preserves within-sample FOV correlation better than an image-level bootstrap.</w:t>
       </w:r>
     </w:p>
@@ -7551,6 +9163,7 @@
                 <w:sz w:val="18"/>
               </w:rPr>
             </w:pPr>
+            <w:proofErr w:type="spellStart"/>
             <w:r>
               <w:rPr>
                 <w:b/>
@@ -7559,6 +9172,7 @@
               </w:rPr>
               <w:t>Metric</w:t>
             </w:r>
+            <w:proofErr w:type="spellEnd"/>
           </w:p>
         </w:tc>
         <w:tc>
@@ -7574,6 +9188,7 @@
                 <w:sz w:val="18"/>
               </w:rPr>
             </w:pPr>
+            <w:proofErr w:type="spellStart"/>
             <w:r>
               <w:rPr>
                 <w:b/>
@@ -7582,6 +9197,7 @@
               </w:rPr>
               <w:t>Estimate</w:t>
             </w:r>
+            <w:proofErr w:type="spellEnd"/>
           </w:p>
         </w:tc>
         <w:tc>
@@ -7603,7 +9219,25 @@
                 <w:color w:val="FFFFFF"/>
                 <w:sz w:val="18"/>
               </w:rPr>
-              <w:t>Cluster-bootstrap 95% CI</w:t>
+              <w:t>Cluster-</w:t>
+            </w:r>
+            <w:proofErr w:type="spellStart"/>
+            <w:r>
+              <w:rPr>
+                <w:b/>
+                <w:color w:val="FFFFFF"/>
+                <w:sz w:val="18"/>
+              </w:rPr>
+              <w:t>bootstrap</w:t>
+            </w:r>
+            <w:proofErr w:type="spellEnd"/>
+            <w:r>
+              <w:rPr>
+                <w:b/>
+                <w:color w:val="FFFFFF"/>
+                <w:sz w:val="18"/>
+              </w:rPr>
+              <w:t xml:space="preserve"> 95% CI</w:t>
             </w:r>
           </w:p>
         </w:tc>
@@ -7625,12 +9259,14 @@
                 <w:sz w:val="18"/>
               </w:rPr>
             </w:pPr>
+            <w:proofErr w:type="spellStart"/>
             <w:r>
               <w:rPr>
                 <w:sz w:val="18"/>
               </w:rPr>
               <w:t>Accuracy</w:t>
             </w:r>
+            <w:proofErr w:type="spellEnd"/>
           </w:p>
         </w:tc>
         <w:tc>
@@ -7691,12 +9327,28 @@
                 <w:sz w:val="18"/>
               </w:rPr>
             </w:pPr>
-            <w:r>
-              <w:rPr>
-                <w:sz w:val="18"/>
-              </w:rPr>
-              <w:t>Balanced accuracy</w:t>
-            </w:r>
+            <w:proofErr w:type="spellStart"/>
+            <w:r>
+              <w:rPr>
+                <w:sz w:val="18"/>
+              </w:rPr>
+              <w:t>Balanced</w:t>
+            </w:r>
+            <w:proofErr w:type="spellEnd"/>
+            <w:r>
+              <w:rPr>
+                <w:sz w:val="18"/>
+              </w:rPr>
+              <w:t xml:space="preserve"> </w:t>
+            </w:r>
+            <w:proofErr w:type="spellStart"/>
+            <w:r>
+              <w:rPr>
+                <w:sz w:val="18"/>
+              </w:rPr>
+              <w:t>accuracy</w:t>
+            </w:r>
+            <w:proofErr w:type="spellEnd"/>
           </w:p>
         </w:tc>
         <w:tc>
@@ -7821,11 +9473,19 @@
                 <w:sz w:val="18"/>
               </w:rPr>
             </w:pPr>
-            <w:r>
-              <w:rPr>
-                <w:sz w:val="18"/>
-              </w:rPr>
-              <w:t>Cohen's kappa</w:t>
+            <w:proofErr w:type="spellStart"/>
+            <w:r>
+              <w:rPr>
+                <w:sz w:val="18"/>
+              </w:rPr>
+              <w:t>Cohen's</w:t>
+            </w:r>
+            <w:proofErr w:type="spellEnd"/>
+            <w:r>
+              <w:rPr>
+                <w:sz w:val="18"/>
+              </w:rPr>
+              <w:t xml:space="preserve"> kappa</w:t>
             </w:r>
           </w:p>
         </w:tc>
@@ -7882,11 +9542,19 @@
                 <w:sz w:val="18"/>
               </w:rPr>
             </w:pPr>
-            <w:r>
-              <w:rPr>
-                <w:sz w:val="18"/>
-              </w:rPr>
-              <w:t>Quadratic-weighted kappa</w:t>
+            <w:proofErr w:type="spellStart"/>
+            <w:r>
+              <w:rPr>
+                <w:sz w:val="18"/>
+              </w:rPr>
+              <w:t>Quadratic-weighted</w:t>
+            </w:r>
+            <w:proofErr w:type="spellEnd"/>
+            <w:r>
+              <w:rPr>
+                <w:sz w:val="18"/>
+              </w:rPr>
+              <w:t xml:space="preserve"> kappa</w:t>
             </w:r>
           </w:p>
         </w:tc>
@@ -7957,37 +9625,59 @@
                 <w:sz w:val="18"/>
               </w:rPr>
             </w:pPr>
+            <w:proofErr w:type="spellStart"/>
             <w:r>
               <w:rPr>
                 <w:b/>
                 <w:color w:val="FFFFFF"/>
                 <w:sz w:val="18"/>
               </w:rPr>
-              <w:t>Additional metric</w:t>
-            </w:r>
-          </w:p>
-        </w:tc>
-        <w:tc>
-          <w:tcPr>
-            <w:tcW w:w="0" w:type="auto"/>
-            <w:shd w:val="clear" w:color="auto" w:fill="1F4E79"/>
-          </w:tcPr>
-          <w:p>
-            <w:pPr>
+              <w:t>Additional</w:t>
+            </w:r>
+            <w:proofErr w:type="spellEnd"/>
+            <w:r>
               <w:rPr>
                 <w:b/>
                 <w:color w:val="FFFFFF"/>
                 <w:sz w:val="18"/>
               </w:rPr>
-            </w:pPr>
+              <w:t xml:space="preserve"> </w:t>
+            </w:r>
+            <w:proofErr w:type="spellStart"/>
             <w:r>
               <w:rPr>
                 <w:b/>
                 <w:color w:val="FFFFFF"/>
                 <w:sz w:val="18"/>
               </w:rPr>
+              <w:t>metric</w:t>
+            </w:r>
+            <w:proofErr w:type="spellEnd"/>
+          </w:p>
+        </w:tc>
+        <w:tc>
+          <w:tcPr>
+            <w:tcW w:w="0" w:type="auto"/>
+            <w:shd w:val="clear" w:color="auto" w:fill="1F4E79"/>
+          </w:tcPr>
+          <w:p>
+            <w:pPr>
+              <w:rPr>
+                <w:b/>
+                <w:color w:val="FFFFFF"/>
+                <w:sz w:val="18"/>
+              </w:rPr>
+            </w:pPr>
+            <w:proofErr w:type="spellStart"/>
+            <w:r>
+              <w:rPr>
+                <w:b/>
+                <w:color w:val="FFFFFF"/>
+                <w:sz w:val="18"/>
+              </w:rPr>
               <w:t>Result</w:t>
             </w:r>
+            <w:proofErr w:type="spellEnd"/>
           </w:p>
         </w:tc>
       </w:tr>
@@ -8008,12 +9698,28 @@
                 <w:sz w:val="18"/>
               </w:rPr>
             </w:pPr>
-            <w:r>
-              <w:rPr>
-                <w:sz w:val="18"/>
-              </w:rPr>
-              <w:t>Weighted precision</w:t>
-            </w:r>
+            <w:proofErr w:type="spellStart"/>
+            <w:r>
+              <w:rPr>
+                <w:sz w:val="18"/>
+              </w:rPr>
+              <w:t>Weighted</w:t>
+            </w:r>
+            <w:proofErr w:type="spellEnd"/>
+            <w:r>
+              <w:rPr>
+                <w:sz w:val="18"/>
+              </w:rPr>
+              <w:t xml:space="preserve"> </w:t>
+            </w:r>
+            <w:proofErr w:type="spellStart"/>
+            <w:r>
+              <w:rPr>
+                <w:sz w:val="18"/>
+              </w:rPr>
+              <w:t>precision</w:t>
+            </w:r>
+            <w:proofErr w:type="spellEnd"/>
           </w:p>
         </w:tc>
         <w:tc>
@@ -8053,12 +9759,28 @@
                 <w:sz w:val="18"/>
               </w:rPr>
             </w:pPr>
-            <w:r>
-              <w:rPr>
-                <w:sz w:val="18"/>
-              </w:rPr>
-              <w:t>Weighted recall</w:t>
-            </w:r>
+            <w:proofErr w:type="spellStart"/>
+            <w:r>
+              <w:rPr>
+                <w:sz w:val="18"/>
+              </w:rPr>
+              <w:t>Weighted</w:t>
+            </w:r>
+            <w:proofErr w:type="spellEnd"/>
+            <w:r>
+              <w:rPr>
+                <w:sz w:val="18"/>
+              </w:rPr>
+              <w:t xml:space="preserve"> </w:t>
+            </w:r>
+            <w:proofErr w:type="spellStart"/>
+            <w:r>
+              <w:rPr>
+                <w:sz w:val="18"/>
+              </w:rPr>
+              <w:t>recall</w:t>
+            </w:r>
+            <w:proofErr w:type="spellEnd"/>
           </w:p>
         </w:tc>
         <w:tc>
@@ -8098,11 +9820,19 @@
                 <w:sz w:val="18"/>
               </w:rPr>
             </w:pPr>
-            <w:r>
-              <w:rPr>
-                <w:sz w:val="18"/>
-              </w:rPr>
-              <w:t>Weighted F1</w:t>
+            <w:proofErr w:type="spellStart"/>
+            <w:r>
+              <w:rPr>
+                <w:sz w:val="18"/>
+              </w:rPr>
+              <w:t>Weighted</w:t>
+            </w:r>
+            <w:proofErr w:type="spellEnd"/>
+            <w:r>
+              <w:rPr>
+                <w:sz w:val="18"/>
+              </w:rPr>
+              <w:t xml:space="preserve"> F1</w:t>
             </w:r>
           </w:p>
         </w:tc>
@@ -8147,8 +9877,30 @@
               <w:rPr>
                 <w:sz w:val="18"/>
               </w:rPr>
-              <w:t>Mean absolute class error</w:t>
-            </w:r>
+              <w:t xml:space="preserve">Mean </w:t>
+            </w:r>
+            <w:proofErr w:type="spellStart"/>
+            <w:r>
+              <w:rPr>
+                <w:sz w:val="18"/>
+              </w:rPr>
+              <w:t>absolute</w:t>
+            </w:r>
+            <w:proofErr w:type="spellEnd"/>
+            <w:r>
+              <w:rPr>
+                <w:sz w:val="18"/>
+              </w:rPr>
+              <w:t xml:space="preserve"> class </w:t>
+            </w:r>
+            <w:proofErr w:type="spellStart"/>
+            <w:r>
+              <w:rPr>
+                <w:sz w:val="18"/>
+              </w:rPr>
+              <w:t>error</w:t>
+            </w:r>
+            <w:proofErr w:type="spellEnd"/>
           </w:p>
         </w:tc>
         <w:tc>
@@ -8185,12 +9937,42 @@
                 <w:sz w:val="18"/>
               </w:rPr>
             </w:pPr>
-            <w:r>
-              <w:rPr>
-                <w:sz w:val="18"/>
-              </w:rPr>
-              <w:t>Within-one-class accuracy</w:t>
-            </w:r>
+            <w:proofErr w:type="spellStart"/>
+            <w:r>
+              <w:rPr>
+                <w:sz w:val="18"/>
+              </w:rPr>
+              <w:t>Within</w:t>
+            </w:r>
+            <w:proofErr w:type="spellEnd"/>
+            <w:r>
+              <w:rPr>
+                <w:sz w:val="18"/>
+              </w:rPr>
+              <w:t>-</w:t>
+            </w:r>
+            <w:proofErr w:type="spellStart"/>
+            <w:r>
+              <w:rPr>
+                <w:sz w:val="18"/>
+              </w:rPr>
+              <w:t>one</w:t>
+            </w:r>
+            <w:proofErr w:type="spellEnd"/>
+            <w:r>
+              <w:rPr>
+                <w:sz w:val="18"/>
+              </w:rPr>
+              <w:t xml:space="preserve">-class </w:t>
+            </w:r>
+            <w:proofErr w:type="spellStart"/>
+            <w:r>
+              <w:rPr>
+                <w:sz w:val="18"/>
+              </w:rPr>
+              <w:t>accuracy</w:t>
+            </w:r>
+            <w:proofErr w:type="spellEnd"/>
           </w:p>
         </w:tc>
         <w:tc>
@@ -8226,7 +10008,21 @@
         <w:rPr>
           <w:b w:val="0"/>
         </w:rPr>
-        <w:t>6.3 Class-level performance</w:t>
+        <w:t>6.3 Class-</w:t>
+      </w:r>
+      <w:proofErr w:type="spellStart"/>
+      <w:r>
+        <w:rPr>
+          <w:b w:val="0"/>
+        </w:rPr>
+        <w:t>level</w:t>
+      </w:r>
+      <w:proofErr w:type="spellEnd"/>
+      <w:r>
+        <w:rPr>
+          <w:b w:val="0"/>
+        </w:rPr>
+        <w:t xml:space="preserve"> performance</w:t>
       </w:r>
       <w:bookmarkEnd w:id="15"/>
     </w:p>
@@ -8403,6 +10199,7 @@
                 <w:sz w:val="18"/>
               </w:rPr>
             </w:pPr>
+            <w:proofErr w:type="spellStart"/>
             <w:r>
               <w:rPr>
                 <w:b/>
@@ -8411,6 +10208,7 @@
               </w:rPr>
               <w:t>Recall</w:t>
             </w:r>
+            <w:proofErr w:type="spellEnd"/>
           </w:p>
         </w:tc>
         <w:tc>
@@ -8449,6 +10247,7 @@
                 <w:sz w:val="18"/>
               </w:rPr>
             </w:pPr>
+            <w:proofErr w:type="spellStart"/>
             <w:r>
               <w:rPr>
                 <w:b/>
@@ -8457,6 +10256,7 @@
               </w:rPr>
               <w:t>Specificity</w:t>
             </w:r>
+            <w:proofErr w:type="spellEnd"/>
           </w:p>
         </w:tc>
       </w:tr>
@@ -8477,12 +10277,14 @@
                 <w:sz w:val="18"/>
               </w:rPr>
             </w:pPr>
+            <w:proofErr w:type="spellStart"/>
             <w:r>
               <w:rPr>
                 <w:sz w:val="18"/>
               </w:rPr>
               <w:t>Qualified</w:t>
             </w:r>
+            <w:proofErr w:type="spellEnd"/>
           </w:p>
         </w:tc>
         <w:tc>
@@ -8669,12 +10471,28 @@
                 <w:sz w:val="18"/>
               </w:rPr>
             </w:pPr>
-            <w:r>
-              <w:rPr>
-                <w:sz w:val="18"/>
-              </w:rPr>
-              <w:t>Partially Qualified</w:t>
-            </w:r>
+            <w:proofErr w:type="spellStart"/>
+            <w:r>
+              <w:rPr>
+                <w:sz w:val="18"/>
+              </w:rPr>
+              <w:t>Partially</w:t>
+            </w:r>
+            <w:proofErr w:type="spellEnd"/>
+            <w:r>
+              <w:rPr>
+                <w:sz w:val="18"/>
+              </w:rPr>
+              <w:t xml:space="preserve"> </w:t>
+            </w:r>
+            <w:proofErr w:type="spellStart"/>
+            <w:r>
+              <w:rPr>
+                <w:sz w:val="18"/>
+              </w:rPr>
+              <w:t>Qualified</w:t>
+            </w:r>
+            <w:proofErr w:type="spellEnd"/>
           </w:p>
         </w:tc>
         <w:tc>
@@ -8848,8 +10666,16 @@
               <w:rPr>
                 <w:sz w:val="18"/>
               </w:rPr>
-              <w:t>Not Qualified</w:t>
-            </w:r>
+              <w:t xml:space="preserve">Not </w:t>
+            </w:r>
+            <w:proofErr w:type="spellStart"/>
+            <w:r>
+              <w:rPr>
+                <w:sz w:val="18"/>
+              </w:rPr>
+              <w:t>Qualified</w:t>
+            </w:r>
+            <w:proofErr w:type="spellEnd"/>
           </w:p>
         </w:tc>
         <w:tc>
@@ -9009,7 +10835,7 @@
         </w:rPr>
         <w:lastRenderedPageBreak/>
         <w:drawing>
-          <wp:inline distT="0" distB="0" distL="0" distR="0" wp14:anchorId="279B20C4" wp14:editId="3C10ED30">
+          <wp:inline distT="0" distB="0" distL="0" distR="0" wp14:anchorId="279B20C4" wp14:editId="5AEF6BDB">
             <wp:extent cx="5715000" cy="4887899"/>
             <wp:effectExtent l="0" t="0" r="0" b="8255"/>
             <wp:docPr id="6" name="Picture 6"/>
@@ -9057,18 +10883,35 @@
         <w:jc w:val="center"/>
         <w:rPr>
           <w:i w:val="0"/>
+          <w:lang w:val="en-US"/>
         </w:rPr>
       </w:pPr>
       <w:r>
         <w:rPr>
           <w:i w:val="0"/>
+          <w:lang w:val="en-US"/>
         </w:rPr>
         <w:t>Figure 6. Final downstream confusion matrix. Rows are clinical reference labels and columns are locked pipeline predictions.</w:t>
       </w:r>
     </w:p>
     <w:p>
-      <w:r>
-        <w:t>The pipeline correctly classified 57 of 98 FOVs. Qualified predictions had precision 1.00: no clinically Partially Qualified or Not Qualified image was predicted as Qualified. However, Qualified recall was 0.595, reflecting a conservative acceptance threshold. Partially Qualified was the most difficult class (F1 0.370), and Not Qualified recall was 0.733.</w:t>
+      <w:pPr>
+        <w:rPr>
+          <w:lang w:val="en-US"/>
+        </w:rPr>
+      </w:pPr>
+      <w:r>
+        <w:rPr>
+          <w:highlight w:val="yellow"/>
+          <w:lang w:val="en-US"/>
+        </w:rPr>
+        <w:t>The pipeline correctly classified 57 of 98 FOVs</w:t>
+      </w:r>
+      <w:r>
+        <w:rPr>
+          <w:lang w:val="en-US"/>
+        </w:rPr>
+        <w:t>. Qualified predictions had precision 1.00: no clinically Partially Qualified or Not Qualified image was predicted as Qualified. However, Qualified recall was 0.595, reflecting a conservative acceptance threshold. Partially Qualified was the most difficult class (F1 0.370), and Not Qualified recall was 0.733.</w:t>
       </w:r>
     </w:p>
     <w:p>
@@ -9076,12 +10919,14 @@
         <w:pStyle w:val="Heading2"/>
         <w:rPr>
           <w:b w:val="0"/>
+          <w:lang w:val="en-US"/>
         </w:rPr>
       </w:pPr>
       <w:bookmarkStart w:id="16" w:name="_Toc236221231"/>
       <w:r>
         <w:rPr>
           <w:b w:val="0"/>
+          <w:lang w:val="en-US"/>
         </w:rPr>
         <w:t>6.4 Error direction and detected-count patterns</w:t>
       </w:r>
@@ -9116,6 +10961,7 @@
                 <w:sz w:val="18"/>
               </w:rPr>
             </w:pPr>
+            <w:proofErr w:type="spellStart"/>
             <w:r>
               <w:rPr>
                 <w:b/>
@@ -9124,6 +10970,7 @@
               </w:rPr>
               <w:t>Outcome</w:t>
             </w:r>
+            <w:proofErr w:type="spellEnd"/>
           </w:p>
         </w:tc>
         <w:tc>
@@ -9139,6 +10986,7 @@
                 <w:sz w:val="18"/>
               </w:rPr>
             </w:pPr>
+            <w:proofErr w:type="spellStart"/>
             <w:r>
               <w:rPr>
                 <w:b/>
@@ -9147,6 +10995,7 @@
               </w:rPr>
               <w:t>FOVs</w:t>
             </w:r>
+            <w:proofErr w:type="spellEnd"/>
           </w:p>
         </w:tc>
         <w:tc>
@@ -9162,14 +11011,34 @@
                 <w:sz w:val="18"/>
               </w:rPr>
             </w:pPr>
+            <w:proofErr w:type="spellStart"/>
             <w:r>
               <w:rPr>
                 <w:b/>
                 <w:color w:val="FFFFFF"/>
                 <w:sz w:val="18"/>
               </w:rPr>
-              <w:t>Percentage of all FOVs</w:t>
-            </w:r>
+              <w:t>Percentage</w:t>
+            </w:r>
+            <w:proofErr w:type="spellEnd"/>
+            <w:r>
+              <w:rPr>
+                <w:b/>
+                <w:color w:val="FFFFFF"/>
+                <w:sz w:val="18"/>
+              </w:rPr>
+              <w:t xml:space="preserve"> of all </w:t>
+            </w:r>
+            <w:proofErr w:type="spellStart"/>
+            <w:r>
+              <w:rPr>
+                <w:b/>
+                <w:color w:val="FFFFFF"/>
+                <w:sz w:val="18"/>
+              </w:rPr>
+              <w:t>FOVs</w:t>
+            </w:r>
+            <w:proofErr w:type="spellEnd"/>
           </w:p>
         </w:tc>
       </w:tr>
@@ -9190,11 +11059,19 @@
                 <w:sz w:val="18"/>
               </w:rPr>
             </w:pPr>
-            <w:r>
-              <w:rPr>
-                <w:sz w:val="18"/>
-              </w:rPr>
-              <w:t>Exact class agreement</w:t>
+            <w:proofErr w:type="spellStart"/>
+            <w:r>
+              <w:rPr>
+                <w:sz w:val="18"/>
+              </w:rPr>
+              <w:t>Exact</w:t>
+            </w:r>
+            <w:proofErr w:type="spellEnd"/>
+            <w:r>
+              <w:rPr>
+                <w:sz w:val="18"/>
+              </w:rPr>
+              <w:t xml:space="preserve"> class agreement</w:t>
             </w:r>
           </w:p>
         </w:tc>
@@ -9254,11 +11131,13 @@
             <w:pPr>
               <w:rPr>
                 <w:sz w:val="18"/>
-              </w:rPr>
-            </w:pPr>
-            <w:r>
-              <w:rPr>
-                <w:sz w:val="18"/>
+                <w:lang w:val="en-US"/>
+              </w:rPr>
+            </w:pPr>
+            <w:r>
+              <w:rPr>
+                <w:sz w:val="18"/>
+                <w:lang w:val="en-US"/>
               </w:rPr>
               <w:t>Predicted more severe than reference</w:t>
             </w:r>
@@ -9318,11 +11197,13 @@
             <w:pPr>
               <w:rPr>
                 <w:sz w:val="18"/>
-              </w:rPr>
-            </w:pPr>
-            <w:r>
-              <w:rPr>
-                <w:sz w:val="18"/>
+                <w:lang w:val="en-US"/>
+              </w:rPr>
+            </w:pPr>
+            <w:r>
+              <w:rPr>
+                <w:sz w:val="18"/>
+                <w:lang w:val="en-US"/>
               </w:rPr>
               <w:t>Predicted more favorable than reference</w:t>
             </w:r>
@@ -9386,12 +11267,28 @@
                 <w:sz w:val="18"/>
               </w:rPr>
             </w:pPr>
-            <w:r>
-              <w:rPr>
-                <w:sz w:val="18"/>
-              </w:rPr>
-              <w:t>Two-category errors</w:t>
-            </w:r>
+            <w:proofErr w:type="spellStart"/>
+            <w:r>
+              <w:rPr>
+                <w:sz w:val="18"/>
+              </w:rPr>
+              <w:t>Two-category</w:t>
+            </w:r>
+            <w:proofErr w:type="spellEnd"/>
+            <w:r>
+              <w:rPr>
+                <w:sz w:val="18"/>
+              </w:rPr>
+              <w:t xml:space="preserve"> </w:t>
+            </w:r>
+            <w:proofErr w:type="spellStart"/>
+            <w:r>
+              <w:rPr>
+                <w:sz w:val="18"/>
+              </w:rPr>
+              <w:t>errors</w:t>
+            </w:r>
+            <w:proofErr w:type="spellEnd"/>
           </w:p>
         </w:tc>
         <w:tc>
@@ -9465,82 +11362,112 @@
                 <w:sz w:val="18"/>
               </w:rPr>
             </w:pPr>
+            <w:proofErr w:type="spellStart"/>
             <w:r>
               <w:rPr>
                 <w:b/>
                 <w:color w:val="FFFFFF"/>
                 <w:sz w:val="18"/>
               </w:rPr>
-              <w:t>Clinical class</w:t>
-            </w:r>
-          </w:p>
-        </w:tc>
-        <w:tc>
-          <w:tcPr>
-            <w:tcW w:w="0" w:type="auto"/>
-            <w:shd w:val="clear" w:color="auto" w:fill="1F4E79"/>
-          </w:tcPr>
-          <w:p>
-            <w:pPr>
+              <w:t>Clinical</w:t>
+            </w:r>
+            <w:proofErr w:type="spellEnd"/>
+            <w:r>
               <w:rPr>
                 <w:b/>
                 <w:color w:val="FFFFFF"/>
                 <w:sz w:val="18"/>
               </w:rPr>
-            </w:pPr>
-            <w:r>
+              <w:t xml:space="preserve"> class</w:t>
+            </w:r>
+          </w:p>
+        </w:tc>
+        <w:tc>
+          <w:tcPr>
+            <w:tcW w:w="0" w:type="auto"/>
+            <w:shd w:val="clear" w:color="auto" w:fill="1F4E79"/>
+          </w:tcPr>
+          <w:p>
+            <w:pPr>
               <w:rPr>
                 <w:b/>
                 <w:color w:val="FFFFFF"/>
                 <w:sz w:val="18"/>
               </w:rPr>
-              <w:t>n</w:t>
-            </w:r>
-          </w:p>
-        </w:tc>
-        <w:tc>
-          <w:tcPr>
-            <w:tcW w:w="0" w:type="auto"/>
-            <w:shd w:val="clear" w:color="auto" w:fill="1F4E79"/>
-          </w:tcPr>
-          <w:p>
-            <w:pPr>
+            </w:pPr>
+            <w:r>
               <w:rPr>
                 <w:b/>
                 <w:color w:val="FFFFFF"/>
                 <w:sz w:val="18"/>
               </w:rPr>
-            </w:pPr>
-            <w:r>
+              <w:t>n</w:t>
+            </w:r>
+          </w:p>
+        </w:tc>
+        <w:tc>
+          <w:tcPr>
+            <w:tcW w:w="0" w:type="auto"/>
+            <w:shd w:val="clear" w:color="auto" w:fill="1F4E79"/>
+          </w:tcPr>
+          <w:p>
+            <w:pPr>
               <w:rPr>
                 <w:b/>
                 <w:color w:val="FFFFFF"/>
                 <w:sz w:val="18"/>
               </w:rPr>
-              <w:t>Leucocyte median (IQR)</w:t>
-            </w:r>
-          </w:p>
-        </w:tc>
-        <w:tc>
-          <w:tcPr>
-            <w:tcW w:w="0" w:type="auto"/>
-            <w:shd w:val="clear" w:color="auto" w:fill="1F4E79"/>
-          </w:tcPr>
-          <w:p>
-            <w:pPr>
+            </w:pPr>
+            <w:proofErr w:type="spellStart"/>
+            <w:r>
               <w:rPr>
                 <w:b/>
                 <w:color w:val="FFFFFF"/>
                 <w:sz w:val="18"/>
               </w:rPr>
-            </w:pPr>
+              <w:t>Leucocyte</w:t>
+            </w:r>
+            <w:proofErr w:type="spellEnd"/>
             <w:r>
               <w:rPr>
                 <w:b/>
                 <w:color w:val="FFFFFF"/>
                 <w:sz w:val="18"/>
               </w:rPr>
-              <w:t>Epithelial median (IQR)</w:t>
+              <w:t xml:space="preserve"> median (IQR)</w:t>
+            </w:r>
+          </w:p>
+        </w:tc>
+        <w:tc>
+          <w:tcPr>
+            <w:tcW w:w="0" w:type="auto"/>
+            <w:shd w:val="clear" w:color="auto" w:fill="1F4E79"/>
+          </w:tcPr>
+          <w:p>
+            <w:pPr>
+              <w:rPr>
+                <w:b/>
+                <w:color w:val="FFFFFF"/>
+                <w:sz w:val="18"/>
+              </w:rPr>
+            </w:pPr>
+            <w:proofErr w:type="spellStart"/>
+            <w:r>
+              <w:rPr>
+                <w:b/>
+                <w:color w:val="FFFFFF"/>
+                <w:sz w:val="18"/>
+              </w:rPr>
+              <w:t>Epithelial</w:t>
+            </w:r>
+            <w:proofErr w:type="spellEnd"/>
+            <w:r>
+              <w:rPr>
+                <w:b/>
+                <w:color w:val="FFFFFF"/>
+                <w:sz w:val="18"/>
+              </w:rPr>
+              <w:t xml:space="preserve"> median (IQR)</w:t>
             </w:r>
           </w:p>
         </w:tc>
@@ -9562,12 +11489,14 @@
                 <w:sz w:val="18"/>
               </w:rPr>
             </w:pPr>
+            <w:proofErr w:type="spellStart"/>
             <w:r>
               <w:rPr>
                 <w:sz w:val="18"/>
               </w:rPr>
               <w:t>Qualified</w:t>
             </w:r>
+            <w:proofErr w:type="spellEnd"/>
           </w:p>
         </w:tc>
         <w:tc>
@@ -9649,12 +11578,28 @@
                 <w:sz w:val="18"/>
               </w:rPr>
             </w:pPr>
-            <w:r>
-              <w:rPr>
-                <w:sz w:val="18"/>
-              </w:rPr>
-              <w:t>Partially Qualified</w:t>
-            </w:r>
+            <w:proofErr w:type="spellStart"/>
+            <w:r>
+              <w:rPr>
+                <w:sz w:val="18"/>
+              </w:rPr>
+              <w:t>Partially</w:t>
+            </w:r>
+            <w:proofErr w:type="spellEnd"/>
+            <w:r>
+              <w:rPr>
+                <w:sz w:val="18"/>
+              </w:rPr>
+              <w:t xml:space="preserve"> </w:t>
+            </w:r>
+            <w:proofErr w:type="spellStart"/>
+            <w:r>
+              <w:rPr>
+                <w:sz w:val="18"/>
+              </w:rPr>
+              <w:t>Qualified</w:t>
+            </w:r>
+            <w:proofErr w:type="spellEnd"/>
           </w:p>
         </w:tc>
         <w:tc>
@@ -9733,8 +11678,16 @@
               <w:rPr>
                 <w:sz w:val="18"/>
               </w:rPr>
-              <w:t>Not Qualified</w:t>
-            </w:r>
+              <w:t xml:space="preserve">Not </w:t>
+            </w:r>
+            <w:proofErr w:type="spellStart"/>
+            <w:r>
+              <w:rPr>
+                <w:sz w:val="18"/>
+              </w:rPr>
+              <w:t>Qualified</w:t>
+            </w:r>
+            <w:proofErr w:type="spellEnd"/>
           </w:p>
         </w:tc>
         <w:tc>
@@ -9795,7 +11748,15 @@
     </w:tbl>
     <w:p/>
     <w:p>
-      <w:r>
+      <w:pPr>
+        <w:rPr>
+          <w:lang w:val="en-US"/>
+        </w:rPr>
+      </w:pPr>
+      <w:r>
+        <w:rPr>
+          <w:lang w:val="en-US"/>
+        </w:rPr>
         <w:lastRenderedPageBreak/>
         <w:t>Across all FOVs, 56,482 raw sliced predictions were reduced to 12,220 candidates by the locked confidence thresholds and within-class SAHI postprocess. Cross-class suppression removed 31 additional duplicates, leaving 12,189 detections (10,112 leucocytes and 2,077 epithelial cells).</w:t>
       </w:r>
@@ -9821,46 +11782,111 @@
         <w:pStyle w:val="ListBullet"/>
       </w:pPr>
       <w:r>
-        <w:t>The final RFDETR2XLarge detector showed strong held-out localization performance, especially for squamous epithelial cells. Leucocyte detection remained the weaker component.</w:t>
+        <w:rPr>
+          <w:lang w:val="en-US"/>
+        </w:rPr>
+        <w:t xml:space="preserve">The final RFDETR2XLarge detector showed strong held-out localization performance, especially for squamous epithelial cells. </w:t>
+      </w:r>
+      <w:proofErr w:type="spellStart"/>
+      <w:r>
+        <w:t>Leucocyte</w:t>
+      </w:r>
+      <w:proofErr w:type="spellEnd"/>
+      <w:r>
+        <w:t xml:space="preserve"> </w:t>
+      </w:r>
+      <w:proofErr w:type="spellStart"/>
+      <w:r>
+        <w:t>detection</w:t>
+      </w:r>
+      <w:proofErr w:type="spellEnd"/>
+      <w:r>
+        <w:t xml:space="preserve"> </w:t>
+      </w:r>
+      <w:proofErr w:type="spellStart"/>
+      <w:r>
+        <w:t>remained</w:t>
+      </w:r>
+      <w:proofErr w:type="spellEnd"/>
+      <w:r>
+        <w:t xml:space="preserve"> the </w:t>
+      </w:r>
+      <w:proofErr w:type="spellStart"/>
+      <w:r>
+        <w:t>weaker</w:t>
+      </w:r>
+      <w:proofErr w:type="spellEnd"/>
+      <w:r>
+        <w:t xml:space="preserve"> component.</w:t>
       </w:r>
     </w:p>
     <w:p>
       <w:pPr>
         <w:pStyle w:val="ListBullet"/>
+        <w:rPr>
+          <w:lang w:val="en-US"/>
+        </w:rPr>
       </w:pPr>
       <w:r>
+        <w:rPr>
+          <w:lang w:val="en-US"/>
+        </w:rPr>
         <w:t>Independent calibration produced high object-level F1 and provided a defensible, prespecified operating point for any threshold-dependent result.</w:t>
       </w:r>
     </w:p>
     <w:p>
       <w:pPr>
         <w:pStyle w:val="ListBullet"/>
+        <w:rPr>
+          <w:lang w:val="en-US"/>
+        </w:rPr>
       </w:pPr>
       <w:r>
+        <w:rPr>
+          <w:lang w:val="en-US"/>
+        </w:rPr>
         <w:t>The lower downstream performance does not invalidate the detector or calibration results. It measures the entire chain: sliced full-FOV inference, duplicate handling, class-specific thresholding, count aggregation, and the deterministic clinical quality rule.</w:t>
       </w:r>
     </w:p>
     <w:p>
       <w:pPr>
         <w:pStyle w:val="ListBullet"/>
+        <w:rPr>
+          <w:lang w:val="en-US"/>
+        </w:rPr>
       </w:pPr>
       <w:r>
+        <w:rPr>
+          <w:lang w:val="en-US"/>
+        </w:rPr>
         <w:t>Most downstream errors were conservative. This explains why Qualified precision was perfect while Qualified recall was substantially lower.</w:t>
       </w:r>
     </w:p>
     <w:p>
       <w:pPr>
         <w:pStyle w:val="ListBullet"/>
+        <w:rPr>
+          <w:lang w:val="en-US"/>
+        </w:rPr>
       </w:pPr>
       <w:r>
+        <w:rPr>
+          <w:lang w:val="en-US"/>
+        </w:rPr>
         <w:t>The Partially Qualified category showed the greatest overlap with the deterministic rule boundaries and was most frequently assigned to Not Qualified.</w:t>
       </w:r>
     </w:p>
     <w:p>
       <w:pPr>
         <w:pStyle w:val="ListBullet"/>
+        <w:rPr>
+          <w:lang w:val="en-US"/>
+        </w:rPr>
       </w:pPr>
       <w:r>
+        <w:rPr>
+          <w:lang w:val="en-US"/>
+        </w:rPr>
         <w:t>The final downstream set must remain untouched for optimization. Any future revision of thresholds or the count-to-quality rule should be developed on a new training/development cohort and then tested on an independent external set.</w:t>
       </w:r>
     </w:p>
@@ -9876,55 +11902,99 @@
         <w:rPr>
           <w:b w:val="0"/>
         </w:rPr>
-        <w:t>8. Limitations</w:t>
+        <w:t xml:space="preserve">8. </w:t>
+      </w:r>
+      <w:proofErr w:type="spellStart"/>
+      <w:r>
+        <w:rPr>
+          <w:b w:val="0"/>
+        </w:rPr>
+        <w:t>Limitations</w:t>
       </w:r>
       <w:bookmarkEnd w:id="18"/>
+      <w:proofErr w:type="spellEnd"/>
     </w:p>
     <w:p>
       <w:pPr>
         <w:pStyle w:val="ListBullet"/>
+        <w:rPr>
+          <w:lang w:val="en-US"/>
+        </w:rPr>
       </w:pPr>
       <w:r>
+        <w:rPr>
+          <w:lang w:val="en-US"/>
+        </w:rPr>
         <w:t>The downstream reference is the final expert-review workbook. Details of the review/consensus procedure are not fully encoded on every workbook row and should be described from the clinical study records in the manuscript.</w:t>
       </w:r>
     </w:p>
     <w:p>
       <w:pPr>
         <w:pStyle w:val="ListBullet"/>
+        <w:rPr>
+          <w:lang w:val="en-US"/>
+        </w:rPr>
       </w:pPr>
       <w:r>
+        <w:rPr>
+          <w:lang w:val="en-US"/>
+        </w:rPr>
         <w:t>Four of 102 reviewed rows were excluded: one was not present in the annotation project and three were too difficult for a reliable clinical classification.</w:t>
       </w:r>
     </w:p>
     <w:p>
       <w:pPr>
         <w:pStyle w:val="ListBullet"/>
+        <w:rPr>
+          <w:lang w:val="en-US"/>
+        </w:rPr>
       </w:pPr>
       <w:r>
+        <w:rPr>
+          <w:lang w:val="en-US"/>
+        </w:rPr>
         <w:t>The downstream analysis contains multiple FOVs from some source samples. Cluster-bootstrap intervals account for this grouping, but the number of represented samples remains 34.</w:t>
       </w:r>
     </w:p>
     <w:p>
       <w:pPr>
         <w:pStyle w:val="ListBullet"/>
+        <w:rPr>
+          <w:lang w:val="en-US"/>
+        </w:rPr>
       </w:pPr>
       <w:r>
+        <w:rPr>
+          <w:lang w:val="en-US"/>
+        </w:rPr>
         <w:t>Confidence thresholds were calibrated on 640 × 640 object-level patches, whereas the downstream task uses overlapping SAHI slices extracted from full FOVs. The locked approach preserves test independence but does not remove this deployment-domain difference.</w:t>
       </w:r>
     </w:p>
     <w:p>
       <w:pPr>
         <w:pStyle w:val="ListBullet"/>
+        <w:rPr>
+          <w:lang w:val="en-US"/>
+        </w:rPr>
       </w:pPr>
       <w:r>
+        <w:rPr>
+          <w:lang w:val="en-US"/>
+        </w:rPr>
         <w:t>The count-to-quality rule is deterministic and may be a larger source of downstream disagreement than residual detector error. This report does not tune that rule on the final test labels.</w:t>
       </w:r>
     </w:p>
     <w:p>
       <w:pPr>
         <w:pStyle w:val="ListBullet"/>
+        <w:rPr>
+          <w:lang w:val="en-US"/>
+        </w:rPr>
       </w:pPr>
       <w:r>
+        <w:rPr>
+          <w:lang w:val="en-US"/>
+        </w:rPr>
         <w:t>Confidence intervals quantify resampling uncertainty in this dataset; they do not establish external generalizability.</w:t>
       </w:r>
     </w:p>
@@ -9940,9 +12010,45 @@
         <w:rPr>
           <w:b w:val="0"/>
         </w:rPr>
-        <w:t>9. Reproducibility and result artifacts</w:t>
+        <w:t xml:space="preserve">9. </w:t>
+      </w:r>
+      <w:proofErr w:type="spellStart"/>
+      <w:r>
+        <w:rPr>
+          <w:b w:val="0"/>
+        </w:rPr>
+        <w:t>Reproducibility</w:t>
+      </w:r>
+      <w:proofErr w:type="spellEnd"/>
+      <w:r>
+        <w:rPr>
+          <w:b w:val="0"/>
+        </w:rPr>
+        <w:t xml:space="preserve"> and </w:t>
+      </w:r>
+      <w:proofErr w:type="spellStart"/>
+      <w:r>
+        <w:rPr>
+          <w:b w:val="0"/>
+        </w:rPr>
+        <w:t>result</w:t>
+      </w:r>
+      <w:proofErr w:type="spellEnd"/>
+      <w:r>
+        <w:rPr>
+          <w:b w:val="0"/>
+        </w:rPr>
+        <w:t xml:space="preserve"> </w:t>
+      </w:r>
+      <w:proofErr w:type="spellStart"/>
+      <w:r>
+        <w:rPr>
+          <w:b w:val="0"/>
+        </w:rPr>
+        <w:t>artifacts</w:t>
       </w:r>
       <w:bookmarkEnd w:id="19"/>
+      <w:proofErr w:type="spellEnd"/>
     </w:p>
     <w:tbl>
       <w:tblPr>
@@ -9972,6 +12078,7 @@
                 <w:sz w:val="16"/>
               </w:rPr>
             </w:pPr>
+            <w:proofErr w:type="spellStart"/>
             <w:r>
               <w:rPr>
                 <w:b/>
@@ -9980,6 +12087,7 @@
               </w:rPr>
               <w:t>Artifact</w:t>
             </w:r>
+            <w:proofErr w:type="spellEnd"/>
           </w:p>
         </w:tc>
         <w:tc>
@@ -10027,8 +12135,16 @@
               <w:rPr>
                 <w:sz w:val="16"/>
               </w:rPr>
-              <w:t>Code commit</w:t>
-            </w:r>
+              <w:t xml:space="preserve">Code </w:t>
+            </w:r>
+            <w:proofErr w:type="spellStart"/>
+            <w:r>
+              <w:rPr>
+                <w:sz w:val="16"/>
+              </w:rPr>
+              <w:t>commit</w:t>
+            </w:r>
+            <w:proofErr w:type="spellEnd"/>
           </w:p>
         </w:tc>
         <w:tc>
@@ -10072,24 +12188,40 @@
               <w:rPr>
                 <w:sz w:val="16"/>
               </w:rPr>
-              <w:t>Object-detection summary</w:t>
-            </w:r>
-          </w:p>
-        </w:tc>
-        <w:tc>
-          <w:tcPr>
-            <w:tcW w:w="0" w:type="auto"/>
-            <w:shd w:val="clear" w:color="auto" w:fill="EEF4FA"/>
-          </w:tcPr>
-          <w:p>
-            <w:pPr>
+              <w:t>Object-</w:t>
+            </w:r>
+            <w:proofErr w:type="spellStart"/>
+            <w:r>
               <w:rPr>
                 <w:sz w:val="16"/>
               </w:rPr>
-            </w:pPr>
+              <w:t>detection</w:t>
+            </w:r>
+            <w:proofErr w:type="spellEnd"/>
             <w:r>
               <w:rPr>
                 <w:sz w:val="16"/>
+              </w:rPr>
+              <w:t xml:space="preserve"> summary</w:t>
+            </w:r>
+          </w:p>
+        </w:tc>
+        <w:tc>
+          <w:tcPr>
+            <w:tcW w:w="0" w:type="auto"/>
+            <w:shd w:val="clear" w:color="auto" w:fill="EEF4FA"/>
+          </w:tcPr>
+          <w:p>
+            <w:pPr>
+              <w:rPr>
+                <w:sz w:val="16"/>
+                <w:lang w:val="en-US"/>
+              </w:rPr>
+            </w:pPr>
+            <w:r>
+              <w:rPr>
+                <w:sz w:val="16"/>
+                <w:lang w:val="en-US"/>
               </w:rPr>
               <w:t>C:\Users\SH37YE\Desktop\PhD_Code_github\AIPoweredMicroscope\EvaluationOutput\TwoClass_HPO009_EMA_TestEval_20260701-140821\eval_summary.json</w:t>
             </w:r>
@@ -10117,26 +12249,36 @@
               <w:rPr>
                 <w:sz w:val="16"/>
               </w:rPr>
-              <w:t>Object predictions</w:t>
-            </w:r>
-          </w:p>
-        </w:tc>
-        <w:tc>
-          <w:tcPr>
-            <w:tcW w:w="0" w:type="auto"/>
-            <w:tcBorders>
-              <w:bottom w:val="single" w:sz="4" w:space="0" w:color="auto"/>
-            </w:tcBorders>
-          </w:tcPr>
-          <w:p>
-            <w:pPr>
+              <w:t xml:space="preserve">Object </w:t>
+            </w:r>
+            <w:proofErr w:type="spellStart"/>
+            <w:r>
               <w:rPr>
                 <w:sz w:val="16"/>
               </w:rPr>
-            </w:pPr>
-            <w:r>
+              <w:t>predictions</w:t>
+            </w:r>
+            <w:proofErr w:type="spellEnd"/>
+          </w:p>
+        </w:tc>
+        <w:tc>
+          <w:tcPr>
+            <w:tcW w:w="0" w:type="auto"/>
+            <w:tcBorders>
+              <w:bottom w:val="single" w:sz="4" w:space="0" w:color="auto"/>
+            </w:tcBorders>
+          </w:tcPr>
+          <w:p>
+            <w:pPr>
               <w:rPr>
                 <w:sz w:val="16"/>
+                <w:lang w:val="en-US"/>
+              </w:rPr>
+            </w:pPr>
+            <w:r>
+              <w:rPr>
+                <w:sz w:val="16"/>
+                <w:lang w:val="en-US"/>
               </w:rPr>
               <w:t>C:\Users\SH37YE\Desktop\PhD_Code_github\AIPoweredMicroscope\EvaluationOutput\TwoClass_HPO009_EMA_TestEval_20260701-140821\predictions_coco.json</w:t>
             </w:r>
@@ -10158,28 +12300,38 @@
                 <w:sz w:val="16"/>
               </w:rPr>
             </w:pPr>
+            <w:proofErr w:type="spellStart"/>
             <w:r>
               <w:rPr>
                 <w:sz w:val="16"/>
               </w:rPr>
-              <w:t>Calibration summary</w:t>
-            </w:r>
-          </w:p>
-        </w:tc>
-        <w:tc>
-          <w:tcPr>
-            <w:tcW w:w="0" w:type="auto"/>
-            <w:shd w:val="clear" w:color="auto" w:fill="EEF4FA"/>
-          </w:tcPr>
-          <w:p>
-            <w:pPr>
+              <w:t>Calibration</w:t>
+            </w:r>
+            <w:proofErr w:type="spellEnd"/>
+            <w:r>
               <w:rPr>
                 <w:sz w:val="16"/>
               </w:rPr>
-            </w:pPr>
-            <w:r>
+              <w:t xml:space="preserve"> summary</w:t>
+            </w:r>
+          </w:p>
+        </w:tc>
+        <w:tc>
+          <w:tcPr>
+            <w:tcW w:w="0" w:type="auto"/>
+            <w:shd w:val="clear" w:color="auto" w:fill="EEF4FA"/>
+          </w:tcPr>
+          <w:p>
+            <w:pPr>
               <w:rPr>
                 <w:sz w:val="16"/>
+                <w:lang w:val="en-US"/>
+              </w:rPr>
+            </w:pPr>
+            <w:r>
+              <w:rPr>
+                <w:sz w:val="16"/>
+                <w:lang w:val="en-US"/>
               </w:rPr>
               <w:t>C:\Users\SH37YE\Desktop\PhD_Code_github\AIPoweredMicroscope\EvaluationOutput\RFDETR_ThresholdCalibration_20260701-140419\threshold_calibration_summary.json</w:t>
             </w:r>
@@ -10203,30 +12355,48 @@
                 <w:sz w:val="16"/>
               </w:rPr>
             </w:pPr>
+            <w:proofErr w:type="spellStart"/>
             <w:r>
               <w:rPr>
                 <w:sz w:val="16"/>
               </w:rPr>
-              <w:t>Calibration predictions</w:t>
-            </w:r>
-          </w:p>
-        </w:tc>
-        <w:tc>
-          <w:tcPr>
-            <w:tcW w:w="0" w:type="auto"/>
-            <w:tcBorders>
-              <w:bottom w:val="single" w:sz="4" w:space="0" w:color="auto"/>
-            </w:tcBorders>
-          </w:tcPr>
-          <w:p>
-            <w:pPr>
+              <w:t>Calibration</w:t>
+            </w:r>
+            <w:proofErr w:type="spellEnd"/>
+            <w:r>
               <w:rPr>
                 <w:sz w:val="16"/>
               </w:rPr>
-            </w:pPr>
+              <w:t xml:space="preserve"> </w:t>
+            </w:r>
+            <w:proofErr w:type="spellStart"/>
             <w:r>
               <w:rPr>
                 <w:sz w:val="16"/>
+              </w:rPr>
+              <w:t>predictions</w:t>
+            </w:r>
+            <w:proofErr w:type="spellEnd"/>
+          </w:p>
+        </w:tc>
+        <w:tc>
+          <w:tcPr>
+            <w:tcW w:w="0" w:type="auto"/>
+            <w:tcBorders>
+              <w:bottom w:val="single" w:sz="4" w:space="0" w:color="auto"/>
+            </w:tcBorders>
+          </w:tcPr>
+          <w:p>
+            <w:pPr>
+              <w:rPr>
+                <w:sz w:val="16"/>
+                <w:lang w:val="en-US"/>
+              </w:rPr>
+            </w:pPr>
+            <w:r>
+              <w:rPr>
+                <w:sz w:val="16"/>
+                <w:lang w:val="en-US"/>
               </w:rPr>
               <w:t>C:\Users\SH37YE\Desktop\PhD_Code_github\AIPoweredMicroscope\EvaluationOutput\RFDETR_ThresholdCalibration_20260701-140419\calibration_predictions.json</w:t>
             </w:r>
@@ -10248,29 +12418,39 @@
                 <w:sz w:val="16"/>
               </w:rPr>
             </w:pPr>
+            <w:proofErr w:type="spellStart"/>
             <w:r>
               <w:rPr>
                 <w:sz w:val="16"/>
               </w:rPr>
               <w:lastRenderedPageBreak/>
-              <w:t>Downstream summary</w:t>
-            </w:r>
-          </w:p>
-        </w:tc>
-        <w:tc>
-          <w:tcPr>
-            <w:tcW w:w="0" w:type="auto"/>
-            <w:shd w:val="clear" w:color="auto" w:fill="EEF4FA"/>
-          </w:tcPr>
-          <w:p>
-            <w:pPr>
+              <w:t>Downstream</w:t>
+            </w:r>
+            <w:proofErr w:type="spellEnd"/>
+            <w:r>
               <w:rPr>
                 <w:sz w:val="16"/>
               </w:rPr>
-            </w:pPr>
-            <w:r>
+              <w:t xml:space="preserve"> summary</w:t>
+            </w:r>
+          </w:p>
+        </w:tc>
+        <w:tc>
+          <w:tcPr>
+            <w:tcW w:w="0" w:type="auto"/>
+            <w:shd w:val="clear" w:color="auto" w:fill="EEF4FA"/>
+          </w:tcPr>
+          <w:p>
+            <w:pPr>
               <w:rPr>
                 <w:sz w:val="16"/>
+                <w:lang w:val="en-US"/>
+              </w:rPr>
+            </w:pPr>
+            <w:r>
+              <w:rPr>
+                <w:sz w:val="16"/>
+                <w:lang w:val="en-US"/>
               </w:rPr>
               <w:t>C:\Users\SH37YE\Desktop\PhD_Code_github\AIPoweredMicroscope\DownstreamOutput_Downstream\20260729-123001\downstream_evaluation_summary.json</w:t>
             </w:r>
@@ -10298,26 +12478,50 @@
               <w:rPr>
                 <w:sz w:val="16"/>
               </w:rPr>
-              <w:t>Per-FOV downstream predictions</w:t>
-            </w:r>
-          </w:p>
-        </w:tc>
-        <w:tc>
-          <w:tcPr>
-            <w:tcW w:w="0" w:type="auto"/>
-            <w:tcBorders>
-              <w:bottom w:val="single" w:sz="4" w:space="0" w:color="auto"/>
-            </w:tcBorders>
-          </w:tcPr>
-          <w:p>
-            <w:pPr>
+              <w:t xml:space="preserve">Per-FOV </w:t>
+            </w:r>
+            <w:proofErr w:type="spellStart"/>
+            <w:r>
               <w:rPr>
                 <w:sz w:val="16"/>
               </w:rPr>
-            </w:pPr>
+              <w:t>downstream</w:t>
+            </w:r>
+            <w:proofErr w:type="spellEnd"/>
             <w:r>
               <w:rPr>
                 <w:sz w:val="16"/>
+              </w:rPr>
+              <w:t xml:space="preserve"> </w:t>
+            </w:r>
+            <w:proofErr w:type="spellStart"/>
+            <w:r>
+              <w:rPr>
+                <w:sz w:val="16"/>
+              </w:rPr>
+              <w:t>predictions</w:t>
+            </w:r>
+            <w:proofErr w:type="spellEnd"/>
+          </w:p>
+        </w:tc>
+        <w:tc>
+          <w:tcPr>
+            <w:tcW w:w="0" w:type="auto"/>
+            <w:tcBorders>
+              <w:bottom w:val="single" w:sz="4" w:space="0" w:color="auto"/>
+            </w:tcBorders>
+          </w:tcPr>
+          <w:p>
+            <w:pPr>
+              <w:rPr>
+                <w:sz w:val="16"/>
+                <w:lang w:val="en-US"/>
+              </w:rPr>
+            </w:pPr>
+            <w:r>
+              <w:rPr>
+                <w:sz w:val="16"/>
+                <w:lang w:val="en-US"/>
               </w:rPr>
               <w:t>C:\Users\SH37YE\Desktop\PhD_Code_github\AIPoweredMicroscope\DownstreamOutput_Downstream\20260729-123001\downstream_predictions.csv</w:t>
             </w:r>
@@ -10339,28 +12543,46 @@
                 <w:sz w:val="16"/>
               </w:rPr>
             </w:pPr>
+            <w:proofErr w:type="spellStart"/>
             <w:r>
               <w:rPr>
                 <w:sz w:val="16"/>
               </w:rPr>
-              <w:t>Downstream exclusions</w:t>
-            </w:r>
-          </w:p>
-        </w:tc>
-        <w:tc>
-          <w:tcPr>
-            <w:tcW w:w="0" w:type="auto"/>
-            <w:shd w:val="clear" w:color="auto" w:fill="EEF4FA"/>
-          </w:tcPr>
-          <w:p>
-            <w:pPr>
+              <w:t>Downstream</w:t>
+            </w:r>
+            <w:proofErr w:type="spellEnd"/>
+            <w:r>
               <w:rPr>
                 <w:sz w:val="16"/>
               </w:rPr>
-            </w:pPr>
+              <w:t xml:space="preserve"> </w:t>
+            </w:r>
+            <w:proofErr w:type="spellStart"/>
             <w:r>
               <w:rPr>
                 <w:sz w:val="16"/>
+              </w:rPr>
+              <w:t>exclusions</w:t>
+            </w:r>
+            <w:proofErr w:type="spellEnd"/>
+          </w:p>
+        </w:tc>
+        <w:tc>
+          <w:tcPr>
+            <w:tcW w:w="0" w:type="auto"/>
+            <w:shd w:val="clear" w:color="auto" w:fill="EEF4FA"/>
+          </w:tcPr>
+          <w:p>
+            <w:pPr>
+              <w:rPr>
+                <w:sz w:val="16"/>
+                <w:lang w:val="en-US"/>
+              </w:rPr>
+            </w:pPr>
+            <w:r>
+              <w:rPr>
+                <w:sz w:val="16"/>
+                <w:lang w:val="en-US"/>
               </w:rPr>
               <w:t>C:\Users\SH37YE\Desktop\PhD_Code_github\AIPoweredMicroscope\DownstreamOutput_Downstream\20260729-123001\downstream_exclusions.csv</w:t>
             </w:r>
@@ -10381,27 +12603,45 @@
                 <w:sz w:val="16"/>
               </w:rPr>
             </w:pPr>
+            <w:proofErr w:type="spellStart"/>
             <w:r>
               <w:rPr>
                 <w:sz w:val="16"/>
               </w:rPr>
-              <w:t>Downstream overlays</w:t>
-            </w:r>
-          </w:p>
-        </w:tc>
-        <w:tc>
-          <w:tcPr>
-            <w:tcW w:w="0" w:type="auto"/>
-          </w:tcPr>
-          <w:p>
-            <w:pPr>
+              <w:t>Downstream</w:t>
+            </w:r>
+            <w:proofErr w:type="spellEnd"/>
+            <w:r>
               <w:rPr>
                 <w:sz w:val="16"/>
               </w:rPr>
-            </w:pPr>
+              <w:t xml:space="preserve"> </w:t>
+            </w:r>
+            <w:proofErr w:type="spellStart"/>
             <w:r>
               <w:rPr>
                 <w:sz w:val="16"/>
+              </w:rPr>
+              <w:t>overlays</w:t>
+            </w:r>
+            <w:proofErr w:type="spellEnd"/>
+          </w:p>
+        </w:tc>
+        <w:tc>
+          <w:tcPr>
+            <w:tcW w:w="0" w:type="auto"/>
+          </w:tcPr>
+          <w:p>
+            <w:pPr>
+              <w:rPr>
+                <w:sz w:val="16"/>
+                <w:lang w:val="en-US"/>
+              </w:rPr>
+            </w:pPr>
+            <w:r>
+              <w:rPr>
+                <w:sz w:val="16"/>
+                <w:lang w:val="en-US"/>
               </w:rPr>
               <w:t>C:\Users\SH37YE\Desktop\PhD_Code_github\AIPoweredMicroscope\DownstreamOutput_Downstream\20260729-123001\overlays</w:t>
             </w:r>
@@ -10409,17 +12649,37 @@
         </w:tc>
       </w:tr>
     </w:tbl>
-    <w:p/>
     <w:p>
-      <w:r>
+      <w:pPr>
+        <w:rPr>
+          <w:lang w:val="en-US"/>
+        </w:rPr>
+      </w:pPr>
+    </w:p>
+    <w:p>
+      <w:pPr>
+        <w:rPr>
+          <w:lang w:val="en-US"/>
+        </w:rPr>
+      </w:pPr>
+      <w:r>
+        <w:rPr>
+          <w:lang w:val="en-US"/>
+        </w:rPr>
         <w:t>The report was generated directly from the saved machine-readable artifacts above. All headline values can therefore be traced to a JSON or CSV result file.</w:t>
       </w:r>
     </w:p>
     <w:p>
       <w:pPr>
         <w:spacing w:after="160" w:line="278" w:lineRule="auto"/>
+        <w:rPr>
+          <w:lang w:val="en-US"/>
+        </w:rPr>
       </w:pPr>
       <w:r>
+        <w:rPr>
+          <w:lang w:val="en-US"/>
+        </w:rPr>
         <w:br w:type="page"/>
       </w:r>
     </w:p>
@@ -10431,14 +12691,44 @@
         </w:rPr>
       </w:pPr>
       <w:bookmarkStart w:id="20" w:name="_Toc236221235"/>
+      <w:proofErr w:type="spellStart"/>
       <w:r>
         <w:rPr>
           <w:b w:val="0"/>
         </w:rPr>
         <w:lastRenderedPageBreak/>
-        <w:t>Appendix A. Downstream exclusions</w:t>
+        <w:t>Appendix</w:t>
+      </w:r>
+      <w:proofErr w:type="spellEnd"/>
+      <w:r>
+        <w:rPr>
+          <w:b w:val="0"/>
+        </w:rPr>
+        <w:t xml:space="preserve"> A. </w:t>
+      </w:r>
+      <w:proofErr w:type="spellStart"/>
+      <w:r>
+        <w:rPr>
+          <w:b w:val="0"/>
+        </w:rPr>
+        <w:t>Downstream</w:t>
+      </w:r>
+      <w:proofErr w:type="spellEnd"/>
+      <w:r>
+        <w:rPr>
+          <w:b w:val="0"/>
+        </w:rPr>
+        <w:t xml:space="preserve"> </w:t>
+      </w:r>
+      <w:proofErr w:type="spellStart"/>
+      <w:r>
+        <w:rPr>
+          <w:b w:val="0"/>
+        </w:rPr>
+        <w:t>exclusions</w:t>
       </w:r>
       <w:bookmarkEnd w:id="20"/>
+      <w:proofErr w:type="spellEnd"/>
     </w:p>
     <w:tbl>
       <w:tblPr>
@@ -10470,37 +12760,34 @@
                 <w:sz w:val="16"/>
               </w:rPr>
             </w:pPr>
+            <w:proofErr w:type="spellStart"/>
             <w:r>
               <w:rPr>
                 <w:b/>
                 <w:color w:val="FFFFFF"/>
                 <w:sz w:val="16"/>
               </w:rPr>
-              <w:t>Workbook row</w:t>
-            </w:r>
-          </w:p>
-        </w:tc>
-        <w:tc>
-          <w:tcPr>
-            <w:tcW w:w="0" w:type="auto"/>
-            <w:shd w:val="clear" w:color="auto" w:fill="1F4E79"/>
-          </w:tcPr>
-          <w:p>
-            <w:pPr>
+              <w:t>Workbook</w:t>
+            </w:r>
+            <w:proofErr w:type="spellEnd"/>
+            <w:r>
               <w:rPr>
                 <w:b/>
                 <w:color w:val="FFFFFF"/>
                 <w:sz w:val="16"/>
               </w:rPr>
-            </w:pPr>
+              <w:t xml:space="preserve"> </w:t>
+            </w:r>
+            <w:proofErr w:type="spellStart"/>
             <w:r>
               <w:rPr>
                 <w:b/>
                 <w:color w:val="FFFFFF"/>
                 <w:sz w:val="16"/>
               </w:rPr>
-              <w:t>Image</w:t>
-            </w:r>
+              <w:t>row</w:t>
+            </w:r>
+            <w:proofErr w:type="spellEnd"/>
           </w:p>
         </w:tc>
         <w:tc>
@@ -10522,7 +12809,7 @@
                 <w:color w:val="FFFFFF"/>
                 <w:sz w:val="16"/>
               </w:rPr>
-              <w:t>Reason</w:t>
+              <w:t>Image</w:t>
             </w:r>
           </w:p>
         </w:tc>
@@ -10545,8 +12832,33 @@
                 <w:color w:val="FFFFFF"/>
                 <w:sz w:val="16"/>
               </w:rPr>
+              <w:t>Reason</w:t>
+            </w:r>
+          </w:p>
+        </w:tc>
+        <w:tc>
+          <w:tcPr>
+            <w:tcW w:w="0" w:type="auto"/>
+            <w:shd w:val="clear" w:color="auto" w:fill="1F4E79"/>
+          </w:tcPr>
+          <w:p>
+            <w:pPr>
+              <w:rPr>
+                <w:b/>
+                <w:color w:val="FFFFFF"/>
+                <w:sz w:val="16"/>
+              </w:rPr>
+            </w:pPr>
+            <w:proofErr w:type="spellStart"/>
+            <w:r>
+              <w:rPr>
+                <w:b/>
+                <w:color w:val="FFFFFF"/>
+                <w:sz w:val="16"/>
+              </w:rPr>
               <w:t>Comment</w:t>
             </w:r>
+            <w:proofErr w:type="spellEnd"/>
           </w:p>
         </w:tc>
       </w:tr>
@@ -10609,12 +12921,14 @@
                 <w:sz w:val="16"/>
               </w:rPr>
             </w:pPr>
+            <w:proofErr w:type="spellStart"/>
             <w:r>
               <w:rPr>
                 <w:sz w:val="16"/>
               </w:rPr>
               <w:t>not_in_cvat_project</w:t>
             </w:r>
+            <w:proofErr w:type="spellEnd"/>
           </w:p>
         </w:tc>
         <w:tc>
@@ -10690,14 +13004,18 @@
             <w:pPr>
               <w:rPr>
                 <w:sz w:val="16"/>
-              </w:rPr>
-            </w:pPr>
+                <w:lang w:val="en-US"/>
+              </w:rPr>
+            </w:pPr>
+            <w:proofErr w:type="spellStart"/>
             <w:r>
               <w:rPr>
                 <w:sz w:val="16"/>
+                <w:lang w:val="en-US"/>
               </w:rPr>
               <w:t>too_difficult_for_clinical_review</w:t>
             </w:r>
+            <w:proofErr w:type="spellEnd"/>
           </w:p>
         </w:tc>
         <w:tc>
@@ -10777,14 +13095,18 @@
             <w:pPr>
               <w:rPr>
                 <w:sz w:val="16"/>
-              </w:rPr>
-            </w:pPr>
+                <w:lang w:val="en-US"/>
+              </w:rPr>
+            </w:pPr>
+            <w:proofErr w:type="spellStart"/>
             <w:r>
               <w:rPr>
                 <w:sz w:val="16"/>
+                <w:lang w:val="en-US"/>
               </w:rPr>
               <w:t>too_difficult_for_clinical_review</w:t>
             </w:r>
+            <w:proofErr w:type="spellEnd"/>
           </w:p>
         </w:tc>
         <w:tc>
@@ -10860,14 +13182,18 @@
             <w:pPr>
               <w:rPr>
                 <w:sz w:val="16"/>
-              </w:rPr>
-            </w:pPr>
+                <w:lang w:val="en-US"/>
+              </w:rPr>
+            </w:pPr>
+            <w:proofErr w:type="spellStart"/>
             <w:r>
               <w:rPr>
                 <w:sz w:val="16"/>
+                <w:lang w:val="en-US"/>
               </w:rPr>
               <w:t>too_difficult_for_clinical_review</w:t>
             </w:r>
+            <w:proofErr w:type="spellEnd"/>
           </w:p>
         </w:tc>
         <w:tc>
@@ -10897,19 +13223,29 @@
         <w:pStyle w:val="Heading1"/>
         <w:rPr>
           <w:b w:val="0"/>
+          <w:lang w:val="en-US"/>
         </w:rPr>
       </w:pPr>
       <w:bookmarkStart w:id="21" w:name="_Toc236221236"/>
       <w:r>
         <w:rPr>
           <w:b w:val="0"/>
+          <w:lang w:val="en-US"/>
         </w:rPr>
         <w:t>Appendix B. Misclassified downstream FOVs</w:t>
       </w:r>
       <w:bookmarkEnd w:id="21"/>
     </w:p>
     <w:p>
-      <w:r>
+      <w:pPr>
+        <w:rPr>
+          <w:lang w:val="en-US"/>
+        </w:rPr>
+      </w:pPr>
+      <w:r>
+        <w:rPr>
+          <w:lang w:val="en-US"/>
+        </w:rPr>
         <w:t>The table lists all downstream disagreements. Complete results for all 98 FOVs, including correct classifications and inference diagnostics, are retained in downstream_predictions.csv.</w:t>
       </w:r>
     </w:p>
@@ -10968,6 +13304,7 @@
                 <w:sz w:val="15"/>
               </w:rPr>
             </w:pPr>
+            <w:proofErr w:type="spellStart"/>
             <w:r>
               <w:rPr>
                 <w:b/>
@@ -10976,6 +13313,7 @@
               </w:rPr>
               <w:t>Clinical</w:t>
             </w:r>
+            <w:proofErr w:type="spellEnd"/>
           </w:p>
         </w:tc>
         <w:tc>
@@ -10991,6 +13329,7 @@
                 <w:sz w:val="15"/>
               </w:rPr>
             </w:pPr>
+            <w:proofErr w:type="spellStart"/>
             <w:r>
               <w:rPr>
                 <w:b/>
@@ -10999,6 +13338,7 @@
               </w:rPr>
               <w:t>Predicted</w:t>
             </w:r>
+            <w:proofErr w:type="spellEnd"/>
           </w:p>
         </w:tc>
         <w:tc>
@@ -11037,6 +13377,7 @@
                 <w:sz w:val="15"/>
               </w:rPr>
             </w:pPr>
+            <w:proofErr w:type="spellStart"/>
             <w:r>
               <w:rPr>
                 <w:b/>
@@ -11045,6 +13386,7 @@
               </w:rPr>
               <w:t>Epi</w:t>
             </w:r>
+            <w:proofErr w:type="spellEnd"/>
           </w:p>
         </w:tc>
         <w:tc>
@@ -11060,13 +13402,23 @@
                 <w:sz w:val="15"/>
               </w:rPr>
             </w:pPr>
+            <w:proofErr w:type="spellStart"/>
             <w:r>
               <w:rPr>
                 <w:b/>
                 <w:color w:val="FFFFFF"/>
                 <w:sz w:val="15"/>
               </w:rPr>
-              <w:t>Rule score</w:t>
+              <w:t>Rule</w:t>
+            </w:r>
+            <w:proofErr w:type="spellEnd"/>
+            <w:r>
+              <w:rPr>
+                <w:b/>
+                <w:color w:val="FFFFFF"/>
+                <w:sz w:val="15"/>
+              </w:rPr>
+              <w:t xml:space="preserve"> score</w:t>
             </w:r>
           </w:p>
         </w:tc>
@@ -11113,29 +13465,53 @@
               <w:rPr>
                 <w:sz w:val="15"/>
               </w:rPr>
-              <w:t>Not Qualified</w:t>
-            </w:r>
-          </w:p>
-        </w:tc>
-        <w:tc>
-          <w:tcPr>
-            <w:tcW w:w="0" w:type="auto"/>
-            <w:tcBorders>
-              <w:bottom w:val="single" w:sz="4" w:space="0" w:color="auto"/>
-            </w:tcBorders>
-          </w:tcPr>
-          <w:p>
-            <w:pPr>
-              <w:rPr>
-                <w:sz w:val="15"/>
-              </w:rPr>
-            </w:pPr>
-            <w:r>
-              <w:rPr>
-                <w:sz w:val="15"/>
-              </w:rPr>
-              <w:t>Partially Qualified</w:t>
-            </w:r>
+              <w:t xml:space="preserve">Not </w:t>
+            </w:r>
+            <w:proofErr w:type="spellStart"/>
+            <w:r>
+              <w:rPr>
+                <w:sz w:val="15"/>
+              </w:rPr>
+              <w:t>Qualified</w:t>
+            </w:r>
+            <w:proofErr w:type="spellEnd"/>
+          </w:p>
+        </w:tc>
+        <w:tc>
+          <w:tcPr>
+            <w:tcW w:w="0" w:type="auto"/>
+            <w:tcBorders>
+              <w:bottom w:val="single" w:sz="4" w:space="0" w:color="auto"/>
+            </w:tcBorders>
+          </w:tcPr>
+          <w:p>
+            <w:pPr>
+              <w:rPr>
+                <w:sz w:val="15"/>
+              </w:rPr>
+            </w:pPr>
+            <w:proofErr w:type="spellStart"/>
+            <w:r>
+              <w:rPr>
+                <w:sz w:val="15"/>
+              </w:rPr>
+              <w:t>Partially</w:t>
+            </w:r>
+            <w:proofErr w:type="spellEnd"/>
+            <w:r>
+              <w:rPr>
+                <w:sz w:val="15"/>
+              </w:rPr>
+              <w:t xml:space="preserve"> </w:t>
+            </w:r>
+            <w:proofErr w:type="spellStart"/>
+            <w:r>
+              <w:rPr>
+                <w:sz w:val="15"/>
+              </w:rPr>
+              <w:t>Qualified</w:t>
+            </w:r>
+            <w:proofErr w:type="spellEnd"/>
           </w:p>
         </w:tc>
         <w:tc>
@@ -11240,27 +13616,51 @@
               <w:rPr>
                 <w:sz w:val="15"/>
               </w:rPr>
-              <w:t>Not Qualified</w:t>
-            </w:r>
-          </w:p>
-        </w:tc>
-        <w:tc>
-          <w:tcPr>
-            <w:tcW w:w="0" w:type="auto"/>
-            <w:shd w:val="clear" w:color="auto" w:fill="EEF4FA"/>
-          </w:tcPr>
-          <w:p>
-            <w:pPr>
-              <w:rPr>
-                <w:sz w:val="15"/>
-              </w:rPr>
-            </w:pPr>
-            <w:r>
-              <w:rPr>
-                <w:sz w:val="15"/>
-              </w:rPr>
-              <w:t>Partially Qualified</w:t>
-            </w:r>
+              <w:t xml:space="preserve">Not </w:t>
+            </w:r>
+            <w:proofErr w:type="spellStart"/>
+            <w:r>
+              <w:rPr>
+                <w:sz w:val="15"/>
+              </w:rPr>
+              <w:t>Qualified</w:t>
+            </w:r>
+            <w:proofErr w:type="spellEnd"/>
+          </w:p>
+        </w:tc>
+        <w:tc>
+          <w:tcPr>
+            <w:tcW w:w="0" w:type="auto"/>
+            <w:shd w:val="clear" w:color="auto" w:fill="EEF4FA"/>
+          </w:tcPr>
+          <w:p>
+            <w:pPr>
+              <w:rPr>
+                <w:sz w:val="15"/>
+              </w:rPr>
+            </w:pPr>
+            <w:proofErr w:type="spellStart"/>
+            <w:r>
+              <w:rPr>
+                <w:sz w:val="15"/>
+              </w:rPr>
+              <w:t>Partially</w:t>
+            </w:r>
+            <w:proofErr w:type="spellEnd"/>
+            <w:r>
+              <w:rPr>
+                <w:sz w:val="15"/>
+              </w:rPr>
+              <w:t xml:space="preserve"> </w:t>
+            </w:r>
+            <w:proofErr w:type="spellStart"/>
+            <w:r>
+              <w:rPr>
+                <w:sz w:val="15"/>
+              </w:rPr>
+              <w:t>Qualified</w:t>
+            </w:r>
+            <w:proofErr w:type="spellEnd"/>
           </w:p>
         </w:tc>
         <w:tc>
@@ -11363,29 +13763,53 @@
               <w:rPr>
                 <w:sz w:val="15"/>
               </w:rPr>
-              <w:t>Not Qualified</w:t>
-            </w:r>
-          </w:p>
-        </w:tc>
-        <w:tc>
-          <w:tcPr>
-            <w:tcW w:w="0" w:type="auto"/>
-            <w:tcBorders>
-              <w:bottom w:val="single" w:sz="4" w:space="0" w:color="auto"/>
-            </w:tcBorders>
-          </w:tcPr>
-          <w:p>
-            <w:pPr>
-              <w:rPr>
-                <w:sz w:val="15"/>
-              </w:rPr>
-            </w:pPr>
-            <w:r>
-              <w:rPr>
-                <w:sz w:val="15"/>
-              </w:rPr>
-              <w:t>Partially Qualified</w:t>
-            </w:r>
+              <w:t xml:space="preserve">Not </w:t>
+            </w:r>
+            <w:proofErr w:type="spellStart"/>
+            <w:r>
+              <w:rPr>
+                <w:sz w:val="15"/>
+              </w:rPr>
+              <w:t>Qualified</w:t>
+            </w:r>
+            <w:proofErr w:type="spellEnd"/>
+          </w:p>
+        </w:tc>
+        <w:tc>
+          <w:tcPr>
+            <w:tcW w:w="0" w:type="auto"/>
+            <w:tcBorders>
+              <w:bottom w:val="single" w:sz="4" w:space="0" w:color="auto"/>
+            </w:tcBorders>
+          </w:tcPr>
+          <w:p>
+            <w:pPr>
+              <w:rPr>
+                <w:sz w:val="15"/>
+              </w:rPr>
+            </w:pPr>
+            <w:proofErr w:type="spellStart"/>
+            <w:r>
+              <w:rPr>
+                <w:sz w:val="15"/>
+              </w:rPr>
+              <w:t>Partially</w:t>
+            </w:r>
+            <w:proofErr w:type="spellEnd"/>
+            <w:r>
+              <w:rPr>
+                <w:sz w:val="15"/>
+              </w:rPr>
+              <w:t xml:space="preserve"> </w:t>
+            </w:r>
+            <w:proofErr w:type="spellStart"/>
+            <w:r>
+              <w:rPr>
+                <w:sz w:val="15"/>
+              </w:rPr>
+              <w:t>Qualified</w:t>
+            </w:r>
+            <w:proofErr w:type="spellEnd"/>
           </w:p>
         </w:tc>
         <w:tc>
@@ -11490,27 +13914,51 @@
               <w:rPr>
                 <w:sz w:val="15"/>
               </w:rPr>
-              <w:t>Not Qualified</w:t>
-            </w:r>
-          </w:p>
-        </w:tc>
-        <w:tc>
-          <w:tcPr>
-            <w:tcW w:w="0" w:type="auto"/>
-            <w:shd w:val="clear" w:color="auto" w:fill="EEF4FA"/>
-          </w:tcPr>
-          <w:p>
-            <w:pPr>
-              <w:rPr>
-                <w:sz w:val="15"/>
-              </w:rPr>
-            </w:pPr>
-            <w:r>
-              <w:rPr>
-                <w:sz w:val="15"/>
-              </w:rPr>
-              <w:t>Partially Qualified</w:t>
-            </w:r>
+              <w:t xml:space="preserve">Not </w:t>
+            </w:r>
+            <w:proofErr w:type="spellStart"/>
+            <w:r>
+              <w:rPr>
+                <w:sz w:val="15"/>
+              </w:rPr>
+              <w:t>Qualified</w:t>
+            </w:r>
+            <w:proofErr w:type="spellEnd"/>
+          </w:p>
+        </w:tc>
+        <w:tc>
+          <w:tcPr>
+            <w:tcW w:w="0" w:type="auto"/>
+            <w:shd w:val="clear" w:color="auto" w:fill="EEF4FA"/>
+          </w:tcPr>
+          <w:p>
+            <w:pPr>
+              <w:rPr>
+                <w:sz w:val="15"/>
+              </w:rPr>
+            </w:pPr>
+            <w:proofErr w:type="spellStart"/>
+            <w:r>
+              <w:rPr>
+                <w:sz w:val="15"/>
+              </w:rPr>
+              <w:t>Partially</w:t>
+            </w:r>
+            <w:proofErr w:type="spellEnd"/>
+            <w:r>
+              <w:rPr>
+                <w:sz w:val="15"/>
+              </w:rPr>
+              <w:t xml:space="preserve"> </w:t>
+            </w:r>
+            <w:proofErr w:type="spellStart"/>
+            <w:r>
+              <w:rPr>
+                <w:sz w:val="15"/>
+              </w:rPr>
+              <w:t>Qualified</w:t>
+            </w:r>
+            <w:proofErr w:type="spellEnd"/>
           </w:p>
         </w:tc>
         <w:tc>
@@ -11609,33 +14057,57 @@
                 <w:sz w:val="15"/>
               </w:rPr>
             </w:pPr>
-            <w:r>
-              <w:rPr>
-                <w:sz w:val="15"/>
-              </w:rPr>
-              <w:t>Partially Qualified</w:t>
-            </w:r>
-          </w:p>
-        </w:tc>
-        <w:tc>
-          <w:tcPr>
-            <w:tcW w:w="0" w:type="auto"/>
-            <w:tcBorders>
-              <w:bottom w:val="single" w:sz="4" w:space="0" w:color="auto"/>
-            </w:tcBorders>
-          </w:tcPr>
-          <w:p>
-            <w:pPr>
-              <w:rPr>
-                <w:sz w:val="15"/>
-              </w:rPr>
-            </w:pPr>
-            <w:r>
-              <w:rPr>
-                <w:sz w:val="15"/>
-              </w:rPr>
-              <w:t>Not Qualified</w:t>
-            </w:r>
+            <w:proofErr w:type="spellStart"/>
+            <w:r>
+              <w:rPr>
+                <w:sz w:val="15"/>
+              </w:rPr>
+              <w:t>Partially</w:t>
+            </w:r>
+            <w:proofErr w:type="spellEnd"/>
+            <w:r>
+              <w:rPr>
+                <w:sz w:val="15"/>
+              </w:rPr>
+              <w:t xml:space="preserve"> </w:t>
+            </w:r>
+            <w:proofErr w:type="spellStart"/>
+            <w:r>
+              <w:rPr>
+                <w:sz w:val="15"/>
+              </w:rPr>
+              <w:t>Qualified</w:t>
+            </w:r>
+            <w:proofErr w:type="spellEnd"/>
+          </w:p>
+        </w:tc>
+        <w:tc>
+          <w:tcPr>
+            <w:tcW w:w="0" w:type="auto"/>
+            <w:tcBorders>
+              <w:bottom w:val="single" w:sz="4" w:space="0" w:color="auto"/>
+            </w:tcBorders>
+          </w:tcPr>
+          <w:p>
+            <w:pPr>
+              <w:rPr>
+                <w:sz w:val="15"/>
+              </w:rPr>
+            </w:pPr>
+            <w:r>
+              <w:rPr>
+                <w:sz w:val="15"/>
+              </w:rPr>
+              <w:t xml:space="preserve">Not </w:t>
+            </w:r>
+            <w:proofErr w:type="spellStart"/>
+            <w:r>
+              <w:rPr>
+                <w:sz w:val="15"/>
+              </w:rPr>
+              <w:t>Qualified</w:t>
+            </w:r>
+            <w:proofErr w:type="spellEnd"/>
           </w:p>
         </w:tc>
         <w:tc>
@@ -11740,27 +14212,51 @@
               <w:rPr>
                 <w:sz w:val="15"/>
               </w:rPr>
-              <w:t>Not Qualified</w:t>
-            </w:r>
-          </w:p>
-        </w:tc>
-        <w:tc>
-          <w:tcPr>
-            <w:tcW w:w="0" w:type="auto"/>
-            <w:shd w:val="clear" w:color="auto" w:fill="EEF4FA"/>
-          </w:tcPr>
-          <w:p>
-            <w:pPr>
-              <w:rPr>
-                <w:sz w:val="15"/>
-              </w:rPr>
-            </w:pPr>
-            <w:r>
-              <w:rPr>
-                <w:sz w:val="15"/>
-              </w:rPr>
-              <w:t>Partially Qualified</w:t>
-            </w:r>
+              <w:t xml:space="preserve">Not </w:t>
+            </w:r>
+            <w:proofErr w:type="spellStart"/>
+            <w:r>
+              <w:rPr>
+                <w:sz w:val="15"/>
+              </w:rPr>
+              <w:t>Qualified</w:t>
+            </w:r>
+            <w:proofErr w:type="spellEnd"/>
+          </w:p>
+        </w:tc>
+        <w:tc>
+          <w:tcPr>
+            <w:tcW w:w="0" w:type="auto"/>
+            <w:shd w:val="clear" w:color="auto" w:fill="EEF4FA"/>
+          </w:tcPr>
+          <w:p>
+            <w:pPr>
+              <w:rPr>
+                <w:sz w:val="15"/>
+              </w:rPr>
+            </w:pPr>
+            <w:proofErr w:type="spellStart"/>
+            <w:r>
+              <w:rPr>
+                <w:sz w:val="15"/>
+              </w:rPr>
+              <w:t>Partially</w:t>
+            </w:r>
+            <w:proofErr w:type="spellEnd"/>
+            <w:r>
+              <w:rPr>
+                <w:sz w:val="15"/>
+              </w:rPr>
+              <w:t xml:space="preserve"> </w:t>
+            </w:r>
+            <w:proofErr w:type="spellStart"/>
+            <w:r>
+              <w:rPr>
+                <w:sz w:val="15"/>
+              </w:rPr>
+              <w:t>Qualified</w:t>
+            </w:r>
+            <w:proofErr w:type="spellEnd"/>
           </w:p>
         </w:tc>
         <w:tc>
@@ -11863,29 +14359,53 @@
               <w:rPr>
                 <w:sz w:val="15"/>
               </w:rPr>
-              <w:t>Not Qualified</w:t>
-            </w:r>
-          </w:p>
-        </w:tc>
-        <w:tc>
-          <w:tcPr>
-            <w:tcW w:w="0" w:type="auto"/>
-            <w:tcBorders>
-              <w:bottom w:val="single" w:sz="4" w:space="0" w:color="auto"/>
-            </w:tcBorders>
-          </w:tcPr>
-          <w:p>
-            <w:pPr>
-              <w:rPr>
-                <w:sz w:val="15"/>
-              </w:rPr>
-            </w:pPr>
-            <w:r>
-              <w:rPr>
-                <w:sz w:val="15"/>
-              </w:rPr>
-              <w:t>Partially Qualified</w:t>
-            </w:r>
+              <w:t xml:space="preserve">Not </w:t>
+            </w:r>
+            <w:proofErr w:type="spellStart"/>
+            <w:r>
+              <w:rPr>
+                <w:sz w:val="15"/>
+              </w:rPr>
+              <w:t>Qualified</w:t>
+            </w:r>
+            <w:proofErr w:type="spellEnd"/>
+          </w:p>
+        </w:tc>
+        <w:tc>
+          <w:tcPr>
+            <w:tcW w:w="0" w:type="auto"/>
+            <w:tcBorders>
+              <w:bottom w:val="single" w:sz="4" w:space="0" w:color="auto"/>
+            </w:tcBorders>
+          </w:tcPr>
+          <w:p>
+            <w:pPr>
+              <w:rPr>
+                <w:sz w:val="15"/>
+              </w:rPr>
+            </w:pPr>
+            <w:proofErr w:type="spellStart"/>
+            <w:r>
+              <w:rPr>
+                <w:sz w:val="15"/>
+              </w:rPr>
+              <w:t>Partially</w:t>
+            </w:r>
+            <w:proofErr w:type="spellEnd"/>
+            <w:r>
+              <w:rPr>
+                <w:sz w:val="15"/>
+              </w:rPr>
+              <w:t xml:space="preserve"> </w:t>
+            </w:r>
+            <w:proofErr w:type="spellStart"/>
+            <w:r>
+              <w:rPr>
+                <w:sz w:val="15"/>
+              </w:rPr>
+              <w:t>Qualified</w:t>
+            </w:r>
+            <w:proofErr w:type="spellEnd"/>
           </w:p>
         </w:tc>
         <w:tc>
@@ -11986,31 +14506,41 @@
                 <w:sz w:val="15"/>
               </w:rPr>
             </w:pPr>
+            <w:proofErr w:type="spellStart"/>
             <w:r>
               <w:rPr>
                 <w:sz w:val="15"/>
               </w:rPr>
               <w:t>Qualified</w:t>
             </w:r>
-          </w:p>
-        </w:tc>
-        <w:tc>
-          <w:tcPr>
-            <w:tcW w:w="0" w:type="auto"/>
-            <w:shd w:val="clear" w:color="auto" w:fill="EEF4FA"/>
-          </w:tcPr>
-          <w:p>
-            <w:pPr>
-              <w:rPr>
-                <w:sz w:val="15"/>
-              </w:rPr>
-            </w:pPr>
-            <w:r>
-              <w:rPr>
-                <w:sz w:val="15"/>
-              </w:rPr>
-              <w:t>Not Qualified</w:t>
-            </w:r>
+            <w:proofErr w:type="spellEnd"/>
+          </w:p>
+        </w:tc>
+        <w:tc>
+          <w:tcPr>
+            <w:tcW w:w="0" w:type="auto"/>
+            <w:shd w:val="clear" w:color="auto" w:fill="EEF4FA"/>
+          </w:tcPr>
+          <w:p>
+            <w:pPr>
+              <w:rPr>
+                <w:sz w:val="15"/>
+              </w:rPr>
+            </w:pPr>
+            <w:r>
+              <w:rPr>
+                <w:sz w:val="15"/>
+              </w:rPr>
+              <w:t xml:space="preserve">Not </w:t>
+            </w:r>
+            <w:proofErr w:type="spellStart"/>
+            <w:r>
+              <w:rPr>
+                <w:sz w:val="15"/>
+              </w:rPr>
+              <w:t>Qualified</w:t>
+            </w:r>
+            <w:proofErr w:type="spellEnd"/>
           </w:p>
         </w:tc>
         <w:tc>
@@ -12109,33 +14639,43 @@
                 <w:sz w:val="15"/>
               </w:rPr>
             </w:pPr>
+            <w:proofErr w:type="spellStart"/>
             <w:r>
               <w:rPr>
                 <w:sz w:val="15"/>
               </w:rPr>
               <w:t>Qualified</w:t>
             </w:r>
-          </w:p>
-        </w:tc>
-        <w:tc>
-          <w:tcPr>
-            <w:tcW w:w="0" w:type="auto"/>
-            <w:tcBorders>
-              <w:bottom w:val="single" w:sz="4" w:space="0" w:color="auto"/>
-            </w:tcBorders>
-          </w:tcPr>
-          <w:p>
-            <w:pPr>
-              <w:rPr>
-                <w:sz w:val="15"/>
-              </w:rPr>
-            </w:pPr>
-            <w:r>
-              <w:rPr>
-                <w:sz w:val="15"/>
-              </w:rPr>
-              <w:t>Not Qualified</w:t>
-            </w:r>
+            <w:proofErr w:type="spellEnd"/>
+          </w:p>
+        </w:tc>
+        <w:tc>
+          <w:tcPr>
+            <w:tcW w:w="0" w:type="auto"/>
+            <w:tcBorders>
+              <w:bottom w:val="single" w:sz="4" w:space="0" w:color="auto"/>
+            </w:tcBorders>
+          </w:tcPr>
+          <w:p>
+            <w:pPr>
+              <w:rPr>
+                <w:sz w:val="15"/>
+              </w:rPr>
+            </w:pPr>
+            <w:r>
+              <w:rPr>
+                <w:sz w:val="15"/>
+              </w:rPr>
+              <w:t xml:space="preserve">Not </w:t>
+            </w:r>
+            <w:proofErr w:type="spellStart"/>
+            <w:r>
+              <w:rPr>
+                <w:sz w:val="15"/>
+              </w:rPr>
+              <w:t>Qualified</w:t>
+            </w:r>
+            <w:proofErr w:type="spellEnd"/>
           </w:p>
         </w:tc>
         <w:tc>
@@ -12236,31 +14776,55 @@
                 <w:sz w:val="15"/>
               </w:rPr>
             </w:pPr>
-            <w:r>
-              <w:rPr>
-                <w:sz w:val="15"/>
-              </w:rPr>
-              <w:t>Partially Qualified</w:t>
-            </w:r>
-          </w:p>
-        </w:tc>
-        <w:tc>
-          <w:tcPr>
-            <w:tcW w:w="0" w:type="auto"/>
-            <w:shd w:val="clear" w:color="auto" w:fill="EEF4FA"/>
-          </w:tcPr>
-          <w:p>
-            <w:pPr>
-              <w:rPr>
-                <w:sz w:val="15"/>
-              </w:rPr>
-            </w:pPr>
-            <w:r>
-              <w:rPr>
-                <w:sz w:val="15"/>
-              </w:rPr>
-              <w:t>Not Qualified</w:t>
-            </w:r>
+            <w:proofErr w:type="spellStart"/>
+            <w:r>
+              <w:rPr>
+                <w:sz w:val="15"/>
+              </w:rPr>
+              <w:t>Partially</w:t>
+            </w:r>
+            <w:proofErr w:type="spellEnd"/>
+            <w:r>
+              <w:rPr>
+                <w:sz w:val="15"/>
+              </w:rPr>
+              <w:t xml:space="preserve"> </w:t>
+            </w:r>
+            <w:proofErr w:type="spellStart"/>
+            <w:r>
+              <w:rPr>
+                <w:sz w:val="15"/>
+              </w:rPr>
+              <w:t>Qualified</w:t>
+            </w:r>
+            <w:proofErr w:type="spellEnd"/>
+          </w:p>
+        </w:tc>
+        <w:tc>
+          <w:tcPr>
+            <w:tcW w:w="0" w:type="auto"/>
+            <w:shd w:val="clear" w:color="auto" w:fill="EEF4FA"/>
+          </w:tcPr>
+          <w:p>
+            <w:pPr>
+              <w:rPr>
+                <w:sz w:val="15"/>
+              </w:rPr>
+            </w:pPr>
+            <w:r>
+              <w:rPr>
+                <w:sz w:val="15"/>
+              </w:rPr>
+              <w:t xml:space="preserve">Not </w:t>
+            </w:r>
+            <w:proofErr w:type="spellStart"/>
+            <w:r>
+              <w:rPr>
+                <w:sz w:val="15"/>
+              </w:rPr>
+              <w:t>Qualified</w:t>
+            </w:r>
+            <w:proofErr w:type="spellEnd"/>
           </w:p>
         </w:tc>
         <w:tc>
@@ -12359,33 +14923,57 @@
                 <w:sz w:val="15"/>
               </w:rPr>
             </w:pPr>
-            <w:r>
-              <w:rPr>
-                <w:sz w:val="15"/>
-              </w:rPr>
-              <w:t>Partially Qualified</w:t>
-            </w:r>
-          </w:p>
-        </w:tc>
-        <w:tc>
-          <w:tcPr>
-            <w:tcW w:w="0" w:type="auto"/>
-            <w:tcBorders>
-              <w:bottom w:val="single" w:sz="4" w:space="0" w:color="auto"/>
-            </w:tcBorders>
-          </w:tcPr>
-          <w:p>
-            <w:pPr>
-              <w:rPr>
-                <w:sz w:val="15"/>
-              </w:rPr>
-            </w:pPr>
-            <w:r>
-              <w:rPr>
-                <w:sz w:val="15"/>
-              </w:rPr>
-              <w:t>Not Qualified</w:t>
-            </w:r>
+            <w:proofErr w:type="spellStart"/>
+            <w:r>
+              <w:rPr>
+                <w:sz w:val="15"/>
+              </w:rPr>
+              <w:t>Partially</w:t>
+            </w:r>
+            <w:proofErr w:type="spellEnd"/>
+            <w:r>
+              <w:rPr>
+                <w:sz w:val="15"/>
+              </w:rPr>
+              <w:t xml:space="preserve"> </w:t>
+            </w:r>
+            <w:proofErr w:type="spellStart"/>
+            <w:r>
+              <w:rPr>
+                <w:sz w:val="15"/>
+              </w:rPr>
+              <w:t>Qualified</w:t>
+            </w:r>
+            <w:proofErr w:type="spellEnd"/>
+          </w:p>
+        </w:tc>
+        <w:tc>
+          <w:tcPr>
+            <w:tcW w:w="0" w:type="auto"/>
+            <w:tcBorders>
+              <w:bottom w:val="single" w:sz="4" w:space="0" w:color="auto"/>
+            </w:tcBorders>
+          </w:tcPr>
+          <w:p>
+            <w:pPr>
+              <w:rPr>
+                <w:sz w:val="15"/>
+              </w:rPr>
+            </w:pPr>
+            <w:r>
+              <w:rPr>
+                <w:sz w:val="15"/>
+              </w:rPr>
+              <w:t xml:space="preserve">Not </w:t>
+            </w:r>
+            <w:proofErr w:type="spellStart"/>
+            <w:r>
+              <w:rPr>
+                <w:sz w:val="15"/>
+              </w:rPr>
+              <w:t>Qualified</w:t>
+            </w:r>
+            <w:proofErr w:type="spellEnd"/>
           </w:p>
         </w:tc>
         <w:tc>
@@ -12486,31 +15074,49 @@
                 <w:sz w:val="15"/>
               </w:rPr>
             </w:pPr>
+            <w:proofErr w:type="spellStart"/>
             <w:r>
               <w:rPr>
                 <w:sz w:val="15"/>
               </w:rPr>
               <w:t>Qualified</w:t>
             </w:r>
-          </w:p>
-        </w:tc>
-        <w:tc>
-          <w:tcPr>
-            <w:tcW w:w="0" w:type="auto"/>
-            <w:shd w:val="clear" w:color="auto" w:fill="EEF4FA"/>
-          </w:tcPr>
-          <w:p>
-            <w:pPr>
-              <w:rPr>
-                <w:sz w:val="15"/>
-              </w:rPr>
-            </w:pPr>
-            <w:r>
-              <w:rPr>
-                <w:sz w:val="15"/>
-              </w:rPr>
-              <w:t>Partially Qualified</w:t>
-            </w:r>
+            <w:proofErr w:type="spellEnd"/>
+          </w:p>
+        </w:tc>
+        <w:tc>
+          <w:tcPr>
+            <w:tcW w:w="0" w:type="auto"/>
+            <w:shd w:val="clear" w:color="auto" w:fill="EEF4FA"/>
+          </w:tcPr>
+          <w:p>
+            <w:pPr>
+              <w:rPr>
+                <w:sz w:val="15"/>
+              </w:rPr>
+            </w:pPr>
+            <w:proofErr w:type="spellStart"/>
+            <w:r>
+              <w:rPr>
+                <w:sz w:val="15"/>
+              </w:rPr>
+              <w:t>Partially</w:t>
+            </w:r>
+            <w:proofErr w:type="spellEnd"/>
+            <w:r>
+              <w:rPr>
+                <w:sz w:val="15"/>
+              </w:rPr>
+              <w:t xml:space="preserve"> </w:t>
+            </w:r>
+            <w:proofErr w:type="spellStart"/>
+            <w:r>
+              <w:rPr>
+                <w:sz w:val="15"/>
+              </w:rPr>
+              <w:t>Qualified</w:t>
+            </w:r>
+            <w:proofErr w:type="spellEnd"/>
           </w:p>
         </w:tc>
         <w:tc>
@@ -12613,29 +15219,53 @@
               <w:rPr>
                 <w:sz w:val="15"/>
               </w:rPr>
-              <w:t>Not Qualified</w:t>
-            </w:r>
-          </w:p>
-        </w:tc>
-        <w:tc>
-          <w:tcPr>
-            <w:tcW w:w="0" w:type="auto"/>
-            <w:tcBorders>
-              <w:bottom w:val="single" w:sz="4" w:space="0" w:color="auto"/>
-            </w:tcBorders>
-          </w:tcPr>
-          <w:p>
-            <w:pPr>
-              <w:rPr>
-                <w:sz w:val="15"/>
-              </w:rPr>
-            </w:pPr>
-            <w:r>
-              <w:rPr>
-                <w:sz w:val="15"/>
-              </w:rPr>
-              <w:t>Partially Qualified</w:t>
-            </w:r>
+              <w:t xml:space="preserve">Not </w:t>
+            </w:r>
+            <w:proofErr w:type="spellStart"/>
+            <w:r>
+              <w:rPr>
+                <w:sz w:val="15"/>
+              </w:rPr>
+              <w:t>Qualified</w:t>
+            </w:r>
+            <w:proofErr w:type="spellEnd"/>
+          </w:p>
+        </w:tc>
+        <w:tc>
+          <w:tcPr>
+            <w:tcW w:w="0" w:type="auto"/>
+            <w:tcBorders>
+              <w:bottom w:val="single" w:sz="4" w:space="0" w:color="auto"/>
+            </w:tcBorders>
+          </w:tcPr>
+          <w:p>
+            <w:pPr>
+              <w:rPr>
+                <w:sz w:val="15"/>
+              </w:rPr>
+            </w:pPr>
+            <w:proofErr w:type="spellStart"/>
+            <w:r>
+              <w:rPr>
+                <w:sz w:val="15"/>
+              </w:rPr>
+              <w:t>Partially</w:t>
+            </w:r>
+            <w:proofErr w:type="spellEnd"/>
+            <w:r>
+              <w:rPr>
+                <w:sz w:val="15"/>
+              </w:rPr>
+              <w:t xml:space="preserve"> </w:t>
+            </w:r>
+            <w:proofErr w:type="spellStart"/>
+            <w:r>
+              <w:rPr>
+                <w:sz w:val="15"/>
+              </w:rPr>
+              <w:t>Qualified</w:t>
+            </w:r>
+            <w:proofErr w:type="spellEnd"/>
           </w:p>
         </w:tc>
         <w:tc>
@@ -12740,27 +15370,51 @@
               <w:rPr>
                 <w:sz w:val="15"/>
               </w:rPr>
-              <w:t>Not Qualified</w:t>
-            </w:r>
-          </w:p>
-        </w:tc>
-        <w:tc>
-          <w:tcPr>
-            <w:tcW w:w="0" w:type="auto"/>
-            <w:shd w:val="clear" w:color="auto" w:fill="EEF4FA"/>
-          </w:tcPr>
-          <w:p>
-            <w:pPr>
-              <w:rPr>
-                <w:sz w:val="15"/>
-              </w:rPr>
-            </w:pPr>
-            <w:r>
-              <w:rPr>
-                <w:sz w:val="15"/>
-              </w:rPr>
-              <w:t>Partially Qualified</w:t>
-            </w:r>
+              <w:t xml:space="preserve">Not </w:t>
+            </w:r>
+            <w:proofErr w:type="spellStart"/>
+            <w:r>
+              <w:rPr>
+                <w:sz w:val="15"/>
+              </w:rPr>
+              <w:t>Qualified</w:t>
+            </w:r>
+            <w:proofErr w:type="spellEnd"/>
+          </w:p>
+        </w:tc>
+        <w:tc>
+          <w:tcPr>
+            <w:tcW w:w="0" w:type="auto"/>
+            <w:shd w:val="clear" w:color="auto" w:fill="EEF4FA"/>
+          </w:tcPr>
+          <w:p>
+            <w:pPr>
+              <w:rPr>
+                <w:sz w:val="15"/>
+              </w:rPr>
+            </w:pPr>
+            <w:proofErr w:type="spellStart"/>
+            <w:r>
+              <w:rPr>
+                <w:sz w:val="15"/>
+              </w:rPr>
+              <w:t>Partially</w:t>
+            </w:r>
+            <w:proofErr w:type="spellEnd"/>
+            <w:r>
+              <w:rPr>
+                <w:sz w:val="15"/>
+              </w:rPr>
+              <w:t xml:space="preserve"> </w:t>
+            </w:r>
+            <w:proofErr w:type="spellStart"/>
+            <w:r>
+              <w:rPr>
+                <w:sz w:val="15"/>
+              </w:rPr>
+              <w:t>Qualified</w:t>
+            </w:r>
+            <w:proofErr w:type="spellEnd"/>
           </w:p>
         </w:tc>
         <w:tc>
@@ -12859,33 +15513,57 @@
                 <w:sz w:val="15"/>
               </w:rPr>
             </w:pPr>
-            <w:r>
-              <w:rPr>
-                <w:sz w:val="15"/>
-              </w:rPr>
-              <w:t>Partially Qualified</w:t>
-            </w:r>
-          </w:p>
-        </w:tc>
-        <w:tc>
-          <w:tcPr>
-            <w:tcW w:w="0" w:type="auto"/>
-            <w:tcBorders>
-              <w:bottom w:val="single" w:sz="4" w:space="0" w:color="auto"/>
-            </w:tcBorders>
-          </w:tcPr>
-          <w:p>
-            <w:pPr>
-              <w:rPr>
-                <w:sz w:val="15"/>
-              </w:rPr>
-            </w:pPr>
-            <w:r>
-              <w:rPr>
-                <w:sz w:val="15"/>
-              </w:rPr>
-              <w:t>Not Qualified</w:t>
-            </w:r>
+            <w:proofErr w:type="spellStart"/>
+            <w:r>
+              <w:rPr>
+                <w:sz w:val="15"/>
+              </w:rPr>
+              <w:t>Partially</w:t>
+            </w:r>
+            <w:proofErr w:type="spellEnd"/>
+            <w:r>
+              <w:rPr>
+                <w:sz w:val="15"/>
+              </w:rPr>
+              <w:t xml:space="preserve"> </w:t>
+            </w:r>
+            <w:proofErr w:type="spellStart"/>
+            <w:r>
+              <w:rPr>
+                <w:sz w:val="15"/>
+              </w:rPr>
+              <w:t>Qualified</w:t>
+            </w:r>
+            <w:proofErr w:type="spellEnd"/>
+          </w:p>
+        </w:tc>
+        <w:tc>
+          <w:tcPr>
+            <w:tcW w:w="0" w:type="auto"/>
+            <w:tcBorders>
+              <w:bottom w:val="single" w:sz="4" w:space="0" w:color="auto"/>
+            </w:tcBorders>
+          </w:tcPr>
+          <w:p>
+            <w:pPr>
+              <w:rPr>
+                <w:sz w:val="15"/>
+              </w:rPr>
+            </w:pPr>
+            <w:r>
+              <w:rPr>
+                <w:sz w:val="15"/>
+              </w:rPr>
+              <w:t xml:space="preserve">Not </w:t>
+            </w:r>
+            <w:proofErr w:type="spellStart"/>
+            <w:r>
+              <w:rPr>
+                <w:sz w:val="15"/>
+              </w:rPr>
+              <w:t>Qualified</w:t>
+            </w:r>
+            <w:proofErr w:type="spellEnd"/>
           </w:p>
         </w:tc>
         <w:tc>
@@ -12986,31 +15664,55 @@
                 <w:sz w:val="15"/>
               </w:rPr>
             </w:pPr>
-            <w:r>
-              <w:rPr>
-                <w:sz w:val="15"/>
-              </w:rPr>
-              <w:t>Partially Qualified</w:t>
-            </w:r>
-          </w:p>
-        </w:tc>
-        <w:tc>
-          <w:tcPr>
-            <w:tcW w:w="0" w:type="auto"/>
-            <w:shd w:val="clear" w:color="auto" w:fill="EEF4FA"/>
-          </w:tcPr>
-          <w:p>
-            <w:pPr>
-              <w:rPr>
-                <w:sz w:val="15"/>
-              </w:rPr>
-            </w:pPr>
-            <w:r>
-              <w:rPr>
-                <w:sz w:val="15"/>
-              </w:rPr>
-              <w:t>Not Qualified</w:t>
-            </w:r>
+            <w:proofErr w:type="spellStart"/>
+            <w:r>
+              <w:rPr>
+                <w:sz w:val="15"/>
+              </w:rPr>
+              <w:t>Partially</w:t>
+            </w:r>
+            <w:proofErr w:type="spellEnd"/>
+            <w:r>
+              <w:rPr>
+                <w:sz w:val="15"/>
+              </w:rPr>
+              <w:t xml:space="preserve"> </w:t>
+            </w:r>
+            <w:proofErr w:type="spellStart"/>
+            <w:r>
+              <w:rPr>
+                <w:sz w:val="15"/>
+              </w:rPr>
+              <w:t>Qualified</w:t>
+            </w:r>
+            <w:proofErr w:type="spellEnd"/>
+          </w:p>
+        </w:tc>
+        <w:tc>
+          <w:tcPr>
+            <w:tcW w:w="0" w:type="auto"/>
+            <w:shd w:val="clear" w:color="auto" w:fill="EEF4FA"/>
+          </w:tcPr>
+          <w:p>
+            <w:pPr>
+              <w:rPr>
+                <w:sz w:val="15"/>
+              </w:rPr>
+            </w:pPr>
+            <w:r>
+              <w:rPr>
+                <w:sz w:val="15"/>
+              </w:rPr>
+              <w:t xml:space="preserve">Not </w:t>
+            </w:r>
+            <w:proofErr w:type="spellStart"/>
+            <w:r>
+              <w:rPr>
+                <w:sz w:val="15"/>
+              </w:rPr>
+              <w:t>Qualified</w:t>
+            </w:r>
+            <w:proofErr w:type="spellEnd"/>
           </w:p>
         </w:tc>
         <w:tc>
@@ -13109,33 +15811,57 @@
                 <w:sz w:val="15"/>
               </w:rPr>
             </w:pPr>
-            <w:r>
-              <w:rPr>
-                <w:sz w:val="15"/>
-              </w:rPr>
-              <w:t>Partially Qualified</w:t>
-            </w:r>
-          </w:p>
-        </w:tc>
-        <w:tc>
-          <w:tcPr>
-            <w:tcW w:w="0" w:type="auto"/>
-            <w:tcBorders>
-              <w:bottom w:val="single" w:sz="4" w:space="0" w:color="auto"/>
-            </w:tcBorders>
-          </w:tcPr>
-          <w:p>
-            <w:pPr>
-              <w:rPr>
-                <w:sz w:val="15"/>
-              </w:rPr>
-            </w:pPr>
-            <w:r>
-              <w:rPr>
-                <w:sz w:val="15"/>
-              </w:rPr>
-              <w:t>Not Qualified</w:t>
-            </w:r>
+            <w:proofErr w:type="spellStart"/>
+            <w:r>
+              <w:rPr>
+                <w:sz w:val="15"/>
+              </w:rPr>
+              <w:t>Partially</w:t>
+            </w:r>
+            <w:proofErr w:type="spellEnd"/>
+            <w:r>
+              <w:rPr>
+                <w:sz w:val="15"/>
+              </w:rPr>
+              <w:t xml:space="preserve"> </w:t>
+            </w:r>
+            <w:proofErr w:type="spellStart"/>
+            <w:r>
+              <w:rPr>
+                <w:sz w:val="15"/>
+              </w:rPr>
+              <w:t>Qualified</w:t>
+            </w:r>
+            <w:proofErr w:type="spellEnd"/>
+          </w:p>
+        </w:tc>
+        <w:tc>
+          <w:tcPr>
+            <w:tcW w:w="0" w:type="auto"/>
+            <w:tcBorders>
+              <w:bottom w:val="single" w:sz="4" w:space="0" w:color="auto"/>
+            </w:tcBorders>
+          </w:tcPr>
+          <w:p>
+            <w:pPr>
+              <w:rPr>
+                <w:sz w:val="15"/>
+              </w:rPr>
+            </w:pPr>
+            <w:r>
+              <w:rPr>
+                <w:sz w:val="15"/>
+              </w:rPr>
+              <w:t xml:space="preserve">Not </w:t>
+            </w:r>
+            <w:proofErr w:type="spellStart"/>
+            <w:r>
+              <w:rPr>
+                <w:sz w:val="15"/>
+              </w:rPr>
+              <w:t>Qualified</w:t>
+            </w:r>
+            <w:proofErr w:type="spellEnd"/>
           </w:p>
         </w:tc>
         <w:tc>
@@ -13236,31 +15962,49 @@
                 <w:sz w:val="15"/>
               </w:rPr>
             </w:pPr>
+            <w:proofErr w:type="spellStart"/>
             <w:r>
               <w:rPr>
                 <w:sz w:val="15"/>
               </w:rPr>
               <w:t>Qualified</w:t>
             </w:r>
-          </w:p>
-        </w:tc>
-        <w:tc>
-          <w:tcPr>
-            <w:tcW w:w="0" w:type="auto"/>
-            <w:shd w:val="clear" w:color="auto" w:fill="EEF4FA"/>
-          </w:tcPr>
-          <w:p>
-            <w:pPr>
-              <w:rPr>
-                <w:sz w:val="15"/>
-              </w:rPr>
-            </w:pPr>
-            <w:r>
-              <w:rPr>
-                <w:sz w:val="15"/>
-              </w:rPr>
-              <w:t>Partially Qualified</w:t>
-            </w:r>
+            <w:proofErr w:type="spellEnd"/>
+          </w:p>
+        </w:tc>
+        <w:tc>
+          <w:tcPr>
+            <w:tcW w:w="0" w:type="auto"/>
+            <w:shd w:val="clear" w:color="auto" w:fill="EEF4FA"/>
+          </w:tcPr>
+          <w:p>
+            <w:pPr>
+              <w:rPr>
+                <w:sz w:val="15"/>
+              </w:rPr>
+            </w:pPr>
+            <w:proofErr w:type="spellStart"/>
+            <w:r>
+              <w:rPr>
+                <w:sz w:val="15"/>
+              </w:rPr>
+              <w:t>Partially</w:t>
+            </w:r>
+            <w:proofErr w:type="spellEnd"/>
+            <w:r>
+              <w:rPr>
+                <w:sz w:val="15"/>
+              </w:rPr>
+              <w:t xml:space="preserve"> </w:t>
+            </w:r>
+            <w:proofErr w:type="spellStart"/>
+            <w:r>
+              <w:rPr>
+                <w:sz w:val="15"/>
+              </w:rPr>
+              <w:t>Qualified</w:t>
+            </w:r>
+            <w:proofErr w:type="spellEnd"/>
           </w:p>
         </w:tc>
         <w:tc>
@@ -13359,33 +16103,57 @@
                 <w:sz w:val="15"/>
               </w:rPr>
             </w:pPr>
-            <w:r>
-              <w:rPr>
-                <w:sz w:val="15"/>
-              </w:rPr>
-              <w:t>Partially Qualified</w:t>
-            </w:r>
-          </w:p>
-        </w:tc>
-        <w:tc>
-          <w:tcPr>
-            <w:tcW w:w="0" w:type="auto"/>
-            <w:tcBorders>
-              <w:bottom w:val="single" w:sz="4" w:space="0" w:color="auto"/>
-            </w:tcBorders>
-          </w:tcPr>
-          <w:p>
-            <w:pPr>
-              <w:rPr>
-                <w:sz w:val="15"/>
-              </w:rPr>
-            </w:pPr>
-            <w:r>
-              <w:rPr>
-                <w:sz w:val="15"/>
-              </w:rPr>
-              <w:t>Not Qualified</w:t>
-            </w:r>
+            <w:proofErr w:type="spellStart"/>
+            <w:r>
+              <w:rPr>
+                <w:sz w:val="15"/>
+              </w:rPr>
+              <w:t>Partially</w:t>
+            </w:r>
+            <w:proofErr w:type="spellEnd"/>
+            <w:r>
+              <w:rPr>
+                <w:sz w:val="15"/>
+              </w:rPr>
+              <w:t xml:space="preserve"> </w:t>
+            </w:r>
+            <w:proofErr w:type="spellStart"/>
+            <w:r>
+              <w:rPr>
+                <w:sz w:val="15"/>
+              </w:rPr>
+              <w:t>Qualified</w:t>
+            </w:r>
+            <w:proofErr w:type="spellEnd"/>
+          </w:p>
+        </w:tc>
+        <w:tc>
+          <w:tcPr>
+            <w:tcW w:w="0" w:type="auto"/>
+            <w:tcBorders>
+              <w:bottom w:val="single" w:sz="4" w:space="0" w:color="auto"/>
+            </w:tcBorders>
+          </w:tcPr>
+          <w:p>
+            <w:pPr>
+              <w:rPr>
+                <w:sz w:val="15"/>
+              </w:rPr>
+            </w:pPr>
+            <w:r>
+              <w:rPr>
+                <w:sz w:val="15"/>
+              </w:rPr>
+              <w:t xml:space="preserve">Not </w:t>
+            </w:r>
+            <w:proofErr w:type="spellStart"/>
+            <w:r>
+              <w:rPr>
+                <w:sz w:val="15"/>
+              </w:rPr>
+              <w:t>Qualified</w:t>
+            </w:r>
+            <w:proofErr w:type="spellEnd"/>
           </w:p>
         </w:tc>
         <w:tc>
@@ -13486,31 +16254,55 @@
                 <w:sz w:val="15"/>
               </w:rPr>
             </w:pPr>
-            <w:r>
-              <w:rPr>
-                <w:sz w:val="15"/>
-              </w:rPr>
-              <w:t>Partially Qualified</w:t>
-            </w:r>
-          </w:p>
-        </w:tc>
-        <w:tc>
-          <w:tcPr>
-            <w:tcW w:w="0" w:type="auto"/>
-            <w:shd w:val="clear" w:color="auto" w:fill="EEF4FA"/>
-          </w:tcPr>
-          <w:p>
-            <w:pPr>
-              <w:rPr>
-                <w:sz w:val="15"/>
-              </w:rPr>
-            </w:pPr>
-            <w:r>
-              <w:rPr>
-                <w:sz w:val="15"/>
-              </w:rPr>
-              <w:t>Not Qualified</w:t>
-            </w:r>
+            <w:proofErr w:type="spellStart"/>
+            <w:r>
+              <w:rPr>
+                <w:sz w:val="15"/>
+              </w:rPr>
+              <w:t>Partially</w:t>
+            </w:r>
+            <w:proofErr w:type="spellEnd"/>
+            <w:r>
+              <w:rPr>
+                <w:sz w:val="15"/>
+              </w:rPr>
+              <w:t xml:space="preserve"> </w:t>
+            </w:r>
+            <w:proofErr w:type="spellStart"/>
+            <w:r>
+              <w:rPr>
+                <w:sz w:val="15"/>
+              </w:rPr>
+              <w:t>Qualified</w:t>
+            </w:r>
+            <w:proofErr w:type="spellEnd"/>
+          </w:p>
+        </w:tc>
+        <w:tc>
+          <w:tcPr>
+            <w:tcW w:w="0" w:type="auto"/>
+            <w:shd w:val="clear" w:color="auto" w:fill="EEF4FA"/>
+          </w:tcPr>
+          <w:p>
+            <w:pPr>
+              <w:rPr>
+                <w:sz w:val="15"/>
+              </w:rPr>
+            </w:pPr>
+            <w:r>
+              <w:rPr>
+                <w:sz w:val="15"/>
+              </w:rPr>
+              <w:t xml:space="preserve">Not </w:t>
+            </w:r>
+            <w:proofErr w:type="spellStart"/>
+            <w:r>
+              <w:rPr>
+                <w:sz w:val="15"/>
+              </w:rPr>
+              <w:t>Qualified</w:t>
+            </w:r>
+            <w:proofErr w:type="spellEnd"/>
           </w:p>
         </w:tc>
         <w:tc>
@@ -13609,33 +16401,43 @@
                 <w:sz w:val="15"/>
               </w:rPr>
             </w:pPr>
+            <w:proofErr w:type="spellStart"/>
             <w:r>
               <w:rPr>
                 <w:sz w:val="15"/>
               </w:rPr>
               <w:t>Qualified</w:t>
             </w:r>
-          </w:p>
-        </w:tc>
-        <w:tc>
-          <w:tcPr>
-            <w:tcW w:w="0" w:type="auto"/>
-            <w:tcBorders>
-              <w:bottom w:val="single" w:sz="4" w:space="0" w:color="auto"/>
-            </w:tcBorders>
-          </w:tcPr>
-          <w:p>
-            <w:pPr>
-              <w:rPr>
-                <w:sz w:val="15"/>
-              </w:rPr>
-            </w:pPr>
-            <w:r>
-              <w:rPr>
-                <w:sz w:val="15"/>
-              </w:rPr>
-              <w:t>Not Qualified</w:t>
-            </w:r>
+            <w:proofErr w:type="spellEnd"/>
+          </w:p>
+        </w:tc>
+        <w:tc>
+          <w:tcPr>
+            <w:tcW w:w="0" w:type="auto"/>
+            <w:tcBorders>
+              <w:bottom w:val="single" w:sz="4" w:space="0" w:color="auto"/>
+            </w:tcBorders>
+          </w:tcPr>
+          <w:p>
+            <w:pPr>
+              <w:rPr>
+                <w:sz w:val="15"/>
+              </w:rPr>
+            </w:pPr>
+            <w:r>
+              <w:rPr>
+                <w:sz w:val="15"/>
+              </w:rPr>
+              <w:t xml:space="preserve">Not </w:t>
+            </w:r>
+            <w:proofErr w:type="spellStart"/>
+            <w:r>
+              <w:rPr>
+                <w:sz w:val="15"/>
+              </w:rPr>
+              <w:t>Qualified</w:t>
+            </w:r>
+            <w:proofErr w:type="spellEnd"/>
           </w:p>
         </w:tc>
         <w:tc>
@@ -13736,31 +16538,49 @@
                 <w:sz w:val="15"/>
               </w:rPr>
             </w:pPr>
+            <w:proofErr w:type="spellStart"/>
             <w:r>
               <w:rPr>
                 <w:sz w:val="15"/>
               </w:rPr>
               <w:t>Qualified</w:t>
             </w:r>
-          </w:p>
-        </w:tc>
-        <w:tc>
-          <w:tcPr>
-            <w:tcW w:w="0" w:type="auto"/>
-            <w:shd w:val="clear" w:color="auto" w:fill="EEF4FA"/>
-          </w:tcPr>
-          <w:p>
-            <w:pPr>
-              <w:rPr>
-                <w:sz w:val="15"/>
-              </w:rPr>
-            </w:pPr>
-            <w:r>
-              <w:rPr>
-                <w:sz w:val="15"/>
-              </w:rPr>
-              <w:t>Partially Qualified</w:t>
-            </w:r>
+            <w:proofErr w:type="spellEnd"/>
+          </w:p>
+        </w:tc>
+        <w:tc>
+          <w:tcPr>
+            <w:tcW w:w="0" w:type="auto"/>
+            <w:shd w:val="clear" w:color="auto" w:fill="EEF4FA"/>
+          </w:tcPr>
+          <w:p>
+            <w:pPr>
+              <w:rPr>
+                <w:sz w:val="15"/>
+              </w:rPr>
+            </w:pPr>
+            <w:proofErr w:type="spellStart"/>
+            <w:r>
+              <w:rPr>
+                <w:sz w:val="15"/>
+              </w:rPr>
+              <w:t>Partially</w:t>
+            </w:r>
+            <w:proofErr w:type="spellEnd"/>
+            <w:r>
+              <w:rPr>
+                <w:sz w:val="15"/>
+              </w:rPr>
+              <w:t xml:space="preserve"> </w:t>
+            </w:r>
+            <w:proofErr w:type="spellStart"/>
+            <w:r>
+              <w:rPr>
+                <w:sz w:val="15"/>
+              </w:rPr>
+              <w:t>Qualified</w:t>
+            </w:r>
+            <w:proofErr w:type="spellEnd"/>
           </w:p>
         </w:tc>
         <w:tc>
@@ -13859,33 +16679,51 @@
                 <w:sz w:val="15"/>
               </w:rPr>
             </w:pPr>
+            <w:proofErr w:type="spellStart"/>
             <w:r>
               <w:rPr>
                 <w:sz w:val="15"/>
               </w:rPr>
               <w:t>Qualified</w:t>
             </w:r>
-          </w:p>
-        </w:tc>
-        <w:tc>
-          <w:tcPr>
-            <w:tcW w:w="0" w:type="auto"/>
-            <w:tcBorders>
-              <w:bottom w:val="single" w:sz="4" w:space="0" w:color="auto"/>
-            </w:tcBorders>
-          </w:tcPr>
-          <w:p>
-            <w:pPr>
-              <w:rPr>
-                <w:sz w:val="15"/>
-              </w:rPr>
-            </w:pPr>
-            <w:r>
-              <w:rPr>
-                <w:sz w:val="15"/>
-              </w:rPr>
-              <w:t>Partially Qualified</w:t>
-            </w:r>
+            <w:proofErr w:type="spellEnd"/>
+          </w:p>
+        </w:tc>
+        <w:tc>
+          <w:tcPr>
+            <w:tcW w:w="0" w:type="auto"/>
+            <w:tcBorders>
+              <w:bottom w:val="single" w:sz="4" w:space="0" w:color="auto"/>
+            </w:tcBorders>
+          </w:tcPr>
+          <w:p>
+            <w:pPr>
+              <w:rPr>
+                <w:sz w:val="15"/>
+              </w:rPr>
+            </w:pPr>
+            <w:proofErr w:type="spellStart"/>
+            <w:r>
+              <w:rPr>
+                <w:sz w:val="15"/>
+              </w:rPr>
+              <w:t>Partially</w:t>
+            </w:r>
+            <w:proofErr w:type="spellEnd"/>
+            <w:r>
+              <w:rPr>
+                <w:sz w:val="15"/>
+              </w:rPr>
+              <w:t xml:space="preserve"> </w:t>
+            </w:r>
+            <w:proofErr w:type="spellStart"/>
+            <w:r>
+              <w:rPr>
+                <w:sz w:val="15"/>
+              </w:rPr>
+              <w:t>Qualified</w:t>
+            </w:r>
+            <w:proofErr w:type="spellEnd"/>
           </w:p>
         </w:tc>
         <w:tc>
@@ -13986,31 +16824,55 @@
                 <w:sz w:val="15"/>
               </w:rPr>
             </w:pPr>
-            <w:r>
-              <w:rPr>
-                <w:sz w:val="15"/>
-              </w:rPr>
-              <w:t>Partially Qualified</w:t>
-            </w:r>
-          </w:p>
-        </w:tc>
-        <w:tc>
-          <w:tcPr>
-            <w:tcW w:w="0" w:type="auto"/>
-            <w:shd w:val="clear" w:color="auto" w:fill="EEF4FA"/>
-          </w:tcPr>
-          <w:p>
-            <w:pPr>
-              <w:rPr>
-                <w:sz w:val="15"/>
-              </w:rPr>
-            </w:pPr>
-            <w:r>
-              <w:rPr>
-                <w:sz w:val="15"/>
-              </w:rPr>
-              <w:t>Not Qualified</w:t>
-            </w:r>
+            <w:proofErr w:type="spellStart"/>
+            <w:r>
+              <w:rPr>
+                <w:sz w:val="15"/>
+              </w:rPr>
+              <w:t>Partially</w:t>
+            </w:r>
+            <w:proofErr w:type="spellEnd"/>
+            <w:r>
+              <w:rPr>
+                <w:sz w:val="15"/>
+              </w:rPr>
+              <w:t xml:space="preserve"> </w:t>
+            </w:r>
+            <w:proofErr w:type="spellStart"/>
+            <w:r>
+              <w:rPr>
+                <w:sz w:val="15"/>
+              </w:rPr>
+              <w:t>Qualified</w:t>
+            </w:r>
+            <w:proofErr w:type="spellEnd"/>
+          </w:p>
+        </w:tc>
+        <w:tc>
+          <w:tcPr>
+            <w:tcW w:w="0" w:type="auto"/>
+            <w:shd w:val="clear" w:color="auto" w:fill="EEF4FA"/>
+          </w:tcPr>
+          <w:p>
+            <w:pPr>
+              <w:rPr>
+                <w:sz w:val="15"/>
+              </w:rPr>
+            </w:pPr>
+            <w:r>
+              <w:rPr>
+                <w:sz w:val="15"/>
+              </w:rPr>
+              <w:t xml:space="preserve">Not </w:t>
+            </w:r>
+            <w:proofErr w:type="spellStart"/>
+            <w:r>
+              <w:rPr>
+                <w:sz w:val="15"/>
+              </w:rPr>
+              <w:t>Qualified</w:t>
+            </w:r>
+            <w:proofErr w:type="spellEnd"/>
           </w:p>
         </w:tc>
         <w:tc>
@@ -14109,33 +16971,51 @@
                 <w:sz w:val="15"/>
               </w:rPr>
             </w:pPr>
+            <w:proofErr w:type="spellStart"/>
             <w:r>
               <w:rPr>
                 <w:sz w:val="15"/>
               </w:rPr>
               <w:t>Qualified</w:t>
             </w:r>
-          </w:p>
-        </w:tc>
-        <w:tc>
-          <w:tcPr>
-            <w:tcW w:w="0" w:type="auto"/>
-            <w:tcBorders>
-              <w:bottom w:val="single" w:sz="4" w:space="0" w:color="auto"/>
-            </w:tcBorders>
-          </w:tcPr>
-          <w:p>
-            <w:pPr>
-              <w:rPr>
-                <w:sz w:val="15"/>
-              </w:rPr>
-            </w:pPr>
-            <w:r>
-              <w:rPr>
-                <w:sz w:val="15"/>
-              </w:rPr>
-              <w:t>Partially Qualified</w:t>
-            </w:r>
+            <w:proofErr w:type="spellEnd"/>
+          </w:p>
+        </w:tc>
+        <w:tc>
+          <w:tcPr>
+            <w:tcW w:w="0" w:type="auto"/>
+            <w:tcBorders>
+              <w:bottom w:val="single" w:sz="4" w:space="0" w:color="auto"/>
+            </w:tcBorders>
+          </w:tcPr>
+          <w:p>
+            <w:pPr>
+              <w:rPr>
+                <w:sz w:val="15"/>
+              </w:rPr>
+            </w:pPr>
+            <w:proofErr w:type="spellStart"/>
+            <w:r>
+              <w:rPr>
+                <w:sz w:val="15"/>
+              </w:rPr>
+              <w:t>Partially</w:t>
+            </w:r>
+            <w:proofErr w:type="spellEnd"/>
+            <w:r>
+              <w:rPr>
+                <w:sz w:val="15"/>
+              </w:rPr>
+              <w:t xml:space="preserve"> </w:t>
+            </w:r>
+            <w:proofErr w:type="spellStart"/>
+            <w:r>
+              <w:rPr>
+                <w:sz w:val="15"/>
+              </w:rPr>
+              <w:t>Qualified</w:t>
+            </w:r>
+            <w:proofErr w:type="spellEnd"/>
           </w:p>
         </w:tc>
         <w:tc>
@@ -14236,31 +17116,55 @@
                 <w:sz w:val="15"/>
               </w:rPr>
             </w:pPr>
-            <w:r>
-              <w:rPr>
-                <w:sz w:val="15"/>
-              </w:rPr>
-              <w:t>Partially Qualified</w:t>
-            </w:r>
-          </w:p>
-        </w:tc>
-        <w:tc>
-          <w:tcPr>
-            <w:tcW w:w="0" w:type="auto"/>
-            <w:shd w:val="clear" w:color="auto" w:fill="EEF4FA"/>
-          </w:tcPr>
-          <w:p>
-            <w:pPr>
-              <w:rPr>
-                <w:sz w:val="15"/>
-              </w:rPr>
-            </w:pPr>
-            <w:r>
-              <w:rPr>
-                <w:sz w:val="15"/>
-              </w:rPr>
-              <w:t>Not Qualified</w:t>
-            </w:r>
+            <w:proofErr w:type="spellStart"/>
+            <w:r>
+              <w:rPr>
+                <w:sz w:val="15"/>
+              </w:rPr>
+              <w:t>Partially</w:t>
+            </w:r>
+            <w:proofErr w:type="spellEnd"/>
+            <w:r>
+              <w:rPr>
+                <w:sz w:val="15"/>
+              </w:rPr>
+              <w:t xml:space="preserve"> </w:t>
+            </w:r>
+            <w:proofErr w:type="spellStart"/>
+            <w:r>
+              <w:rPr>
+                <w:sz w:val="15"/>
+              </w:rPr>
+              <w:t>Qualified</w:t>
+            </w:r>
+            <w:proofErr w:type="spellEnd"/>
+          </w:p>
+        </w:tc>
+        <w:tc>
+          <w:tcPr>
+            <w:tcW w:w="0" w:type="auto"/>
+            <w:shd w:val="clear" w:color="auto" w:fill="EEF4FA"/>
+          </w:tcPr>
+          <w:p>
+            <w:pPr>
+              <w:rPr>
+                <w:sz w:val="15"/>
+              </w:rPr>
+            </w:pPr>
+            <w:r>
+              <w:rPr>
+                <w:sz w:val="15"/>
+              </w:rPr>
+              <w:t xml:space="preserve">Not </w:t>
+            </w:r>
+            <w:proofErr w:type="spellStart"/>
+            <w:r>
+              <w:rPr>
+                <w:sz w:val="15"/>
+              </w:rPr>
+              <w:t>Qualified</w:t>
+            </w:r>
+            <w:proofErr w:type="spellEnd"/>
           </w:p>
         </w:tc>
         <w:tc>
@@ -14359,33 +17263,57 @@
                 <w:sz w:val="15"/>
               </w:rPr>
             </w:pPr>
-            <w:r>
-              <w:rPr>
-                <w:sz w:val="15"/>
-              </w:rPr>
-              <w:t>Partially Qualified</w:t>
-            </w:r>
-          </w:p>
-        </w:tc>
-        <w:tc>
-          <w:tcPr>
-            <w:tcW w:w="0" w:type="auto"/>
-            <w:tcBorders>
-              <w:bottom w:val="single" w:sz="4" w:space="0" w:color="auto"/>
-            </w:tcBorders>
-          </w:tcPr>
-          <w:p>
-            <w:pPr>
-              <w:rPr>
-                <w:sz w:val="15"/>
-              </w:rPr>
-            </w:pPr>
-            <w:r>
-              <w:rPr>
-                <w:sz w:val="15"/>
-              </w:rPr>
-              <w:t>Not Qualified</w:t>
-            </w:r>
+            <w:proofErr w:type="spellStart"/>
+            <w:r>
+              <w:rPr>
+                <w:sz w:val="15"/>
+              </w:rPr>
+              <w:t>Partially</w:t>
+            </w:r>
+            <w:proofErr w:type="spellEnd"/>
+            <w:r>
+              <w:rPr>
+                <w:sz w:val="15"/>
+              </w:rPr>
+              <w:t xml:space="preserve"> </w:t>
+            </w:r>
+            <w:proofErr w:type="spellStart"/>
+            <w:r>
+              <w:rPr>
+                <w:sz w:val="15"/>
+              </w:rPr>
+              <w:t>Qualified</w:t>
+            </w:r>
+            <w:proofErr w:type="spellEnd"/>
+          </w:p>
+        </w:tc>
+        <w:tc>
+          <w:tcPr>
+            <w:tcW w:w="0" w:type="auto"/>
+            <w:tcBorders>
+              <w:bottom w:val="single" w:sz="4" w:space="0" w:color="auto"/>
+            </w:tcBorders>
+          </w:tcPr>
+          <w:p>
+            <w:pPr>
+              <w:rPr>
+                <w:sz w:val="15"/>
+              </w:rPr>
+            </w:pPr>
+            <w:r>
+              <w:rPr>
+                <w:sz w:val="15"/>
+              </w:rPr>
+              <w:t xml:space="preserve">Not </w:t>
+            </w:r>
+            <w:proofErr w:type="spellStart"/>
+            <w:r>
+              <w:rPr>
+                <w:sz w:val="15"/>
+              </w:rPr>
+              <w:t>Qualified</w:t>
+            </w:r>
+            <w:proofErr w:type="spellEnd"/>
           </w:p>
         </w:tc>
         <w:tc>
@@ -14486,31 +17414,41 @@
                 <w:sz w:val="15"/>
               </w:rPr>
             </w:pPr>
+            <w:proofErr w:type="spellStart"/>
             <w:r>
               <w:rPr>
                 <w:sz w:val="15"/>
               </w:rPr>
               <w:t>Qualified</w:t>
             </w:r>
-          </w:p>
-        </w:tc>
-        <w:tc>
-          <w:tcPr>
-            <w:tcW w:w="0" w:type="auto"/>
-            <w:shd w:val="clear" w:color="auto" w:fill="EEF4FA"/>
-          </w:tcPr>
-          <w:p>
-            <w:pPr>
-              <w:rPr>
-                <w:sz w:val="15"/>
-              </w:rPr>
-            </w:pPr>
-            <w:r>
-              <w:rPr>
-                <w:sz w:val="15"/>
-              </w:rPr>
-              <w:t>Not Qualified</w:t>
-            </w:r>
+            <w:proofErr w:type="spellEnd"/>
+          </w:p>
+        </w:tc>
+        <w:tc>
+          <w:tcPr>
+            <w:tcW w:w="0" w:type="auto"/>
+            <w:shd w:val="clear" w:color="auto" w:fill="EEF4FA"/>
+          </w:tcPr>
+          <w:p>
+            <w:pPr>
+              <w:rPr>
+                <w:sz w:val="15"/>
+              </w:rPr>
+            </w:pPr>
+            <w:r>
+              <w:rPr>
+                <w:sz w:val="15"/>
+              </w:rPr>
+              <w:t xml:space="preserve">Not </w:t>
+            </w:r>
+            <w:proofErr w:type="spellStart"/>
+            <w:r>
+              <w:rPr>
+                <w:sz w:val="15"/>
+              </w:rPr>
+              <w:t>Qualified</w:t>
+            </w:r>
+            <w:proofErr w:type="spellEnd"/>
           </w:p>
         </w:tc>
         <w:tc>
@@ -14609,33 +17547,51 @@
                 <w:sz w:val="15"/>
               </w:rPr>
             </w:pPr>
+            <w:proofErr w:type="spellStart"/>
             <w:r>
               <w:rPr>
                 <w:sz w:val="15"/>
               </w:rPr>
               <w:t>Qualified</w:t>
             </w:r>
-          </w:p>
-        </w:tc>
-        <w:tc>
-          <w:tcPr>
-            <w:tcW w:w="0" w:type="auto"/>
-            <w:tcBorders>
-              <w:bottom w:val="single" w:sz="4" w:space="0" w:color="auto"/>
-            </w:tcBorders>
-          </w:tcPr>
-          <w:p>
-            <w:pPr>
-              <w:rPr>
-                <w:sz w:val="15"/>
-              </w:rPr>
-            </w:pPr>
-            <w:r>
-              <w:rPr>
-                <w:sz w:val="15"/>
-              </w:rPr>
-              <w:t>Partially Qualified</w:t>
-            </w:r>
+            <w:proofErr w:type="spellEnd"/>
+          </w:p>
+        </w:tc>
+        <w:tc>
+          <w:tcPr>
+            <w:tcW w:w="0" w:type="auto"/>
+            <w:tcBorders>
+              <w:bottom w:val="single" w:sz="4" w:space="0" w:color="auto"/>
+            </w:tcBorders>
+          </w:tcPr>
+          <w:p>
+            <w:pPr>
+              <w:rPr>
+                <w:sz w:val="15"/>
+              </w:rPr>
+            </w:pPr>
+            <w:proofErr w:type="spellStart"/>
+            <w:r>
+              <w:rPr>
+                <w:sz w:val="15"/>
+              </w:rPr>
+              <w:t>Partially</w:t>
+            </w:r>
+            <w:proofErr w:type="spellEnd"/>
+            <w:r>
+              <w:rPr>
+                <w:sz w:val="15"/>
+              </w:rPr>
+              <w:t xml:space="preserve"> </w:t>
+            </w:r>
+            <w:proofErr w:type="spellStart"/>
+            <w:r>
+              <w:rPr>
+                <w:sz w:val="15"/>
+              </w:rPr>
+              <w:t>Qualified</w:t>
+            </w:r>
+            <w:proofErr w:type="spellEnd"/>
           </w:p>
         </w:tc>
         <w:tc>
@@ -14736,31 +17692,49 @@
                 <w:sz w:val="15"/>
               </w:rPr>
             </w:pPr>
+            <w:proofErr w:type="spellStart"/>
             <w:r>
               <w:rPr>
                 <w:sz w:val="15"/>
               </w:rPr>
               <w:t>Qualified</w:t>
             </w:r>
-          </w:p>
-        </w:tc>
-        <w:tc>
-          <w:tcPr>
-            <w:tcW w:w="0" w:type="auto"/>
-            <w:shd w:val="clear" w:color="auto" w:fill="EEF4FA"/>
-          </w:tcPr>
-          <w:p>
-            <w:pPr>
-              <w:rPr>
-                <w:sz w:val="15"/>
-              </w:rPr>
-            </w:pPr>
-            <w:r>
-              <w:rPr>
-                <w:sz w:val="15"/>
-              </w:rPr>
-              <w:t>Partially Qualified</w:t>
-            </w:r>
+            <w:proofErr w:type="spellEnd"/>
+          </w:p>
+        </w:tc>
+        <w:tc>
+          <w:tcPr>
+            <w:tcW w:w="0" w:type="auto"/>
+            <w:shd w:val="clear" w:color="auto" w:fill="EEF4FA"/>
+          </w:tcPr>
+          <w:p>
+            <w:pPr>
+              <w:rPr>
+                <w:sz w:val="15"/>
+              </w:rPr>
+            </w:pPr>
+            <w:proofErr w:type="spellStart"/>
+            <w:r>
+              <w:rPr>
+                <w:sz w:val="15"/>
+              </w:rPr>
+              <w:t>Partially</w:t>
+            </w:r>
+            <w:proofErr w:type="spellEnd"/>
+            <w:r>
+              <w:rPr>
+                <w:sz w:val="15"/>
+              </w:rPr>
+              <w:t xml:space="preserve"> </w:t>
+            </w:r>
+            <w:proofErr w:type="spellStart"/>
+            <w:r>
+              <w:rPr>
+                <w:sz w:val="15"/>
+              </w:rPr>
+              <w:t>Qualified</w:t>
+            </w:r>
+            <w:proofErr w:type="spellEnd"/>
           </w:p>
         </w:tc>
         <w:tc>
@@ -14859,33 +17833,57 @@
                 <w:sz w:val="15"/>
               </w:rPr>
             </w:pPr>
-            <w:r>
-              <w:rPr>
-                <w:sz w:val="15"/>
-              </w:rPr>
-              <w:t>Partially Qualified</w:t>
-            </w:r>
-          </w:p>
-        </w:tc>
-        <w:tc>
-          <w:tcPr>
-            <w:tcW w:w="0" w:type="auto"/>
-            <w:tcBorders>
-              <w:bottom w:val="single" w:sz="4" w:space="0" w:color="auto"/>
-            </w:tcBorders>
-          </w:tcPr>
-          <w:p>
-            <w:pPr>
-              <w:rPr>
-                <w:sz w:val="15"/>
-              </w:rPr>
-            </w:pPr>
-            <w:r>
-              <w:rPr>
-                <w:sz w:val="15"/>
-              </w:rPr>
-              <w:t>Not Qualified</w:t>
-            </w:r>
+            <w:proofErr w:type="spellStart"/>
+            <w:r>
+              <w:rPr>
+                <w:sz w:val="15"/>
+              </w:rPr>
+              <w:t>Partially</w:t>
+            </w:r>
+            <w:proofErr w:type="spellEnd"/>
+            <w:r>
+              <w:rPr>
+                <w:sz w:val="15"/>
+              </w:rPr>
+              <w:t xml:space="preserve"> </w:t>
+            </w:r>
+            <w:proofErr w:type="spellStart"/>
+            <w:r>
+              <w:rPr>
+                <w:sz w:val="15"/>
+              </w:rPr>
+              <w:t>Qualified</w:t>
+            </w:r>
+            <w:proofErr w:type="spellEnd"/>
+          </w:p>
+        </w:tc>
+        <w:tc>
+          <w:tcPr>
+            <w:tcW w:w="0" w:type="auto"/>
+            <w:tcBorders>
+              <w:bottom w:val="single" w:sz="4" w:space="0" w:color="auto"/>
+            </w:tcBorders>
+          </w:tcPr>
+          <w:p>
+            <w:pPr>
+              <w:rPr>
+                <w:sz w:val="15"/>
+              </w:rPr>
+            </w:pPr>
+            <w:r>
+              <w:rPr>
+                <w:sz w:val="15"/>
+              </w:rPr>
+              <w:t xml:space="preserve">Not </w:t>
+            </w:r>
+            <w:proofErr w:type="spellStart"/>
+            <w:r>
+              <w:rPr>
+                <w:sz w:val="15"/>
+              </w:rPr>
+              <w:t>Qualified</w:t>
+            </w:r>
+            <w:proofErr w:type="spellEnd"/>
           </w:p>
         </w:tc>
         <w:tc>
@@ -14987,31 +17985,55 @@
                 <w:sz w:val="15"/>
               </w:rPr>
             </w:pPr>
-            <w:r>
-              <w:rPr>
-                <w:sz w:val="15"/>
-              </w:rPr>
-              <w:t>Partially Qualified</w:t>
-            </w:r>
-          </w:p>
-        </w:tc>
-        <w:tc>
-          <w:tcPr>
-            <w:tcW w:w="0" w:type="auto"/>
-            <w:shd w:val="clear" w:color="auto" w:fill="EEF4FA"/>
-          </w:tcPr>
-          <w:p>
-            <w:pPr>
-              <w:rPr>
-                <w:sz w:val="15"/>
-              </w:rPr>
-            </w:pPr>
-            <w:r>
-              <w:rPr>
-                <w:sz w:val="15"/>
-              </w:rPr>
-              <w:t>Not Qualified</w:t>
-            </w:r>
+            <w:proofErr w:type="spellStart"/>
+            <w:r>
+              <w:rPr>
+                <w:sz w:val="15"/>
+              </w:rPr>
+              <w:t>Partially</w:t>
+            </w:r>
+            <w:proofErr w:type="spellEnd"/>
+            <w:r>
+              <w:rPr>
+                <w:sz w:val="15"/>
+              </w:rPr>
+              <w:t xml:space="preserve"> </w:t>
+            </w:r>
+            <w:proofErr w:type="spellStart"/>
+            <w:r>
+              <w:rPr>
+                <w:sz w:val="15"/>
+              </w:rPr>
+              <w:t>Qualified</w:t>
+            </w:r>
+            <w:proofErr w:type="spellEnd"/>
+          </w:p>
+        </w:tc>
+        <w:tc>
+          <w:tcPr>
+            <w:tcW w:w="0" w:type="auto"/>
+            <w:shd w:val="clear" w:color="auto" w:fill="EEF4FA"/>
+          </w:tcPr>
+          <w:p>
+            <w:pPr>
+              <w:rPr>
+                <w:sz w:val="15"/>
+              </w:rPr>
+            </w:pPr>
+            <w:r>
+              <w:rPr>
+                <w:sz w:val="15"/>
+              </w:rPr>
+              <w:t xml:space="preserve">Not </w:t>
+            </w:r>
+            <w:proofErr w:type="spellStart"/>
+            <w:r>
+              <w:rPr>
+                <w:sz w:val="15"/>
+              </w:rPr>
+              <w:t>Qualified</w:t>
+            </w:r>
+            <w:proofErr w:type="spellEnd"/>
           </w:p>
         </w:tc>
         <w:tc>
@@ -15110,33 +18132,51 @@
                 <w:sz w:val="15"/>
               </w:rPr>
             </w:pPr>
+            <w:proofErr w:type="spellStart"/>
             <w:r>
               <w:rPr>
                 <w:sz w:val="15"/>
               </w:rPr>
               <w:t>Qualified</w:t>
             </w:r>
-          </w:p>
-        </w:tc>
-        <w:tc>
-          <w:tcPr>
-            <w:tcW w:w="0" w:type="auto"/>
-            <w:tcBorders>
-              <w:bottom w:val="single" w:sz="4" w:space="0" w:color="auto"/>
-            </w:tcBorders>
-          </w:tcPr>
-          <w:p>
-            <w:pPr>
-              <w:rPr>
-                <w:sz w:val="15"/>
-              </w:rPr>
-            </w:pPr>
-            <w:r>
-              <w:rPr>
-                <w:sz w:val="15"/>
-              </w:rPr>
-              <w:t>Partially Qualified</w:t>
-            </w:r>
+            <w:proofErr w:type="spellEnd"/>
+          </w:p>
+        </w:tc>
+        <w:tc>
+          <w:tcPr>
+            <w:tcW w:w="0" w:type="auto"/>
+            <w:tcBorders>
+              <w:bottom w:val="single" w:sz="4" w:space="0" w:color="auto"/>
+            </w:tcBorders>
+          </w:tcPr>
+          <w:p>
+            <w:pPr>
+              <w:rPr>
+                <w:sz w:val="15"/>
+              </w:rPr>
+            </w:pPr>
+            <w:proofErr w:type="spellStart"/>
+            <w:r>
+              <w:rPr>
+                <w:sz w:val="15"/>
+              </w:rPr>
+              <w:t>Partially</w:t>
+            </w:r>
+            <w:proofErr w:type="spellEnd"/>
+            <w:r>
+              <w:rPr>
+                <w:sz w:val="15"/>
+              </w:rPr>
+              <w:t xml:space="preserve"> </w:t>
+            </w:r>
+            <w:proofErr w:type="spellStart"/>
+            <w:r>
+              <w:rPr>
+                <w:sz w:val="15"/>
+              </w:rPr>
+              <w:t>Qualified</w:t>
+            </w:r>
+            <w:proofErr w:type="spellEnd"/>
           </w:p>
         </w:tc>
         <w:tc>
@@ -15237,31 +18277,49 @@
                 <w:sz w:val="15"/>
               </w:rPr>
             </w:pPr>
+            <w:proofErr w:type="spellStart"/>
             <w:r>
               <w:rPr>
                 <w:sz w:val="15"/>
               </w:rPr>
               <w:t>Qualified</w:t>
             </w:r>
-          </w:p>
-        </w:tc>
-        <w:tc>
-          <w:tcPr>
-            <w:tcW w:w="0" w:type="auto"/>
-            <w:shd w:val="clear" w:color="auto" w:fill="EEF4FA"/>
-          </w:tcPr>
-          <w:p>
-            <w:pPr>
-              <w:rPr>
-                <w:sz w:val="15"/>
-              </w:rPr>
-            </w:pPr>
-            <w:r>
-              <w:rPr>
-                <w:sz w:val="15"/>
-              </w:rPr>
-              <w:t>Partially Qualified</w:t>
-            </w:r>
+            <w:proofErr w:type="spellEnd"/>
+          </w:p>
+        </w:tc>
+        <w:tc>
+          <w:tcPr>
+            <w:tcW w:w="0" w:type="auto"/>
+            <w:shd w:val="clear" w:color="auto" w:fill="EEF4FA"/>
+          </w:tcPr>
+          <w:p>
+            <w:pPr>
+              <w:rPr>
+                <w:sz w:val="15"/>
+              </w:rPr>
+            </w:pPr>
+            <w:proofErr w:type="spellStart"/>
+            <w:r>
+              <w:rPr>
+                <w:sz w:val="15"/>
+              </w:rPr>
+              <w:t>Partially</w:t>
+            </w:r>
+            <w:proofErr w:type="spellEnd"/>
+            <w:r>
+              <w:rPr>
+                <w:sz w:val="15"/>
+              </w:rPr>
+              <w:t xml:space="preserve"> </w:t>
+            </w:r>
+            <w:proofErr w:type="spellStart"/>
+            <w:r>
+              <w:rPr>
+                <w:sz w:val="15"/>
+              </w:rPr>
+              <w:t>Qualified</w:t>
+            </w:r>
+            <w:proofErr w:type="spellEnd"/>
           </w:p>
         </w:tc>
         <w:tc>
@@ -15360,33 +18418,57 @@
                 <w:sz w:val="15"/>
               </w:rPr>
             </w:pPr>
-            <w:r>
-              <w:rPr>
-                <w:sz w:val="15"/>
-              </w:rPr>
-              <w:t>Partially Qualified</w:t>
-            </w:r>
-          </w:p>
-        </w:tc>
-        <w:tc>
-          <w:tcPr>
-            <w:tcW w:w="0" w:type="auto"/>
-            <w:tcBorders>
-              <w:bottom w:val="single" w:sz="4" w:space="0" w:color="auto"/>
-            </w:tcBorders>
-          </w:tcPr>
-          <w:p>
-            <w:pPr>
-              <w:rPr>
-                <w:sz w:val="15"/>
-              </w:rPr>
-            </w:pPr>
-            <w:r>
-              <w:rPr>
-                <w:sz w:val="15"/>
-              </w:rPr>
-              <w:t>Not Qualified</w:t>
-            </w:r>
+            <w:proofErr w:type="spellStart"/>
+            <w:r>
+              <w:rPr>
+                <w:sz w:val="15"/>
+              </w:rPr>
+              <w:t>Partially</w:t>
+            </w:r>
+            <w:proofErr w:type="spellEnd"/>
+            <w:r>
+              <w:rPr>
+                <w:sz w:val="15"/>
+              </w:rPr>
+              <w:t xml:space="preserve"> </w:t>
+            </w:r>
+            <w:proofErr w:type="spellStart"/>
+            <w:r>
+              <w:rPr>
+                <w:sz w:val="15"/>
+              </w:rPr>
+              <w:t>Qualified</w:t>
+            </w:r>
+            <w:proofErr w:type="spellEnd"/>
+          </w:p>
+        </w:tc>
+        <w:tc>
+          <w:tcPr>
+            <w:tcW w:w="0" w:type="auto"/>
+            <w:tcBorders>
+              <w:bottom w:val="single" w:sz="4" w:space="0" w:color="auto"/>
+            </w:tcBorders>
+          </w:tcPr>
+          <w:p>
+            <w:pPr>
+              <w:rPr>
+                <w:sz w:val="15"/>
+              </w:rPr>
+            </w:pPr>
+            <w:r>
+              <w:rPr>
+                <w:sz w:val="15"/>
+              </w:rPr>
+              <w:t xml:space="preserve">Not </w:t>
+            </w:r>
+            <w:proofErr w:type="spellStart"/>
+            <w:r>
+              <w:rPr>
+                <w:sz w:val="15"/>
+              </w:rPr>
+              <w:t>Qualified</w:t>
+            </w:r>
+            <w:proofErr w:type="spellEnd"/>
           </w:p>
         </w:tc>
         <w:tc>
@@ -15487,31 +18569,55 @@
                 <w:sz w:val="15"/>
               </w:rPr>
             </w:pPr>
-            <w:r>
-              <w:rPr>
-                <w:sz w:val="15"/>
-              </w:rPr>
-              <w:t>Partially Qualified</w:t>
-            </w:r>
-          </w:p>
-        </w:tc>
-        <w:tc>
-          <w:tcPr>
-            <w:tcW w:w="0" w:type="auto"/>
-            <w:shd w:val="clear" w:color="auto" w:fill="EEF4FA"/>
-          </w:tcPr>
-          <w:p>
-            <w:pPr>
-              <w:rPr>
-                <w:sz w:val="15"/>
-              </w:rPr>
-            </w:pPr>
-            <w:r>
-              <w:rPr>
-                <w:sz w:val="15"/>
-              </w:rPr>
-              <w:t>Not Qualified</w:t>
-            </w:r>
+            <w:proofErr w:type="spellStart"/>
+            <w:r>
+              <w:rPr>
+                <w:sz w:val="15"/>
+              </w:rPr>
+              <w:t>Partially</w:t>
+            </w:r>
+            <w:proofErr w:type="spellEnd"/>
+            <w:r>
+              <w:rPr>
+                <w:sz w:val="15"/>
+              </w:rPr>
+              <w:t xml:space="preserve"> </w:t>
+            </w:r>
+            <w:proofErr w:type="spellStart"/>
+            <w:r>
+              <w:rPr>
+                <w:sz w:val="15"/>
+              </w:rPr>
+              <w:t>Qualified</w:t>
+            </w:r>
+            <w:proofErr w:type="spellEnd"/>
+          </w:p>
+        </w:tc>
+        <w:tc>
+          <w:tcPr>
+            <w:tcW w:w="0" w:type="auto"/>
+            <w:shd w:val="clear" w:color="auto" w:fill="EEF4FA"/>
+          </w:tcPr>
+          <w:p>
+            <w:pPr>
+              <w:rPr>
+                <w:sz w:val="15"/>
+              </w:rPr>
+            </w:pPr>
+            <w:r>
+              <w:rPr>
+                <w:sz w:val="15"/>
+              </w:rPr>
+              <w:t xml:space="preserve">Not </w:t>
+            </w:r>
+            <w:proofErr w:type="spellStart"/>
+            <w:r>
+              <w:rPr>
+                <w:sz w:val="15"/>
+              </w:rPr>
+              <w:t>Qualified</w:t>
+            </w:r>
+            <w:proofErr w:type="spellEnd"/>
           </w:p>
         </w:tc>
         <w:tc>
@@ -15610,33 +18716,57 @@
                 <w:sz w:val="15"/>
               </w:rPr>
             </w:pPr>
-            <w:r>
-              <w:rPr>
-                <w:sz w:val="15"/>
-              </w:rPr>
-              <w:t>Partially Qualified</w:t>
-            </w:r>
-          </w:p>
-        </w:tc>
-        <w:tc>
-          <w:tcPr>
-            <w:tcW w:w="0" w:type="auto"/>
-            <w:tcBorders>
-              <w:bottom w:val="single" w:sz="4" w:space="0" w:color="auto"/>
-            </w:tcBorders>
-          </w:tcPr>
-          <w:p>
-            <w:pPr>
-              <w:rPr>
-                <w:sz w:val="15"/>
-              </w:rPr>
-            </w:pPr>
-            <w:r>
-              <w:rPr>
-                <w:sz w:val="15"/>
-              </w:rPr>
-              <w:t>Not Qualified</w:t>
-            </w:r>
+            <w:proofErr w:type="spellStart"/>
+            <w:r>
+              <w:rPr>
+                <w:sz w:val="15"/>
+              </w:rPr>
+              <w:t>Partially</w:t>
+            </w:r>
+            <w:proofErr w:type="spellEnd"/>
+            <w:r>
+              <w:rPr>
+                <w:sz w:val="15"/>
+              </w:rPr>
+              <w:t xml:space="preserve"> </w:t>
+            </w:r>
+            <w:proofErr w:type="spellStart"/>
+            <w:r>
+              <w:rPr>
+                <w:sz w:val="15"/>
+              </w:rPr>
+              <w:t>Qualified</w:t>
+            </w:r>
+            <w:proofErr w:type="spellEnd"/>
+          </w:p>
+        </w:tc>
+        <w:tc>
+          <w:tcPr>
+            <w:tcW w:w="0" w:type="auto"/>
+            <w:tcBorders>
+              <w:bottom w:val="single" w:sz="4" w:space="0" w:color="auto"/>
+            </w:tcBorders>
+          </w:tcPr>
+          <w:p>
+            <w:pPr>
+              <w:rPr>
+                <w:sz w:val="15"/>
+              </w:rPr>
+            </w:pPr>
+            <w:r>
+              <w:rPr>
+                <w:sz w:val="15"/>
+              </w:rPr>
+              <w:t xml:space="preserve">Not </w:t>
+            </w:r>
+            <w:proofErr w:type="spellStart"/>
+            <w:r>
+              <w:rPr>
+                <w:sz w:val="15"/>
+              </w:rPr>
+              <w:t>Qualified</w:t>
+            </w:r>
+            <w:proofErr w:type="spellEnd"/>
           </w:p>
         </w:tc>
         <w:tc>
@@ -15737,31 +18867,49 @@
                 <w:sz w:val="15"/>
               </w:rPr>
             </w:pPr>
+            <w:proofErr w:type="spellStart"/>
             <w:r>
               <w:rPr>
                 <w:sz w:val="15"/>
               </w:rPr>
               <w:t>Qualified</w:t>
             </w:r>
-          </w:p>
-        </w:tc>
-        <w:tc>
-          <w:tcPr>
-            <w:tcW w:w="0" w:type="auto"/>
-            <w:shd w:val="clear" w:color="auto" w:fill="EEF4FA"/>
-          </w:tcPr>
-          <w:p>
-            <w:pPr>
-              <w:rPr>
-                <w:sz w:val="15"/>
-              </w:rPr>
-            </w:pPr>
-            <w:r>
-              <w:rPr>
-                <w:sz w:val="15"/>
-              </w:rPr>
-              <w:t>Partially Qualified</w:t>
-            </w:r>
+            <w:proofErr w:type="spellEnd"/>
+          </w:p>
+        </w:tc>
+        <w:tc>
+          <w:tcPr>
+            <w:tcW w:w="0" w:type="auto"/>
+            <w:shd w:val="clear" w:color="auto" w:fill="EEF4FA"/>
+          </w:tcPr>
+          <w:p>
+            <w:pPr>
+              <w:rPr>
+                <w:sz w:val="15"/>
+              </w:rPr>
+            </w:pPr>
+            <w:proofErr w:type="spellStart"/>
+            <w:r>
+              <w:rPr>
+                <w:sz w:val="15"/>
+              </w:rPr>
+              <w:t>Partially</w:t>
+            </w:r>
+            <w:proofErr w:type="spellEnd"/>
+            <w:r>
+              <w:rPr>
+                <w:sz w:val="15"/>
+              </w:rPr>
+              <w:t xml:space="preserve"> </w:t>
+            </w:r>
+            <w:proofErr w:type="spellStart"/>
+            <w:r>
+              <w:rPr>
+                <w:sz w:val="15"/>
+              </w:rPr>
+              <w:t>Qualified</w:t>
+            </w:r>
+            <w:proofErr w:type="spellEnd"/>
           </w:p>
         </w:tc>
         <w:tc>
@@ -15860,33 +19008,43 @@
                 <w:sz w:val="15"/>
               </w:rPr>
             </w:pPr>
+            <w:proofErr w:type="spellStart"/>
             <w:r>
               <w:rPr>
                 <w:sz w:val="15"/>
               </w:rPr>
               <w:t>Qualified</w:t>
             </w:r>
-          </w:p>
-        </w:tc>
-        <w:tc>
-          <w:tcPr>
-            <w:tcW w:w="0" w:type="auto"/>
-            <w:tcBorders>
-              <w:bottom w:val="single" w:sz="4" w:space="0" w:color="auto"/>
-            </w:tcBorders>
-          </w:tcPr>
-          <w:p>
-            <w:pPr>
-              <w:rPr>
-                <w:sz w:val="15"/>
-              </w:rPr>
-            </w:pPr>
-            <w:r>
-              <w:rPr>
-                <w:sz w:val="15"/>
-              </w:rPr>
-              <w:t>Not Qualified</w:t>
-            </w:r>
+            <w:proofErr w:type="spellEnd"/>
+          </w:p>
+        </w:tc>
+        <w:tc>
+          <w:tcPr>
+            <w:tcW w:w="0" w:type="auto"/>
+            <w:tcBorders>
+              <w:bottom w:val="single" w:sz="4" w:space="0" w:color="auto"/>
+            </w:tcBorders>
+          </w:tcPr>
+          <w:p>
+            <w:pPr>
+              <w:rPr>
+                <w:sz w:val="15"/>
+              </w:rPr>
+            </w:pPr>
+            <w:r>
+              <w:rPr>
+                <w:sz w:val="15"/>
+              </w:rPr>
+              <w:t xml:space="preserve">Not </w:t>
+            </w:r>
+            <w:proofErr w:type="spellStart"/>
+            <w:r>
+              <w:rPr>
+                <w:sz w:val="15"/>
+              </w:rPr>
+              <w:t>Qualified</w:t>
+            </w:r>
+            <w:proofErr w:type="spellEnd"/>
           </w:p>
         </w:tc>
         <w:tc>
@@ -15987,31 +19145,41 @@
                 <w:sz w:val="15"/>
               </w:rPr>
             </w:pPr>
+            <w:proofErr w:type="spellStart"/>
             <w:r>
               <w:rPr>
                 <w:sz w:val="15"/>
               </w:rPr>
               <w:t>Qualified</w:t>
             </w:r>
-          </w:p>
-        </w:tc>
-        <w:tc>
-          <w:tcPr>
-            <w:tcW w:w="0" w:type="auto"/>
-            <w:shd w:val="clear" w:color="auto" w:fill="EEF4FA"/>
-          </w:tcPr>
-          <w:p>
-            <w:pPr>
-              <w:rPr>
-                <w:sz w:val="15"/>
-              </w:rPr>
-            </w:pPr>
-            <w:r>
-              <w:rPr>
-                <w:sz w:val="15"/>
-              </w:rPr>
-              <w:t>Not Qualified</w:t>
-            </w:r>
+            <w:proofErr w:type="spellEnd"/>
+          </w:p>
+        </w:tc>
+        <w:tc>
+          <w:tcPr>
+            <w:tcW w:w="0" w:type="auto"/>
+            <w:shd w:val="clear" w:color="auto" w:fill="EEF4FA"/>
+          </w:tcPr>
+          <w:p>
+            <w:pPr>
+              <w:rPr>
+                <w:sz w:val="15"/>
+              </w:rPr>
+            </w:pPr>
+            <w:r>
+              <w:rPr>
+                <w:sz w:val="15"/>
+              </w:rPr>
+              <w:t xml:space="preserve">Not </w:t>
+            </w:r>
+            <w:proofErr w:type="spellStart"/>
+            <w:r>
+              <w:rPr>
+                <w:sz w:val="15"/>
+              </w:rPr>
+              <w:t>Qualified</w:t>
+            </w:r>
+            <w:proofErr w:type="spellEnd"/>
           </w:p>
         </w:tc>
         <w:tc>
@@ -16104,30 +19272,40 @@
                 <w:sz w:val="15"/>
               </w:rPr>
             </w:pPr>
+            <w:proofErr w:type="spellStart"/>
             <w:r>
               <w:rPr>
                 <w:sz w:val="15"/>
               </w:rPr>
               <w:t>Qualified</w:t>
             </w:r>
-          </w:p>
-        </w:tc>
-        <w:tc>
-          <w:tcPr>
-            <w:tcW w:w="0" w:type="auto"/>
-          </w:tcPr>
-          <w:p>
-            <w:pPr>
-              <w:rPr>
-                <w:sz w:val="15"/>
-              </w:rPr>
-            </w:pPr>
-            <w:r>
-              <w:rPr>
-                <w:sz w:val="15"/>
-              </w:rPr>
-              <w:t>Not Qualified</w:t>
-            </w:r>
+            <w:proofErr w:type="spellEnd"/>
+          </w:p>
+        </w:tc>
+        <w:tc>
+          <w:tcPr>
+            <w:tcW w:w="0" w:type="auto"/>
+          </w:tcPr>
+          <w:p>
+            <w:pPr>
+              <w:rPr>
+                <w:sz w:val="15"/>
+              </w:rPr>
+            </w:pPr>
+            <w:r>
+              <w:rPr>
+                <w:sz w:val="15"/>
+              </w:rPr>
+              <w:t xml:space="preserve">Not </w:t>
+            </w:r>
+            <w:proofErr w:type="spellStart"/>
+            <w:r>
+              <w:rPr>
+                <w:sz w:val="15"/>
+              </w:rPr>
+              <w:t>Qualified</w:t>
+            </w:r>
+            <w:proofErr w:type="spellEnd"/>
           </w:p>
         </w:tc>
         <w:tc>
@@ -16271,6 +19449,7 @@
       <w:framePr w:wrap="around" w:vAnchor="text" w:hAnchor="margin" w:xAlign="right" w:y="1"/>
       <w:rPr>
         <w:rStyle w:val="PageNumber"/>
+        <w:lang w:val="en-US"/>
       </w:rPr>
     </w:pPr>
     <w:r>
@@ -16282,6 +19461,7 @@
     <w:r>
       <w:rPr>
         <w:rStyle w:val="PageNumber"/>
+        <w:lang w:val="en-US"/>
       </w:rPr>
       <w:instrText xml:space="preserve"> PAGE </w:instrText>
     </w:r>
@@ -16295,6 +19475,7 @@
       <w:rPr>
         <w:rStyle w:val="PageNumber"/>
         <w:noProof/>
+        <w:lang w:val="en-US"/>
       </w:rPr>
       <w:t>1</w:t>
     </w:r>
@@ -16313,12 +19494,14 @@
       <w:rPr>
         <w:color w:val="64748B"/>
         <w:sz w:val="16"/>
+        <w:lang w:val="en-US"/>
       </w:rPr>
     </w:pPr>
     <w:r>
       <w:rPr>
         <w:color w:val="64748B"/>
         <w:sz w:val="16"/>
+        <w:lang w:val="en-US"/>
       </w:rPr>
       <w:t xml:space="preserve">RF-DETR microscopy quality assessment — combined results  |  </w:t>
     </w:r>
